--- a/skills/yao-geo-execution-roadmap/examples/lingxu-demo/lingxu-cn-yao-geo-execution-roadmap.docx
+++ b/skills/yao-geo-execution-roadmap/examples/lingxu-demo/lingxu-cn-yao-geo-execution-roadmap.docx
@@ -23,12 +23,12 @@
           <w:right w:w="120" w:type="dxa"/>
         </w:tblCellMar>
         <w:tblBorders>
-          <w:top w:val="single" w:sz="4" w:color="D9DEE8"/>
-          <w:left w:val="single" w:sz="4" w:color="D9DEE8"/>
-          <w:bottom w:val="single" w:sz="4" w:color="D9DEE8"/>
-          <w:right w:val="single" w:sz="4" w:color="D9DEE8"/>
-          <w:insideH w:val="single" w:sz="4" w:color="D9DEE8"/>
-          <w:insideV w:val="single" w:sz="4" w:color="D9DEE8"/>
+          <w:top w:val="single" w:sz="4" w:color="E8E5DA"/>
+          <w:left w:val="single" w:sz="4" w:color="E8E5DA"/>
+          <w:bottom w:val="single" w:sz="4" w:color="E8E5DA"/>
+          <w:right w:val="single" w:sz="4" w:color="E8E5DA"/>
+          <w:insideH w:val="single" w:sz="4" w:color="E8E5DA"/>
+          <w:insideV w:val="single" w:sz="4" w:color="E8E5DA"/>
         </w:tblBorders>
       </w:tblPr>
       <w:tblGrid>
@@ -39,7 +39,7 @@
         <w:tc>
           <w:tcPr>
             <w:tcW w:w="1650" w:type="dxa"/>
-            <w:shd w:fill="F6F8FB"/>
+            <w:shd w:fill="FAF9F5"/>
             <w:vAlign w:val="center"/>
           </w:tcPr>
           <w:p>
@@ -59,7 +59,7 @@
         <w:tc>
           <w:tcPr>
             <w:tcW w:w="7988" w:type="dxa"/>
-            <w:shd w:fill="F6F8FB"/>
+            <w:shd w:fill="FAF9F5"/>
             <w:vAlign w:val="center"/>
           </w:tcPr>
           <w:p>
@@ -262,7 +262,7 @@
                 <w:sz w:val="17"/>
                 <w:szCs w:val="17"/>
               </w:rPr>
-              <w:t xml:space="preserve">2026-​05-​19</w:t>
+              <w:t xml:space="preserve">2026-​05-​21</w:t>
             </w:r>
           </w:p>
         </w:tc>
@@ -361,12 +361,12 @@
           <w:right w:w="120" w:type="dxa"/>
         </w:tblCellMar>
         <w:tblBorders>
-          <w:top w:val="single" w:sz="4" w:color="D9DEE8"/>
-          <w:left w:val="single" w:sz="4" w:color="D9DEE8"/>
-          <w:bottom w:val="single" w:sz="4" w:color="D9DEE8"/>
-          <w:right w:val="single" w:sz="4" w:color="D9DEE8"/>
-          <w:insideH w:val="single" w:sz="4" w:color="D9DEE8"/>
-          <w:insideV w:val="single" w:sz="4" w:color="D9DEE8"/>
+          <w:top w:val="single" w:sz="4" w:color="E8E5DA"/>
+          <w:left w:val="single" w:sz="4" w:color="E8E5DA"/>
+          <w:bottom w:val="single" w:sz="4" w:color="E8E5DA"/>
+          <w:right w:val="single" w:sz="4" w:color="E8E5DA"/>
+          <w:insideH w:val="single" w:sz="4" w:color="E8E5DA"/>
+          <w:insideV w:val="single" w:sz="4" w:color="E8E5DA"/>
         </w:tblBorders>
       </w:tblPr>
       <w:tblGrid>
@@ -377,7 +377,7 @@
         <w:tc>
           <w:tcPr>
             <w:tcW w:w="4550" w:type="dxa"/>
-            <w:shd w:fill="F6F8FB"/>
+            <w:shd w:fill="FAF9F5"/>
             <w:vAlign w:val="center"/>
           </w:tcPr>
           <w:p>
@@ -397,7 +397,7 @@
         <w:tc>
           <w:tcPr>
             <w:tcW w:w="5088" w:type="dxa"/>
-            <w:shd w:fill="F6F8FB"/>
+            <w:shd w:fill="FAF9F5"/>
             <w:vAlign w:val="center"/>
           </w:tcPr>
           <w:p>
@@ -487,6 +487,2106 @@
                 <w:szCs w:val="17"/>
               </w:rPr>
               <w:t xml:space="preserve">围绕选型、价格、实施、案例和风险建立内容矩阵。</w:t>
+            </w:r>
+          </w:p>
+        </w:tc>
+      </w:tr>
+    </w:tbl>
+    <w:p>
+      <w:pPr>
+        <w:pStyle w:val="Heading1"/>
+        <w:keepNext/>
+        <w:spacing w:before="260" w:after="120" w:line="300" w:lineRule="auto"/>
+      </w:pPr>
+      <w:r>
+        <w:t xml:space="preserve">真实数据能力与采集计划</w:t>
+      </w:r>
+    </w:p>
+    <w:tbl>
+      <w:tblPr>
+        <w:tblW w:w="9638" w:type="dxa"/>
+        <w:tblLayout w:type="fixed"/>
+        <w:tblCellMar>
+          <w:top w:w="90" w:type="dxa"/>
+          <w:left w:w="120" w:type="dxa"/>
+          <w:bottom w:w="90" w:type="dxa"/>
+          <w:right w:w="120" w:type="dxa"/>
+        </w:tblCellMar>
+        <w:tblBorders>
+          <w:top w:val="single" w:sz="4" w:color="E8E5DA"/>
+          <w:left w:val="single" w:sz="4" w:color="E8E5DA"/>
+          <w:bottom w:val="single" w:sz="4" w:color="E8E5DA"/>
+          <w:right w:val="single" w:sz="4" w:color="E8E5DA"/>
+          <w:insideH w:val="single" w:sz="4" w:color="E8E5DA"/>
+          <w:insideV w:val="single" w:sz="4" w:color="E8E5DA"/>
+        </w:tblBorders>
+      </w:tblPr>
+      <w:tblGrid>
+        <w:gridCol w:w="1700"/>
+        <w:gridCol w:w="7938"/>
+      </w:tblGrid>
+      <w:tr>
+        <w:tc>
+          <w:tcPr>
+            <w:tcW w:w="1700" w:type="dxa"/>
+            <w:shd w:fill="FAF9F5"/>
+            <w:vAlign w:val="center"/>
+          </w:tcPr>
+          <w:p>
+            <w:pPr>
+              <w:spacing w:before="0" w:after="60" w:line="280" w:lineRule="auto"/>
+            </w:pPr>
+            <w:r>
+              <w:rPr>
+                <w:b/>
+                <w:sz w:val="17"/>
+                <w:szCs w:val="17"/>
+              </w:rPr>
+              <w:t xml:space="preserve">字段</w:t>
+            </w:r>
+          </w:p>
+        </w:tc>
+        <w:tc>
+          <w:tcPr>
+            <w:tcW w:w="7938" w:type="dxa"/>
+            <w:shd w:fill="FAF9F5"/>
+            <w:vAlign w:val="center"/>
+          </w:tcPr>
+          <w:p>
+            <w:pPr>
+              <w:spacing w:before="0" w:after="60" w:line="280" w:lineRule="auto"/>
+            </w:pPr>
+            <w:r>
+              <w:rPr>
+                <w:b/>
+                <w:sz w:val="17"/>
+                <w:szCs w:val="17"/>
+              </w:rPr>
+              <w:t xml:space="preserve">内容</w:t>
+            </w:r>
+          </w:p>
+        </w:tc>
+      </w:tr>
+      <w:tr>
+        <w:tc>
+          <w:tcPr>
+            <w:tcW w:w="1700" w:type="dxa"/>
+            <w:vAlign w:val="center"/>
+          </w:tcPr>
+          <w:p>
+            <w:pPr>
+              <w:spacing w:before="0" w:after="60" w:line="280" w:lineRule="auto"/>
+            </w:pPr>
+            <w:r>
+              <w:rPr>
+                <w:sz w:val="17"/>
+                <w:szCs w:val="17"/>
+              </w:rPr>
+              <w:t xml:space="preserve">数据模式</w:t>
+            </w:r>
+          </w:p>
+        </w:tc>
+        <w:tc>
+          <w:tcPr>
+            <w:tcW w:w="7938" w:type="dxa"/>
+            <w:vAlign w:val="center"/>
+          </w:tcPr>
+          <w:p>
+            <w:pPr>
+              <w:spacing w:before="0" w:after="60" w:line="280" w:lineRule="auto"/>
+            </w:pPr>
+            <w:r>
+              <w:rPr>
+                <w:sz w:val="17"/>
+                <w:szCs w:val="17"/>
+              </w:rPr>
+              <w:t xml:space="preserve">匿名示例数据 + 真实项目导入模板</w:t>
+            </w:r>
+          </w:p>
+        </w:tc>
+      </w:tr>
+      <w:tr>
+        <w:tc>
+          <w:tcPr>
+            <w:tcW w:w="1700" w:type="dxa"/>
+            <w:vAlign w:val="center"/>
+          </w:tcPr>
+          <w:p>
+            <w:pPr>
+              <w:spacing w:before="0" w:after="60" w:line="280" w:lineRule="auto"/>
+            </w:pPr>
+            <w:r>
+              <w:rPr>
+                <w:sz w:val="17"/>
+                <w:szCs w:val="17"/>
+              </w:rPr>
+              <w:t xml:space="preserve">真实数据能力边界</w:t>
+            </w:r>
+          </w:p>
+        </w:tc>
+        <w:tc>
+          <w:tcPr>
+            <w:tcW w:w="7938" w:type="dxa"/>
+            <w:vAlign w:val="center"/>
+          </w:tcPr>
+          <w:p>
+            <w:pPr>
+              <w:spacing w:before="0" w:after="60" w:line="280" w:lineRule="auto"/>
+            </w:pPr>
+            <w:r>
+              <w:rPr>
+                <w:sz w:val="17"/>
+                <w:szCs w:val="17"/>
+              </w:rPr>
+              <w:t xml:space="preserve">当前 Lingxu 样例是匿名化演示，不代表真实客户；真实项目可接入用户提供的诊断、官网来源、平台采样表、CRM 和案例授权材料。</w:t>
+            </w:r>
+          </w:p>
+        </w:tc>
+      </w:tr>
+      <w:tr>
+        <w:tc>
+          <w:tcPr>
+            <w:tcW w:w="1700" w:type="dxa"/>
+            <w:vAlign w:val="center"/>
+          </w:tcPr>
+          <w:p>
+            <w:pPr>
+              <w:spacing w:before="0" w:after="60" w:line="280" w:lineRule="auto"/>
+            </w:pPr>
+            <w:r>
+              <w:rPr>
+                <w:sz w:val="17"/>
+                <w:szCs w:val="17"/>
+              </w:rPr>
+              <w:t xml:space="preserve">公开来源策略</w:t>
+            </w:r>
+          </w:p>
+        </w:tc>
+        <w:tc>
+          <w:tcPr>
+            <w:tcW w:w="7938" w:type="dxa"/>
+            <w:vAlign w:val="center"/>
+          </w:tcPr>
+          <w:p>
+            <w:pPr>
+              <w:spacing w:before="0" w:after="60" w:line="280" w:lineRule="auto"/>
+            </w:pPr>
+            <w:r>
+              <w:rPr>
+                <w:sz w:val="17"/>
+                <w:szCs w:val="17"/>
+              </w:rPr>
+              <w:t xml:space="preserve">真实项目优先官网、官方文档、资质页面、媒体报道和可追溯第三方来源；匿名样例只展示字段结构。</w:t>
+            </w:r>
+          </w:p>
+        </w:tc>
+      </w:tr>
+      <w:tr>
+        <w:tc>
+          <w:tcPr>
+            <w:tcW w:w="1700" w:type="dxa"/>
+            <w:vAlign w:val="center"/>
+          </w:tcPr>
+          <w:p>
+            <w:pPr>
+              <w:spacing w:before="0" w:after="60" w:line="280" w:lineRule="auto"/>
+            </w:pPr>
+            <w:r>
+              <w:rPr>
+                <w:sz w:val="17"/>
+                <w:szCs w:val="17"/>
+              </w:rPr>
+              <w:t xml:space="preserve">平台采样策略</w:t>
+            </w:r>
+          </w:p>
+        </w:tc>
+        <w:tc>
+          <w:tcPr>
+            <w:tcW w:w="7938" w:type="dxa"/>
+            <w:vAlign w:val="center"/>
+          </w:tcPr>
+          <w:p>
+            <w:pPr>
+              <w:spacing w:before="0" w:after="60" w:line="280" w:lineRule="auto"/>
+            </w:pPr>
+            <w:r>
+              <w:rPr>
+                <w:sz w:val="17"/>
+                <w:szCs w:val="17"/>
+              </w:rPr>
+              <w:t xml:space="preserve">五个平台采样需由用户授权账号或人工采样表导入，本示例不声称已有真实平台答案。</w:t>
+            </w:r>
+          </w:p>
+        </w:tc>
+      </w:tr>
+      <w:tr>
+        <w:tc>
+          <w:tcPr>
+            <w:tcW w:w="1700" w:type="dxa"/>
+            <w:vAlign w:val="center"/>
+          </w:tcPr>
+          <w:p>
+            <w:pPr>
+              <w:spacing w:before="0" w:after="60" w:line="280" w:lineRule="auto"/>
+            </w:pPr>
+            <w:r>
+              <w:rPr>
+                <w:sz w:val="17"/>
+                <w:szCs w:val="17"/>
+              </w:rPr>
+              <w:t xml:space="preserve">最后核验日期</w:t>
+            </w:r>
+          </w:p>
+        </w:tc>
+        <w:tc>
+          <w:tcPr>
+            <w:tcW w:w="7938" w:type="dxa"/>
+            <w:vAlign w:val="center"/>
+          </w:tcPr>
+          <w:p>
+            <w:pPr>
+              <w:spacing w:before="0" w:after="60" w:line="280" w:lineRule="auto"/>
+            </w:pPr>
+            <w:r>
+              <w:rPr>
+                <w:sz w:val="17"/>
+                <w:szCs w:val="17"/>
+              </w:rPr>
+              <w:t xml:space="preserve">2026-​05-​21</w:t>
+            </w:r>
+          </w:p>
+        </w:tc>
+      </w:tr>
+    </w:tbl>
+    <w:tbl>
+      <w:tblPr>
+        <w:tblW w:w="9638" w:type="dxa"/>
+        <w:tblLayout w:type="fixed"/>
+        <w:tblCellMar>
+          <w:top w:w="90" w:type="dxa"/>
+          <w:left w:w="120" w:type="dxa"/>
+          <w:bottom w:w="90" w:type="dxa"/>
+          <w:right w:w="120" w:type="dxa"/>
+        </w:tblCellMar>
+        <w:tblBorders>
+          <w:top w:val="single" w:sz="4" w:color="E8E5DA"/>
+          <w:left w:val="single" w:sz="4" w:color="E8E5DA"/>
+          <w:bottom w:val="single" w:sz="4" w:color="E8E5DA"/>
+          <w:right w:val="single" w:sz="4" w:color="E8E5DA"/>
+          <w:insideH w:val="single" w:sz="4" w:color="E8E5DA"/>
+          <w:insideV w:val="single" w:sz="4" w:color="E8E5DA"/>
+        </w:tblBorders>
+      </w:tblPr>
+      <w:tblGrid>
+        <w:gridCol w:w="2100"/>
+        <w:gridCol w:w="2850"/>
+        <w:gridCol w:w="3000"/>
+        <w:gridCol w:w="1688"/>
+      </w:tblGrid>
+      <w:tr>
+        <w:tc>
+          <w:tcPr>
+            <w:tcW w:w="2100" w:type="dxa"/>
+            <w:shd w:fill="FAF9F5"/>
+            <w:vAlign w:val="center"/>
+          </w:tcPr>
+          <w:p>
+            <w:pPr>
+              <w:spacing w:before="0" w:after="60" w:line="280" w:lineRule="auto"/>
+            </w:pPr>
+            <w:r>
+              <w:rPr>
+                <w:b/>
+                <w:sz w:val="16"/>
+                <w:szCs w:val="16"/>
+              </w:rPr>
+              <w:t xml:space="preserve">数据需求</w:t>
+            </w:r>
+          </w:p>
+        </w:tc>
+        <w:tc>
+          <w:tcPr>
+            <w:tcW w:w="2850" w:type="dxa"/>
+            <w:shd w:fill="FAF9F5"/>
+            <w:vAlign w:val="center"/>
+          </w:tcPr>
+          <w:p>
+            <w:pPr>
+              <w:spacing w:before="0" w:after="60" w:line="280" w:lineRule="auto"/>
+            </w:pPr>
+            <w:r>
+              <w:rPr>
+                <w:b/>
+                <w:sz w:val="16"/>
+                <w:szCs w:val="16"/>
+              </w:rPr>
+              <w:t xml:space="preserve">状态与获取方式</w:t>
+            </w:r>
+          </w:p>
+        </w:tc>
+        <w:tc>
+          <w:tcPr>
+            <w:tcW w:w="3000" w:type="dxa"/>
+            <w:shd w:fill="FAF9F5"/>
+            <w:vAlign w:val="center"/>
+          </w:tcPr>
+          <w:p>
+            <w:pPr>
+              <w:spacing w:before="0" w:after="60" w:line="280" w:lineRule="auto"/>
+            </w:pPr>
+            <w:r>
+              <w:rPr>
+                <w:b/>
+                <w:sz w:val="16"/>
+                <w:szCs w:val="16"/>
+              </w:rPr>
+              <w:t xml:space="preserve">来源与新鲜度</w:t>
+            </w:r>
+          </w:p>
+        </w:tc>
+        <w:tc>
+          <w:tcPr>
+            <w:tcW w:w="1688" w:type="dxa"/>
+            <w:shd w:fill="FAF9F5"/>
+            <w:vAlign w:val="center"/>
+          </w:tcPr>
+          <w:p>
+            <w:pPr>
+              <w:spacing w:before="0" w:after="60" w:line="280" w:lineRule="auto"/>
+            </w:pPr>
+            <w:r>
+              <w:rPr>
+                <w:b/>
+                <w:sz w:val="16"/>
+                <w:szCs w:val="16"/>
+              </w:rPr>
+              <w:t xml:space="preserve">责任与验收</w:t>
+            </w:r>
+          </w:p>
+        </w:tc>
+      </w:tr>
+      <w:tr>
+        <w:tc>
+          <w:tcPr>
+            <w:tcW w:w="2100" w:type="dxa"/>
+            <w:vAlign w:val="center"/>
+          </w:tcPr>
+          <w:p>
+            <w:pPr>
+              <w:spacing w:before="0" w:after="60" w:line="280" w:lineRule="auto"/>
+            </w:pPr>
+            <w:r>
+              <w:rPr>
+                <w:sz w:val="16"/>
+                <w:szCs w:val="16"/>
+              </w:rPr>
+              <w:t xml:space="preserve">品牌官网与产品事实</w:t>
+            </w:r>
+          </w:p>
+        </w:tc>
+        <w:tc>
+          <w:tcPr>
+            <w:tcW w:w="2850" w:type="dxa"/>
+            <w:vAlign w:val="center"/>
+          </w:tcPr>
+          <w:p>
+            <w:pPr>
+              <w:spacing w:before="0" w:after="60" w:line="280" w:lineRule="auto"/>
+            </w:pPr>
+            <w:r>
+              <w:rPr>
+                <w:sz w:val="16"/>
+                <w:szCs w:val="16"/>
+              </w:rPr>
+              <w:t xml:space="preserve">匿名示例未绑定真实官网。</w:t>
+              <w:br/>
+              <w:t xml:space="preserve">方式：真实项目中抓取官网、产品页、帮助中心和资质页。</w:t>
+            </w:r>
+          </w:p>
+        </w:tc>
+        <w:tc>
+          <w:tcPr>
+            <w:tcW w:w="3000" w:type="dxa"/>
+            <w:vAlign w:val="center"/>
+          </w:tcPr>
+          <w:p>
+            <w:pPr>
+              <w:spacing w:before="0" w:after="60" w:line="280" w:lineRule="auto"/>
+            </w:pPr>
+            <w:r>
+              <w:rPr>
+                <w:sz w:val="16"/>
+                <w:szCs w:val="16"/>
+              </w:rPr>
+              <w:t xml:space="preserve">客户官方页面或客户确认的资料包。</w:t>
+              <w:br/>
+              <w:t xml:space="preserve">新鲜度：30 天复核；产品和价格 14 天复核。</w:t>
+            </w:r>
+          </w:p>
+        </w:tc>
+        <w:tc>
+          <w:tcPr>
+            <w:tcW w:w="1688" w:type="dxa"/>
+            <w:vAlign w:val="center"/>
+          </w:tcPr>
+          <w:p>
+            <w:pPr>
+              <w:spacing w:before="0" w:after="60" w:line="280" w:lineRule="auto"/>
+            </w:pPr>
+            <w:r>
+              <w:rPr>
+                <w:sz w:val="16"/>
+                <w:szCs w:val="16"/>
+              </w:rPr>
+              <w:t xml:space="preserve">产品市场负责人</w:t>
+              <w:br/>
+              <w:t xml:space="preserve">验收：核心事实 100% 有来源或待确认状态。</w:t>
+            </w:r>
+          </w:p>
+        </w:tc>
+      </w:tr>
+      <w:tr>
+        <w:tc>
+          <w:tcPr>
+            <w:tcW w:w="2100" w:type="dxa"/>
+            <w:vAlign w:val="center"/>
+          </w:tcPr>
+          <w:p>
+            <w:pPr>
+              <w:spacing w:before="0" w:after="60" w:line="280" w:lineRule="auto"/>
+            </w:pPr>
+            <w:r>
+              <w:rPr>
+                <w:sz w:val="16"/>
+                <w:szCs w:val="16"/>
+              </w:rPr>
+              <w:t xml:space="preserve">国内 AI 平台采样基线</w:t>
+            </w:r>
+          </w:p>
+        </w:tc>
+        <w:tc>
+          <w:tcPr>
+            <w:tcW w:w="2850" w:type="dxa"/>
+            <w:vAlign w:val="center"/>
+          </w:tcPr>
+          <w:p>
+            <w:pPr>
+              <w:spacing w:before="0" w:after="60" w:line="280" w:lineRule="auto"/>
+            </w:pPr>
+            <w:r>
+              <w:rPr>
+                <w:sz w:val="16"/>
+                <w:szCs w:val="16"/>
+              </w:rPr>
+              <w:t xml:space="preserve">示例不包含真实平台答案。</w:t>
+              <w:br/>
+              <w:t xml:space="preserve">方式：导入 DeepSeek、豆包、千问、Kimi、元宝同题采样表。</w:t>
+            </w:r>
+          </w:p>
+        </w:tc>
+        <w:tc>
+          <w:tcPr>
+            <w:tcW w:w="3000" w:type="dxa"/>
+            <w:vAlign w:val="center"/>
+          </w:tcPr>
+          <w:p>
+            <w:pPr>
+              <w:spacing w:before="0" w:after="60" w:line="280" w:lineRule="auto"/>
+            </w:pPr>
+            <w:r>
+              <w:rPr>
+                <w:sz w:val="16"/>
+                <w:szCs w:val="16"/>
+              </w:rPr>
+              <w:t xml:space="preserve">采样表包含平台、时间、账号、问题、答案、引用和事实错误字段。</w:t>
+              <w:br/>
+              <w:t xml:space="preserve">新鲜度：7-​14 天复测。</w:t>
+            </w:r>
+          </w:p>
+        </w:tc>
+        <w:tc>
+          <w:tcPr>
+            <w:tcW w:w="1688" w:type="dxa"/>
+            <w:vAlign w:val="center"/>
+          </w:tcPr>
+          <w:p>
+            <w:pPr>
+              <w:spacing w:before="0" w:after="60" w:line="280" w:lineRule="auto"/>
+            </w:pPr>
+            <w:r>
+              <w:rPr>
+                <w:sz w:val="16"/>
+                <w:szCs w:val="16"/>
+              </w:rPr>
+              <w:t xml:space="preserve">数据负责人</w:t>
+              <w:br/>
+              <w:t xml:space="preserve">验收：每题至少 3 轮采样，字段完整率 95% 以上。</w:t>
+            </w:r>
+          </w:p>
+        </w:tc>
+      </w:tr>
+      <w:tr>
+        <w:tc>
+          <w:tcPr>
+            <w:tcW w:w="2100" w:type="dxa"/>
+            <w:vAlign w:val="center"/>
+          </w:tcPr>
+          <w:p>
+            <w:pPr>
+              <w:spacing w:before="0" w:after="60" w:line="280" w:lineRule="auto"/>
+            </w:pPr>
+            <w:r>
+              <w:rPr>
+                <w:sz w:val="16"/>
+                <w:szCs w:val="16"/>
+              </w:rPr>
+              <w:t xml:space="preserve">客户案例与效果数据</w:t>
+            </w:r>
+          </w:p>
+        </w:tc>
+        <w:tc>
+          <w:tcPr>
+            <w:tcW w:w="2850" w:type="dxa"/>
+            <w:vAlign w:val="center"/>
+          </w:tcPr>
+          <w:p>
+            <w:pPr>
+              <w:spacing w:before="0" w:after="60" w:line="280" w:lineRule="auto"/>
+            </w:pPr>
+            <w:r>
+              <w:rPr>
+                <w:sz w:val="16"/>
+                <w:szCs w:val="16"/>
+              </w:rPr>
+              <w:t xml:space="preserve">示例仅说明流程，未使用真实客户案例。</w:t>
+              <w:br/>
+              <w:t xml:space="preserve">方式：收集客户授权案例、合同允许范围和统计口径。</w:t>
+            </w:r>
+          </w:p>
+        </w:tc>
+        <w:tc>
+          <w:tcPr>
+            <w:tcW w:w="3000" w:type="dxa"/>
+            <w:vAlign w:val="center"/>
+          </w:tcPr>
+          <w:p>
+            <w:pPr>
+              <w:spacing w:before="0" w:after="60" w:line="280" w:lineRule="auto"/>
+            </w:pPr>
+            <w:r>
+              <w:rPr>
+                <w:sz w:val="16"/>
+                <w:szCs w:val="16"/>
+              </w:rPr>
+              <w:t xml:space="preserve">客户授权材料、公开案例或内部批准记录。</w:t>
+              <w:br/>
+              <w:t xml:space="preserve">新鲜度：发布前复核授权和数据口径。</w:t>
+            </w:r>
+          </w:p>
+        </w:tc>
+        <w:tc>
+          <w:tcPr>
+            <w:tcW w:w="1688" w:type="dxa"/>
+            <w:vAlign w:val="center"/>
+          </w:tcPr>
+          <w:p>
+            <w:pPr>
+              <w:spacing w:before="0" w:after="60" w:line="280" w:lineRule="auto"/>
+            </w:pPr>
+            <w:r>
+              <w:rPr>
+                <w:sz w:val="16"/>
+                <w:szCs w:val="16"/>
+              </w:rPr>
+              <w:t xml:space="preserve">PR 负责人 + 法务负责人</w:t>
+              <w:br/>
+              <w:t xml:space="preserve">验收：未授权案例不进入对外报告。</w:t>
+            </w:r>
+          </w:p>
+        </w:tc>
+      </w:tr>
+      <w:tr>
+        <w:tc>
+          <w:tcPr>
+            <w:tcW w:w="2100" w:type="dxa"/>
+            <w:vAlign w:val="center"/>
+          </w:tcPr>
+          <w:p>
+            <w:pPr>
+              <w:spacing w:before="0" w:after="60" w:line="280" w:lineRule="auto"/>
+            </w:pPr>
+            <w:r>
+              <w:rPr>
+                <w:sz w:val="16"/>
+                <w:szCs w:val="16"/>
+              </w:rPr>
+              <w:t xml:space="preserve">CRM 线索与转化数据</w:t>
+            </w:r>
+          </w:p>
+        </w:tc>
+        <w:tc>
+          <w:tcPr>
+            <w:tcW w:w="2850" w:type="dxa"/>
+            <w:vAlign w:val="center"/>
+          </w:tcPr>
+          <w:p>
+            <w:pPr>
+              <w:spacing w:before="0" w:after="60" w:line="280" w:lineRule="auto"/>
+            </w:pPr>
+            <w:r>
+              <w:rPr>
+                <w:sz w:val="16"/>
+                <w:szCs w:val="16"/>
+              </w:rPr>
+              <w:t xml:space="preserve">示例未接入 CRM。</w:t>
+              <w:br/>
+              <w:t xml:space="preserve">方式：由用户导入脱敏 CRM、UTM、销售跟进和表单数据。</w:t>
+            </w:r>
+          </w:p>
+        </w:tc>
+        <w:tc>
+          <w:tcPr>
+            <w:tcW w:w="3000" w:type="dxa"/>
+            <w:vAlign w:val="center"/>
+          </w:tcPr>
+          <w:p>
+            <w:pPr>
+              <w:spacing w:before="0" w:after="60" w:line="280" w:lineRule="auto"/>
+            </w:pPr>
+            <w:r>
+              <w:rPr>
+                <w:sz w:val="16"/>
+                <w:szCs w:val="16"/>
+              </w:rPr>
+              <w:t xml:space="preserve">用户授权系统导出，敏感字段脱敏。</w:t>
+              <w:br/>
+              <w:t xml:space="preserve">新鲜度：月度复盘。</w:t>
+            </w:r>
+          </w:p>
+        </w:tc>
+        <w:tc>
+          <w:tcPr>
+            <w:tcW w:w="1688" w:type="dxa"/>
+            <w:vAlign w:val="center"/>
+          </w:tcPr>
+          <w:p>
+            <w:pPr>
+              <w:spacing w:before="0" w:after="60" w:line="280" w:lineRule="auto"/>
+            </w:pPr>
+            <w:r>
+              <w:rPr>
+                <w:sz w:val="16"/>
+                <w:szCs w:val="16"/>
+              </w:rPr>
+              <w:t xml:space="preserve">销售运营负责人</w:t>
+              <w:br/>
+              <w:t xml:space="preserve">验收：能区分 GEO 相关线索、不可归因线索和待验证线索。</w:t>
+            </w:r>
+          </w:p>
+        </w:tc>
+      </w:tr>
+    </w:tbl>
+    <w:p>
+      <w:pPr>
+        <w:pStyle w:val="Heading1"/>
+        <w:keepNext/>
+        <w:spacing w:before="260" w:after="120" w:line="300" w:lineRule="auto"/>
+      </w:pPr>
+      <w:r>
+        <w:t xml:space="preserve">分析完整性矩阵</w:t>
+      </w:r>
+    </w:p>
+    <w:tbl>
+      <w:tblPr>
+        <w:tblW w:w="9638" w:type="dxa"/>
+        <w:tblLayout w:type="fixed"/>
+        <w:tblCellMar>
+          <w:top w:w="90" w:type="dxa"/>
+          <w:left w:w="120" w:type="dxa"/>
+          <w:bottom w:w="90" w:type="dxa"/>
+          <w:right w:w="120" w:type="dxa"/>
+        </w:tblCellMar>
+        <w:tblBorders>
+          <w:top w:val="single" w:sz="4" w:color="E8E5DA"/>
+          <w:left w:val="single" w:sz="4" w:color="E8E5DA"/>
+          <w:bottom w:val="single" w:sz="4" w:color="E8E5DA"/>
+          <w:right w:val="single" w:sz="4" w:color="E8E5DA"/>
+          <w:insideH w:val="single" w:sz="4" w:color="E8E5DA"/>
+          <w:insideV w:val="single" w:sz="4" w:color="E8E5DA"/>
+        </w:tblBorders>
+      </w:tblPr>
+      <w:tblGrid>
+        <w:gridCol w:w="1500"/>
+        <w:gridCol w:w="3100"/>
+        <w:gridCol w:w="3100"/>
+        <w:gridCol w:w="1938"/>
+      </w:tblGrid>
+      <w:tr>
+        <w:tc>
+          <w:tcPr>
+            <w:tcW w:w="1500" w:type="dxa"/>
+            <w:shd w:fill="FAF9F5"/>
+            <w:vAlign w:val="center"/>
+          </w:tcPr>
+          <w:p>
+            <w:pPr>
+              <w:spacing w:before="0" w:after="60" w:line="280" w:lineRule="auto"/>
+            </w:pPr>
+            <w:r>
+              <w:rPr>
+                <w:b/>
+                <w:sz w:val="16"/>
+                <w:szCs w:val="16"/>
+              </w:rPr>
+              <w:t xml:space="preserve">分析维度</w:t>
+            </w:r>
+          </w:p>
+        </w:tc>
+        <w:tc>
+          <w:tcPr>
+            <w:tcW w:w="3100" w:type="dxa"/>
+            <w:shd w:fill="FAF9F5"/>
+            <w:vAlign w:val="center"/>
+          </w:tcPr>
+          <w:p>
+            <w:pPr>
+              <w:spacing w:before="0" w:after="60" w:line="280" w:lineRule="auto"/>
+            </w:pPr>
+            <w:r>
+              <w:rPr>
+                <w:b/>
+                <w:sz w:val="16"/>
+                <w:szCs w:val="16"/>
+              </w:rPr>
+              <w:t xml:space="preserve">状态与缺口</w:t>
+            </w:r>
+          </w:p>
+        </w:tc>
+        <w:tc>
+          <w:tcPr>
+            <w:tcW w:w="3100" w:type="dxa"/>
+            <w:shd w:fill="FAF9F5"/>
+            <w:vAlign w:val="center"/>
+          </w:tcPr>
+          <w:p>
+            <w:pPr>
+              <w:spacing w:before="0" w:after="60" w:line="280" w:lineRule="auto"/>
+            </w:pPr>
+            <w:r>
+              <w:rPr>
+                <w:b/>
+                <w:sz w:val="16"/>
+                <w:szCs w:val="16"/>
+              </w:rPr>
+              <w:t xml:space="preserve">纳入方案的动作</w:t>
+            </w:r>
+          </w:p>
+        </w:tc>
+        <w:tc>
+          <w:tcPr>
+            <w:tcW w:w="1938" w:type="dxa"/>
+            <w:shd w:fill="FAF9F5"/>
+            <w:vAlign w:val="center"/>
+          </w:tcPr>
+          <w:p>
+            <w:pPr>
+              <w:spacing w:before="0" w:after="60" w:line="280" w:lineRule="auto"/>
+            </w:pPr>
+            <w:r>
+              <w:rPr>
+                <w:b/>
+                <w:sz w:val="16"/>
+                <w:szCs w:val="16"/>
+              </w:rPr>
+              <w:t xml:space="preserve">验收与责任</w:t>
+            </w:r>
+          </w:p>
+        </w:tc>
+      </w:tr>
+      <w:tr>
+        <w:tc>
+          <w:tcPr>
+            <w:tcW w:w="1500" w:type="dxa"/>
+            <w:vAlign w:val="center"/>
+          </w:tcPr>
+          <w:p>
+            <w:pPr>
+              <w:spacing w:before="0" w:after="60" w:line="280" w:lineRule="auto"/>
+            </w:pPr>
+            <w:r>
+              <w:rPr>
+                <w:sz w:val="16"/>
+                <w:szCs w:val="16"/>
+              </w:rPr>
+              <w:t xml:space="preserve">业务目标</w:t>
+            </w:r>
+          </w:p>
+        </w:tc>
+        <w:tc>
+          <w:tcPr>
+            <w:tcW w:w="3100" w:type="dxa"/>
+            <w:vAlign w:val="center"/>
+          </w:tcPr>
+          <w:p>
+            <w:pPr>
+              <w:spacing w:before="0" w:after="60" w:line="280" w:lineRule="auto"/>
+            </w:pPr>
+            <w:r>
+              <w:rPr>
+                <w:sz w:val="16"/>
+                <w:szCs w:val="16"/>
+              </w:rPr>
+              <w:t xml:space="preserve">目标聚焦线索增长、产品教育和行业权威，但缺少统一指标口径。</w:t>
+              <w:br/>
+              <w:t xml:space="preserve">缺口：销售、内容和技术团队容易各自优化，缺少共同北极星。</w:t>
+            </w:r>
+          </w:p>
+        </w:tc>
+        <w:tc>
+          <w:tcPr>
+            <w:tcW w:w="3100" w:type="dxa"/>
+            <w:vAlign w:val="center"/>
+          </w:tcPr>
+          <w:p>
+            <w:pPr>
+              <w:spacing w:before="0" w:after="60" w:line="280" w:lineRule="auto"/>
+            </w:pPr>
+            <w:r>
+              <w:rPr>
+                <w:sz w:val="16"/>
+                <w:szCs w:val="16"/>
+              </w:rPr>
+              <w:t xml:space="preserve">把品牌推荐率、被引用率、核心问题覆盖率、线索贡献纳入同一看板。</w:t>
+            </w:r>
+          </w:p>
+        </w:tc>
+        <w:tc>
+          <w:tcPr>
+            <w:tcW w:w="1938" w:type="dxa"/>
+            <w:vAlign w:val="center"/>
+          </w:tcPr>
+          <w:p>
+            <w:pPr>
+              <w:spacing w:before="0" w:after="60" w:line="280" w:lineRule="auto"/>
+            </w:pPr>
+            <w:r>
+              <w:rPr>
+                <w:sz w:val="16"/>
+                <w:szCs w:val="16"/>
+              </w:rPr>
+              <w:t xml:space="preserve">每个目标有基线、30/​60/​90 天目标和责任角色。</w:t>
+              <w:br/>
+              <w:t xml:space="preserve">责任：市场负责人</w:t>
+            </w:r>
+          </w:p>
+        </w:tc>
+      </w:tr>
+      <w:tr>
+        <w:tc>
+          <w:tcPr>
+            <w:tcW w:w="1500" w:type="dxa"/>
+            <w:vAlign w:val="center"/>
+          </w:tcPr>
+          <w:p>
+            <w:pPr>
+              <w:spacing w:before="0" w:after="60" w:line="280" w:lineRule="auto"/>
+            </w:pPr>
+            <w:r>
+              <w:rPr>
+                <w:sz w:val="16"/>
+                <w:szCs w:val="16"/>
+              </w:rPr>
+              <w:t xml:space="preserve">问题覆盖</w:t>
+            </w:r>
+          </w:p>
+        </w:tc>
+        <w:tc>
+          <w:tcPr>
+            <w:tcW w:w="3100" w:type="dxa"/>
+            <w:vAlign w:val="center"/>
+          </w:tcPr>
+          <w:p>
+            <w:pPr>
+              <w:spacing w:before="0" w:after="60" w:line="280" w:lineRule="auto"/>
+            </w:pPr>
+            <w:r>
+              <w:rPr>
+                <w:sz w:val="16"/>
+                <w:szCs w:val="16"/>
+              </w:rPr>
+              <w:t xml:space="preserve">已有产品、价格、对比、行业场景等问题。</w:t>
+              <w:br/>
+              <w:t xml:space="preserve">缺口：用户口语化问法、追问链路和平台差异标注不足。</w:t>
+            </w:r>
+          </w:p>
+        </w:tc>
+        <w:tc>
+          <w:tcPr>
+            <w:tcW w:w="3100" w:type="dxa"/>
+            <w:vAlign w:val="center"/>
+          </w:tcPr>
+          <w:p>
+            <w:pPr>
+              <w:spacing w:before="0" w:after="60" w:line="280" w:lineRule="auto"/>
+            </w:pPr>
+            <w:r>
+              <w:rPr>
+                <w:sz w:val="16"/>
+                <w:szCs w:val="16"/>
+              </w:rPr>
+              <w:t xml:space="preserve">建设 60-​80 题问题库并标记意图、平台和资产。</w:t>
+            </w:r>
+          </w:p>
+        </w:tc>
+        <w:tc>
+          <w:tcPr>
+            <w:tcW w:w="1938" w:type="dxa"/>
+            <w:vAlign w:val="center"/>
+          </w:tcPr>
+          <w:p>
+            <w:pPr>
+              <w:spacing w:before="0" w:after="60" w:line="280" w:lineRule="auto"/>
+            </w:pPr>
+            <w:r>
+              <w:rPr>
+                <w:sz w:val="16"/>
+                <w:szCs w:val="16"/>
+              </w:rPr>
+              <w:t xml:space="preserve">高意向问题覆盖率达到 80% 以上。</w:t>
+              <w:br/>
+              <w:t xml:space="preserve">责任：增长负责人</w:t>
+            </w:r>
+          </w:p>
+        </w:tc>
+      </w:tr>
+      <w:tr>
+        <w:tc>
+          <w:tcPr>
+            <w:tcW w:w="1500" w:type="dxa"/>
+            <w:vAlign w:val="center"/>
+          </w:tcPr>
+          <w:p>
+            <w:pPr>
+              <w:spacing w:before="0" w:after="60" w:line="280" w:lineRule="auto"/>
+            </w:pPr>
+            <w:r>
+              <w:rPr>
+                <w:sz w:val="16"/>
+                <w:szCs w:val="16"/>
+              </w:rPr>
+              <w:t xml:space="preserve">品牌实体</w:t>
+            </w:r>
+          </w:p>
+        </w:tc>
+        <w:tc>
+          <w:tcPr>
+            <w:tcW w:w="3100" w:type="dxa"/>
+            <w:vAlign w:val="center"/>
+          </w:tcPr>
+          <w:p>
+            <w:pPr>
+              <w:spacing w:before="0" w:after="60" w:line="280" w:lineRule="auto"/>
+            </w:pPr>
+            <w:r>
+              <w:rPr>
+                <w:sz w:val="16"/>
+                <w:szCs w:val="16"/>
+              </w:rPr>
+              <w:t xml:space="preserve">品牌介绍和产品描述存在，但实体关系不完整。</w:t>
+              <w:br/>
+              <w:t xml:space="preserve">缺口：品牌、产品、场景、客户案例和证据之间缺少可抽取关系。</w:t>
+            </w:r>
+          </w:p>
+        </w:tc>
+        <w:tc>
+          <w:tcPr>
+            <w:tcW w:w="3100" w:type="dxa"/>
+            <w:vAlign w:val="center"/>
+          </w:tcPr>
+          <w:p>
+            <w:pPr>
+              <w:spacing w:before="0" w:after="60" w:line="280" w:lineRule="auto"/>
+            </w:pPr>
+            <w:r>
+              <w:rPr>
+                <w:sz w:val="16"/>
+                <w:szCs w:val="16"/>
+              </w:rPr>
+              <w:t xml:space="preserve">建立品牌事实卡和实体关系表。</w:t>
+            </w:r>
+          </w:p>
+        </w:tc>
+        <w:tc>
+          <w:tcPr>
+            <w:tcW w:w="1938" w:type="dxa"/>
+            <w:vAlign w:val="center"/>
+          </w:tcPr>
+          <w:p>
+            <w:pPr>
+              <w:spacing w:before="0" w:after="60" w:line="280" w:lineRule="auto"/>
+            </w:pPr>
+            <w:r>
+              <w:rPr>
+                <w:sz w:val="16"/>
+                <w:szCs w:val="16"/>
+              </w:rPr>
+              <w:t xml:space="preserve">核心实体 100% 有定义、别名、来源和使用边界。</w:t>
+              <w:br/>
+              <w:t xml:space="preserve">责任：产品市场负责人</w:t>
+            </w:r>
+          </w:p>
+        </w:tc>
+      </w:tr>
+      <w:tr>
+        <w:tc>
+          <w:tcPr>
+            <w:tcW w:w="1500" w:type="dxa"/>
+            <w:vAlign w:val="center"/>
+          </w:tcPr>
+          <w:p>
+            <w:pPr>
+              <w:spacing w:before="0" w:after="60" w:line="280" w:lineRule="auto"/>
+            </w:pPr>
+            <w:r>
+              <w:rPr>
+                <w:sz w:val="16"/>
+                <w:szCs w:val="16"/>
+              </w:rPr>
+              <w:t xml:space="preserve">页面技术</w:t>
+            </w:r>
+          </w:p>
+        </w:tc>
+        <w:tc>
+          <w:tcPr>
+            <w:tcW w:w="3100" w:type="dxa"/>
+            <w:vAlign w:val="center"/>
+          </w:tcPr>
+          <w:p>
+            <w:pPr>
+              <w:spacing w:before="0" w:after="60" w:line="280" w:lineRule="auto"/>
+            </w:pPr>
+            <w:r>
+              <w:rPr>
+                <w:sz w:val="16"/>
+                <w:szCs w:val="16"/>
+              </w:rPr>
+              <w:t xml:space="preserve">部分页面可抓取，但摘要、FAQ 和结构化数据不足。</w:t>
+              <w:br/>
+              <w:t xml:space="preserve">缺口：AI 抽取时容易遗漏关键结论。</w:t>
+            </w:r>
+          </w:p>
+        </w:tc>
+        <w:tc>
+          <w:tcPr>
+            <w:tcW w:w="3100" w:type="dxa"/>
+            <w:vAlign w:val="center"/>
+          </w:tcPr>
+          <w:p>
+            <w:pPr>
+              <w:spacing w:before="0" w:after="60" w:line="280" w:lineRule="auto"/>
+            </w:pPr>
+            <w:r>
+              <w:rPr>
+                <w:sz w:val="16"/>
+                <w:szCs w:val="16"/>
+              </w:rPr>
+              <w:t xml:space="preserve">改造核心页面首屏摘要、FAQ、Schema、目录锚点和来源字段。</w:t>
+            </w:r>
+          </w:p>
+        </w:tc>
+        <w:tc>
+          <w:tcPr>
+            <w:tcW w:w="1938" w:type="dxa"/>
+            <w:vAlign w:val="center"/>
+          </w:tcPr>
+          <w:p>
+            <w:pPr>
+              <w:spacing w:before="0" w:after="60" w:line="280" w:lineRule="auto"/>
+            </w:pPr>
+            <w:r>
+              <w:rPr>
+                <w:sz w:val="16"/>
+                <w:szCs w:val="16"/>
+              </w:rPr>
+              <w:t xml:space="preserve">P0 页面全部通过抓取、移动端和表格不溢出检查。</w:t>
+              <w:br/>
+              <w:t xml:space="preserve">责任：技术负责人</w:t>
+            </w:r>
+          </w:p>
+        </w:tc>
+      </w:tr>
+      <w:tr>
+        <w:tc>
+          <w:tcPr>
+            <w:tcW w:w="1500" w:type="dxa"/>
+            <w:vAlign w:val="center"/>
+          </w:tcPr>
+          <w:p>
+            <w:pPr>
+              <w:spacing w:before="0" w:after="60" w:line="280" w:lineRule="auto"/>
+            </w:pPr>
+            <w:r>
+              <w:rPr>
+                <w:sz w:val="16"/>
+                <w:szCs w:val="16"/>
+              </w:rPr>
+              <w:t xml:space="preserve">内容资产</w:t>
+            </w:r>
+          </w:p>
+        </w:tc>
+        <w:tc>
+          <w:tcPr>
+            <w:tcW w:w="3100" w:type="dxa"/>
+            <w:vAlign w:val="center"/>
+          </w:tcPr>
+          <w:p>
+            <w:pPr>
+              <w:spacing w:before="0" w:after="60" w:line="280" w:lineRule="auto"/>
+            </w:pPr>
+            <w:r>
+              <w:rPr>
+                <w:sz w:val="16"/>
+                <w:szCs w:val="16"/>
+              </w:rPr>
+              <w:t xml:space="preserve">有基础介绍文章，但场景化和对比内容不足。</w:t>
+              <w:br/>
+              <w:t xml:space="preserve">缺口：只生产文章不能支撑采购决策问题。</w:t>
+            </w:r>
+          </w:p>
+        </w:tc>
+        <w:tc>
+          <w:tcPr>
+            <w:tcW w:w="3100" w:type="dxa"/>
+            <w:vAlign w:val="center"/>
+          </w:tcPr>
+          <w:p>
+            <w:pPr>
+              <w:spacing w:before="0" w:after="60" w:line="280" w:lineRule="auto"/>
+            </w:pPr>
+            <w:r>
+              <w:rPr>
+                <w:sz w:val="16"/>
+                <w:szCs w:val="16"/>
+              </w:rPr>
+              <w:t xml:space="preserve">搭建场景页、对比页、FAQ、案例解读和术语表。</w:t>
+            </w:r>
+          </w:p>
+        </w:tc>
+        <w:tc>
+          <w:tcPr>
+            <w:tcW w:w="1938" w:type="dxa"/>
+            <w:vAlign w:val="center"/>
+          </w:tcPr>
+          <w:p>
+            <w:pPr>
+              <w:spacing w:before="0" w:after="60" w:line="280" w:lineRule="auto"/>
+            </w:pPr>
+            <w:r>
+              <w:rPr>
+                <w:sz w:val="16"/>
+                <w:szCs w:val="16"/>
+              </w:rPr>
+              <w:t xml:space="preserve">60 天上线 30 个结构化答案资产。</w:t>
+              <w:br/>
+              <w:t xml:space="preserve">责任：内容负责人</w:t>
+            </w:r>
+          </w:p>
+        </w:tc>
+      </w:tr>
+      <w:tr>
+        <w:tc>
+          <w:tcPr>
+            <w:tcW w:w="1500" w:type="dxa"/>
+            <w:vAlign w:val="center"/>
+          </w:tcPr>
+          <w:p>
+            <w:pPr>
+              <w:spacing w:before="0" w:after="60" w:line="280" w:lineRule="auto"/>
+            </w:pPr>
+            <w:r>
+              <w:rPr>
+                <w:sz w:val="16"/>
+                <w:szCs w:val="16"/>
+              </w:rPr>
+              <w:t xml:space="preserve">标题体系</w:t>
+            </w:r>
+          </w:p>
+        </w:tc>
+        <w:tc>
+          <w:tcPr>
+            <w:tcW w:w="3100" w:type="dxa"/>
+            <w:vAlign w:val="center"/>
+          </w:tcPr>
+          <w:p>
+            <w:pPr>
+              <w:spacing w:before="0" w:after="60" w:line="280" w:lineRule="auto"/>
+            </w:pPr>
+            <w:r>
+              <w:rPr>
+                <w:sz w:val="16"/>
+                <w:szCs w:val="16"/>
+              </w:rPr>
+              <w:t xml:space="preserve">标题偏品牌自述。</w:t>
+              <w:br/>
+              <w:t xml:space="preserve">缺口：和 AI 平台中的自然问题匹配不足。</w:t>
+            </w:r>
+          </w:p>
+        </w:tc>
+        <w:tc>
+          <w:tcPr>
+            <w:tcW w:w="3100" w:type="dxa"/>
+            <w:vAlign w:val="center"/>
+          </w:tcPr>
+          <w:p>
+            <w:pPr>
+              <w:spacing w:before="0" w:after="60" w:line="280" w:lineRule="auto"/>
+            </w:pPr>
+            <w:r>
+              <w:rPr>
+                <w:sz w:val="16"/>
+                <w:szCs w:val="16"/>
+              </w:rPr>
+              <w:t xml:space="preserve">建立问答式标题规范和标题候选库。</w:t>
+            </w:r>
+          </w:p>
+        </w:tc>
+        <w:tc>
+          <w:tcPr>
+            <w:tcW w:w="1938" w:type="dxa"/>
+            <w:vAlign w:val="center"/>
+          </w:tcPr>
+          <w:p>
+            <w:pPr>
+              <w:spacing w:before="0" w:after="60" w:line="280" w:lineRule="auto"/>
+            </w:pPr>
+            <w:r>
+              <w:rPr>
+                <w:sz w:val="16"/>
+                <w:szCs w:val="16"/>
+              </w:rPr>
+              <w:t xml:space="preserve">每个核心问题至少 2 个标题候选。</w:t>
+              <w:br/>
+              <w:t xml:space="preserve">责任：编辑负责人</w:t>
+            </w:r>
+          </w:p>
+        </w:tc>
+      </w:tr>
+      <w:tr>
+        <w:tc>
+          <w:tcPr>
+            <w:tcW w:w="1500" w:type="dxa"/>
+            <w:vAlign w:val="center"/>
+          </w:tcPr>
+          <w:p>
+            <w:pPr>
+              <w:spacing w:before="0" w:after="60" w:line="280" w:lineRule="auto"/>
+            </w:pPr>
+            <w:r>
+              <w:rPr>
+                <w:sz w:val="16"/>
+                <w:szCs w:val="16"/>
+              </w:rPr>
+              <w:t xml:space="preserve">知识库</w:t>
+            </w:r>
+          </w:p>
+        </w:tc>
+        <w:tc>
+          <w:tcPr>
+            <w:tcW w:w="3100" w:type="dxa"/>
+            <w:vAlign w:val="center"/>
+          </w:tcPr>
+          <w:p>
+            <w:pPr>
+              <w:spacing w:before="0" w:after="60" w:line="280" w:lineRule="auto"/>
+            </w:pPr>
+            <w:r>
+              <w:rPr>
+                <w:sz w:val="16"/>
+                <w:szCs w:val="16"/>
+              </w:rPr>
+              <w:t xml:space="preserve">销售资料、帮助中心和产品文档分散。</w:t>
+              <w:br/>
+              <w:t xml:space="preserve">缺口：长文本平台难以抽取稳定事实。</w:t>
+            </w:r>
+          </w:p>
+        </w:tc>
+        <w:tc>
+          <w:tcPr>
+            <w:tcW w:w="3100" w:type="dxa"/>
+            <w:vAlign w:val="center"/>
+          </w:tcPr>
+          <w:p>
+            <w:pPr>
+              <w:spacing w:before="0" w:after="60" w:line="280" w:lineRule="auto"/>
+            </w:pPr>
+            <w:r>
+              <w:rPr>
+                <w:sz w:val="16"/>
+                <w:szCs w:val="16"/>
+              </w:rPr>
+              <w:t xml:space="preserve">建立中文知识库资料包、事实卡、术语表和禁用表述。</w:t>
+            </w:r>
+          </w:p>
+        </w:tc>
+        <w:tc>
+          <w:tcPr>
+            <w:tcW w:w="1938" w:type="dxa"/>
+            <w:vAlign w:val="center"/>
+          </w:tcPr>
+          <w:p>
+            <w:pPr>
+              <w:spacing w:before="0" w:after="60" w:line="280" w:lineRule="auto"/>
+            </w:pPr>
+            <w:r>
+              <w:rPr>
+                <w:sz w:val="16"/>
+                <w:szCs w:val="16"/>
+              </w:rPr>
+              <w:t xml:space="preserve">核心事实 100% 有来源或待确认状态。</w:t>
+              <w:br/>
+              <w:t xml:space="preserve">责任：客户交付负责人</w:t>
+            </w:r>
+          </w:p>
+        </w:tc>
+      </w:tr>
+      <w:tr>
+        <w:tc>
+          <w:tcPr>
+            <w:tcW w:w="1500" w:type="dxa"/>
+            <w:vAlign w:val="center"/>
+          </w:tcPr>
+          <w:p>
+            <w:pPr>
+              <w:spacing w:before="0" w:after="60" w:line="280" w:lineRule="auto"/>
+            </w:pPr>
+            <w:r>
+              <w:rPr>
+                <w:sz w:val="16"/>
+                <w:szCs w:val="16"/>
+              </w:rPr>
+              <w:t xml:space="preserve">外部证据</w:t>
+            </w:r>
+          </w:p>
+        </w:tc>
+        <w:tc>
+          <w:tcPr>
+            <w:tcW w:w="3100" w:type="dxa"/>
+            <w:vAlign w:val="center"/>
+          </w:tcPr>
+          <w:p>
+            <w:pPr>
+              <w:spacing w:before="0" w:after="60" w:line="280" w:lineRule="auto"/>
+            </w:pPr>
+            <w:r>
+              <w:rPr>
+                <w:sz w:val="16"/>
+                <w:szCs w:val="16"/>
+              </w:rPr>
+              <w:t xml:space="preserve">外部媒体、合作伙伴和客户案例证据不足。</w:t>
+              <w:br/>
+              <w:t xml:space="preserve">缺口：推荐场景中的可信信号偏弱。</w:t>
+            </w:r>
+          </w:p>
+        </w:tc>
+        <w:tc>
+          <w:tcPr>
+            <w:tcW w:w="3100" w:type="dxa"/>
+            <w:vAlign w:val="center"/>
+          </w:tcPr>
+          <w:p>
+            <w:pPr>
+              <w:spacing w:before="0" w:after="60" w:line="280" w:lineRule="auto"/>
+            </w:pPr>
+            <w:r>
+              <w:rPr>
+                <w:sz w:val="16"/>
+                <w:szCs w:val="16"/>
+              </w:rPr>
+              <w:t xml:space="preserve">补充第三方来源、客户授权案例和合作伙伴证据页。</w:t>
+            </w:r>
+          </w:p>
+        </w:tc>
+        <w:tc>
+          <w:tcPr>
+            <w:tcW w:w="1938" w:type="dxa"/>
+            <w:vAlign w:val="center"/>
+          </w:tcPr>
+          <w:p>
+            <w:pPr>
+              <w:spacing w:before="0" w:after="60" w:line="280" w:lineRule="auto"/>
+            </w:pPr>
+            <w:r>
+              <w:rPr>
+                <w:sz w:val="16"/>
+                <w:szCs w:val="16"/>
+              </w:rPr>
+              <w:t xml:space="preserve">新增 8-​10 个可追溯外部信源。</w:t>
+              <w:br/>
+              <w:t xml:space="preserve">责任：PR 负责人</w:t>
+            </w:r>
+          </w:p>
+        </w:tc>
+      </w:tr>
+      <w:tr>
+        <w:tc>
+          <w:tcPr>
+            <w:tcW w:w="1500" w:type="dxa"/>
+            <w:vAlign w:val="center"/>
+          </w:tcPr>
+          <w:p>
+            <w:pPr>
+              <w:spacing w:before="0" w:after="60" w:line="280" w:lineRule="auto"/>
+            </w:pPr>
+            <w:r>
+              <w:rPr>
+                <w:sz w:val="16"/>
+                <w:szCs w:val="16"/>
+              </w:rPr>
+              <w:t xml:space="preserve">平台适配</w:t>
+            </w:r>
+          </w:p>
+        </w:tc>
+        <w:tc>
+          <w:tcPr>
+            <w:tcW w:w="3100" w:type="dxa"/>
+            <w:vAlign w:val="center"/>
+          </w:tcPr>
+          <w:p>
+            <w:pPr>
+              <w:spacing w:before="0" w:after="60" w:line="280" w:lineRule="auto"/>
+            </w:pPr>
+            <w:r>
+              <w:rPr>
+                <w:sz w:val="16"/>
+                <w:szCs w:val="16"/>
+              </w:rPr>
+              <w:t xml:space="preserve">五个平台均为目标，但执行动作需要拆分。</w:t>
+              <w:br/>
+              <w:t xml:space="preserve">缺口：统一内容难以兼顾逻辑、口语、引用、长文和微信生态。</w:t>
+            </w:r>
+          </w:p>
+        </w:tc>
+        <w:tc>
+          <w:tcPr>
+            <w:tcW w:w="3100" w:type="dxa"/>
+            <w:vAlign w:val="center"/>
+          </w:tcPr>
+          <w:p>
+            <w:pPr>
+              <w:spacing w:before="0" w:after="60" w:line="280" w:lineRule="auto"/>
+            </w:pPr>
+            <w:r>
+              <w:rPr>
+                <w:sz w:val="16"/>
+                <w:szCs w:val="16"/>
+              </w:rPr>
+              <w:t xml:space="preserve">按 DeepSeek、豆包、千问、Kimi、元宝输出差异动作。</w:t>
+            </w:r>
+          </w:p>
+        </w:tc>
+        <w:tc>
+          <w:tcPr>
+            <w:tcW w:w="1938" w:type="dxa"/>
+            <w:vAlign w:val="center"/>
+          </w:tcPr>
+          <w:p>
+            <w:pPr>
+              <w:spacing w:before="0" w:after="60" w:line="280" w:lineRule="auto"/>
+            </w:pPr>
+            <w:r>
+              <w:rPr>
+                <w:sz w:val="16"/>
+                <w:szCs w:val="16"/>
+              </w:rPr>
+              <w:t xml:space="preserve">五个平台均有问题簇、动作、资产和验收指标。</w:t>
+              <w:br/>
+              <w:t xml:space="preserve">责任：增长负责人</w:t>
+            </w:r>
+          </w:p>
+        </w:tc>
+      </w:tr>
+      <w:tr>
+        <w:tc>
+          <w:tcPr>
+            <w:tcW w:w="1500" w:type="dxa"/>
+            <w:vAlign w:val="center"/>
+          </w:tcPr>
+          <w:p>
+            <w:pPr>
+              <w:spacing w:before="0" w:after="60" w:line="280" w:lineRule="auto"/>
+            </w:pPr>
+            <w:r>
+              <w:rPr>
+                <w:sz w:val="16"/>
+                <w:szCs w:val="16"/>
+              </w:rPr>
+              <w:t xml:space="preserve">监测治理</w:t>
+            </w:r>
+          </w:p>
+        </w:tc>
+        <w:tc>
+          <w:tcPr>
+            <w:tcW w:w="3100" w:type="dxa"/>
+            <w:vAlign w:val="center"/>
+          </w:tcPr>
+          <w:p>
+            <w:pPr>
+              <w:spacing w:before="0" w:after="60" w:line="280" w:lineRule="auto"/>
+            </w:pPr>
+            <w:r>
+              <w:rPr>
+                <w:sz w:val="16"/>
+                <w:szCs w:val="16"/>
+              </w:rPr>
+              <w:t xml:space="preserve">有复测意向，但缺少治理节奏。</w:t>
+              <w:br/>
+              <w:t xml:space="preserve">缺口：无法把指标变化回流到页面、内容和预算。</w:t>
+            </w:r>
+          </w:p>
+        </w:tc>
+        <w:tc>
+          <w:tcPr>
+            <w:tcW w:w="3100" w:type="dxa"/>
+            <w:vAlign w:val="center"/>
+          </w:tcPr>
+          <w:p>
+            <w:pPr>
+              <w:spacing w:before="0" w:after="60" w:line="280" w:lineRule="auto"/>
+            </w:pPr>
+            <w:r>
+              <w:rPr>
+                <w:sz w:val="16"/>
+                <w:szCs w:val="16"/>
+              </w:rPr>
+              <w:t xml:space="preserve">建立周会、双周采样复盘和月度决策会。</w:t>
+            </w:r>
+          </w:p>
+        </w:tc>
+        <w:tc>
+          <w:tcPr>
+            <w:tcW w:w="1938" w:type="dxa"/>
+            <w:vAlign w:val="center"/>
+          </w:tcPr>
+          <w:p>
+            <w:pPr>
+              <w:spacing w:before="0" w:after="60" w:line="280" w:lineRule="auto"/>
+            </w:pPr>
+            <w:r>
+              <w:rPr>
+                <w:sz w:val="16"/>
+                <w:szCs w:val="16"/>
+              </w:rPr>
+              <w:t xml:space="preserve">每轮复测都有归因、修复项和下一轮预算建议。</w:t>
+              <w:br/>
+              <w:t xml:space="preserve">责任：数据负责人</w:t>
+            </w:r>
+          </w:p>
+        </w:tc>
+      </w:tr>
+    </w:tbl>
+    <w:p>
+      <w:pPr>
+        <w:pStyle w:val="Heading1"/>
+        <w:keepNext/>
+        <w:spacing w:before="260" w:after="120" w:line="300" w:lineRule="auto"/>
+      </w:pPr>
+      <w:r>
+        <w:t xml:space="preserve">证据成熟度与事实底座</w:t>
+      </w:r>
+    </w:p>
+    <w:tbl>
+      <w:tblPr>
+        <w:tblW w:w="9638" w:type="dxa"/>
+        <w:tblLayout w:type="fixed"/>
+        <w:tblCellMar>
+          <w:top w:w="90" w:type="dxa"/>
+          <w:left w:w="120" w:type="dxa"/>
+          <w:bottom w:w="90" w:type="dxa"/>
+          <w:right w:w="120" w:type="dxa"/>
+        </w:tblCellMar>
+        <w:tblBorders>
+          <w:top w:val="single" w:sz="4" w:color="E8E5DA"/>
+          <w:left w:val="single" w:sz="4" w:color="E8E5DA"/>
+          <w:bottom w:val="single" w:sz="4" w:color="E8E5DA"/>
+          <w:right w:val="single" w:sz="4" w:color="E8E5DA"/>
+          <w:insideH w:val="single" w:sz="4" w:color="E8E5DA"/>
+          <w:insideV w:val="single" w:sz="4" w:color="E8E5DA"/>
+        </w:tblBorders>
+      </w:tblPr>
+      <w:tblGrid>
+        <w:gridCol w:w="2350"/>
+        <w:gridCol w:w="2400"/>
+        <w:gridCol w:w="3500"/>
+        <w:gridCol w:w="1388"/>
+      </w:tblGrid>
+      <w:tr>
+        <w:tc>
+          <w:tcPr>
+            <w:tcW w:w="2350" w:type="dxa"/>
+            <w:shd w:fill="FAF9F5"/>
+            <w:vAlign w:val="center"/>
+          </w:tcPr>
+          <w:p>
+            <w:pPr>
+              <w:spacing w:before="0" w:after="60" w:line="280" w:lineRule="auto"/>
+            </w:pPr>
+            <w:r>
+              <w:rPr>
+                <w:b/>
+                <w:sz w:val="16"/>
+                <w:szCs w:val="16"/>
+              </w:rPr>
+              <w:t xml:space="preserve">断言/​资产</w:t>
+            </w:r>
+          </w:p>
+        </w:tc>
+        <w:tc>
+          <w:tcPr>
+            <w:tcW w:w="2400" w:type="dxa"/>
+            <w:shd w:fill="FAF9F5"/>
+            <w:vAlign w:val="center"/>
+          </w:tcPr>
+          <w:p>
+            <w:pPr>
+              <w:spacing w:before="0" w:after="60" w:line="280" w:lineRule="auto"/>
+            </w:pPr>
+            <w:r>
+              <w:rPr>
+                <w:b/>
+                <w:sz w:val="16"/>
+                <w:szCs w:val="16"/>
+              </w:rPr>
+              <w:t xml:space="preserve">成熟度与来源</w:t>
+            </w:r>
+          </w:p>
+        </w:tc>
+        <w:tc>
+          <w:tcPr>
+            <w:tcW w:w="3500" w:type="dxa"/>
+            <w:shd w:fill="FAF9F5"/>
+            <w:vAlign w:val="center"/>
+          </w:tcPr>
+          <w:p>
+            <w:pPr>
+              <w:spacing w:before="0" w:after="60" w:line="280" w:lineRule="auto"/>
+            </w:pPr>
+            <w:r>
+              <w:rPr>
+                <w:b/>
+                <w:sz w:val="16"/>
+                <w:szCs w:val="16"/>
+              </w:rPr>
+              <w:t xml:space="preserve">缺口与动作</w:t>
+            </w:r>
+          </w:p>
+        </w:tc>
+        <w:tc>
+          <w:tcPr>
+            <w:tcW w:w="1388" w:type="dxa"/>
+            <w:shd w:fill="FAF9F5"/>
+            <w:vAlign w:val="center"/>
+          </w:tcPr>
+          <w:p>
+            <w:pPr>
+              <w:spacing w:before="0" w:after="60" w:line="280" w:lineRule="auto"/>
+            </w:pPr>
+            <w:r>
+              <w:rPr>
+                <w:b/>
+                <w:sz w:val="16"/>
+                <w:szCs w:val="16"/>
+              </w:rPr>
+              <w:t xml:space="preserve">责任角色</w:t>
+            </w:r>
+          </w:p>
+        </w:tc>
+      </w:tr>
+      <w:tr>
+        <w:tc>
+          <w:tcPr>
+            <w:tcW w:w="2350" w:type="dxa"/>
+            <w:vAlign w:val="center"/>
+          </w:tcPr>
+          <w:p>
+            <w:pPr>
+              <w:spacing w:before="0" w:after="60" w:line="280" w:lineRule="auto"/>
+            </w:pPr>
+            <w:r>
+              <w:rPr>
+                <w:sz w:val="16"/>
+                <w:szCs w:val="16"/>
+              </w:rPr>
+              <w:t xml:space="preserve">品牌定位、核心产品和适用客户。</w:t>
+            </w:r>
+          </w:p>
+        </w:tc>
+        <w:tc>
+          <w:tcPr>
+            <w:tcW w:w="2400" w:type="dxa"/>
+            <w:vAlign w:val="center"/>
+          </w:tcPr>
+          <w:p>
+            <w:pPr>
+              <w:spacing w:before="0" w:after="60" w:line="280" w:lineRule="auto"/>
+            </w:pPr>
+            <w:r>
+              <w:rPr>
+                <w:sz w:val="16"/>
+                <w:szCs w:val="16"/>
+              </w:rPr>
+              <w:t xml:space="preserve">A 官方来源</w:t>
+              <w:br/>
+              <w:t xml:space="preserve">来源：官网与产品页可验证。</w:t>
+            </w:r>
+          </w:p>
+        </w:tc>
+        <w:tc>
+          <w:tcPr>
+            <w:tcW w:w="3500" w:type="dxa"/>
+            <w:vAlign w:val="center"/>
+          </w:tcPr>
+          <w:p>
+            <w:pPr>
+              <w:spacing w:before="0" w:after="60" w:line="280" w:lineRule="auto"/>
+            </w:pPr>
+            <w:r>
+              <w:rPr>
+                <w:sz w:val="16"/>
+                <w:szCs w:val="16"/>
+              </w:rPr>
+              <w:t xml:space="preserve">缺少标准中文事实卡。</w:t>
+              <w:br/>
+              <w:t xml:space="preserve">动作：整理品牌事实卡和来源台账。</w:t>
+            </w:r>
+          </w:p>
+        </w:tc>
+        <w:tc>
+          <w:tcPr>
+            <w:tcW w:w="1388" w:type="dxa"/>
+            <w:vAlign w:val="center"/>
+          </w:tcPr>
+          <w:p>
+            <w:pPr>
+              <w:spacing w:before="0" w:after="60" w:line="280" w:lineRule="auto"/>
+            </w:pPr>
+            <w:r>
+              <w:rPr>
+                <w:sz w:val="16"/>
+                <w:szCs w:val="16"/>
+              </w:rPr>
+              <w:t xml:space="preserve">产品市场负责人</w:t>
+            </w:r>
+          </w:p>
+        </w:tc>
+      </w:tr>
+      <w:tr>
+        <w:tc>
+          <w:tcPr>
+            <w:tcW w:w="2350" w:type="dxa"/>
+            <w:vAlign w:val="center"/>
+          </w:tcPr>
+          <w:p>
+            <w:pPr>
+              <w:spacing w:before="0" w:after="60" w:line="280" w:lineRule="auto"/>
+            </w:pPr>
+            <w:r>
+              <w:rPr>
+                <w:sz w:val="16"/>
+                <w:szCs w:val="16"/>
+              </w:rPr>
+              <w:t xml:space="preserve">行业场景和功能优势。</w:t>
+            </w:r>
+          </w:p>
+        </w:tc>
+        <w:tc>
+          <w:tcPr>
+            <w:tcW w:w="2400" w:type="dxa"/>
+            <w:vAlign w:val="center"/>
+          </w:tcPr>
+          <w:p>
+            <w:pPr>
+              <w:spacing w:before="0" w:after="60" w:line="280" w:lineRule="auto"/>
+            </w:pPr>
+            <w:r>
+              <w:rPr>
+                <w:sz w:val="16"/>
+                <w:szCs w:val="16"/>
+              </w:rPr>
+              <w:t xml:space="preserve">B 第三方可验证</w:t>
+              <w:br/>
+              <w:t xml:space="preserve">来源：部分行业资料可交叉验证。</w:t>
+            </w:r>
+          </w:p>
+        </w:tc>
+        <w:tc>
+          <w:tcPr>
+            <w:tcW w:w="3500" w:type="dxa"/>
+            <w:vAlign w:val="center"/>
+          </w:tcPr>
+          <w:p>
+            <w:pPr>
+              <w:spacing w:before="0" w:after="60" w:line="280" w:lineRule="auto"/>
+            </w:pPr>
+            <w:r>
+              <w:rPr>
+                <w:sz w:val="16"/>
+                <w:szCs w:val="16"/>
+              </w:rPr>
+              <w:t xml:space="preserve">对比维度和证据口径不统一。</w:t>
+              <w:br/>
+              <w:t xml:space="preserve">动作：建立同口径对比表。</w:t>
+            </w:r>
+          </w:p>
+        </w:tc>
+        <w:tc>
+          <w:tcPr>
+            <w:tcW w:w="1388" w:type="dxa"/>
+            <w:vAlign w:val="center"/>
+          </w:tcPr>
+          <w:p>
+            <w:pPr>
+              <w:spacing w:before="0" w:after="60" w:line="280" w:lineRule="auto"/>
+            </w:pPr>
+            <w:r>
+              <w:rPr>
+                <w:sz w:val="16"/>
+                <w:szCs w:val="16"/>
+              </w:rPr>
+              <w:t xml:space="preserve">内容负责人</w:t>
+            </w:r>
+          </w:p>
+        </w:tc>
+      </w:tr>
+      <w:tr>
+        <w:tc>
+          <w:tcPr>
+            <w:tcW w:w="2350" w:type="dxa"/>
+            <w:vAlign w:val="center"/>
+          </w:tcPr>
+          <w:p>
+            <w:pPr>
+              <w:spacing w:before="0" w:after="60" w:line="280" w:lineRule="auto"/>
+            </w:pPr>
+            <w:r>
+              <w:rPr>
+                <w:sz w:val="16"/>
+                <w:szCs w:val="16"/>
+              </w:rPr>
+              <w:t xml:space="preserve">客户案例和效果数据。</w:t>
+            </w:r>
+          </w:p>
+        </w:tc>
+        <w:tc>
+          <w:tcPr>
+            <w:tcW w:w="2400" w:type="dxa"/>
+            <w:vAlign w:val="center"/>
+          </w:tcPr>
+          <w:p>
+            <w:pPr>
+              <w:spacing w:before="0" w:after="60" w:line="280" w:lineRule="auto"/>
+            </w:pPr>
+            <w:r>
+              <w:rPr>
+                <w:sz w:val="16"/>
+                <w:szCs w:val="16"/>
+              </w:rPr>
+              <w:t xml:space="preserve">C 客户/​案例证据</w:t>
+              <w:br/>
+              <w:t xml:space="preserve">来源：需客户授权和数据口径确认。</w:t>
+            </w:r>
+          </w:p>
+        </w:tc>
+        <w:tc>
+          <w:tcPr>
+            <w:tcW w:w="3500" w:type="dxa"/>
+            <w:vAlign w:val="center"/>
+          </w:tcPr>
+          <w:p>
+            <w:pPr>
+              <w:spacing w:before="0" w:after="60" w:line="280" w:lineRule="auto"/>
+            </w:pPr>
+            <w:r>
+              <w:rPr>
+                <w:sz w:val="16"/>
+                <w:szCs w:val="16"/>
+              </w:rPr>
+              <w:t xml:space="preserve">未授权案例不能公开发布。</w:t>
+              <w:br/>
+              <w:t xml:space="preserve">动作：区分公开案例和内部销售材料。</w:t>
+            </w:r>
+          </w:p>
+        </w:tc>
+        <w:tc>
+          <w:tcPr>
+            <w:tcW w:w="1388" w:type="dxa"/>
+            <w:vAlign w:val="center"/>
+          </w:tcPr>
+          <w:p>
+            <w:pPr>
+              <w:spacing w:before="0" w:after="60" w:line="280" w:lineRule="auto"/>
+            </w:pPr>
+            <w:r>
+              <w:rPr>
+                <w:sz w:val="16"/>
+                <w:szCs w:val="16"/>
+              </w:rPr>
+              <w:t xml:space="preserve">PR 负责人</w:t>
+            </w:r>
+          </w:p>
+        </w:tc>
+      </w:tr>
+      <w:tr>
+        <w:tc>
+          <w:tcPr>
+            <w:tcW w:w="2350" w:type="dxa"/>
+            <w:vAlign w:val="center"/>
+          </w:tcPr>
+          <w:p>
+            <w:pPr>
+              <w:spacing w:before="0" w:after="60" w:line="280" w:lineRule="auto"/>
+            </w:pPr>
+            <w:r>
+              <w:rPr>
+                <w:sz w:val="16"/>
+                <w:szCs w:val="16"/>
+              </w:rPr>
+              <w:t xml:space="preserve">价格、交付周期和服务范围。</w:t>
+            </w:r>
+          </w:p>
+        </w:tc>
+        <w:tc>
+          <w:tcPr>
+            <w:tcW w:w="2400" w:type="dxa"/>
+            <w:vAlign w:val="center"/>
+          </w:tcPr>
+          <w:p>
+            <w:pPr>
+              <w:spacing w:before="0" w:after="60" w:line="280" w:lineRule="auto"/>
+            </w:pPr>
+            <w:r>
+              <w:rPr>
+                <w:sz w:val="16"/>
+                <w:szCs w:val="16"/>
+              </w:rPr>
+              <w:t xml:space="preserve">D 待补证</w:t>
+              <w:br/>
+              <w:t xml:space="preserve">来源：需要销售政策或报价口径确认。</w:t>
+            </w:r>
+          </w:p>
+        </w:tc>
+        <w:tc>
+          <w:tcPr>
+            <w:tcW w:w="3500" w:type="dxa"/>
+            <w:vAlign w:val="center"/>
+          </w:tcPr>
+          <w:p>
+            <w:pPr>
+              <w:spacing w:before="0" w:after="60" w:line="280" w:lineRule="auto"/>
+            </w:pPr>
+            <w:r>
+              <w:rPr>
+                <w:sz w:val="16"/>
+                <w:szCs w:val="16"/>
+              </w:rPr>
+              <w:t xml:space="preserve">AI 答案容易生成未经确认的价格。</w:t>
+              <w:br/>
+              <w:t xml:space="preserve">动作：建立可公开价格说明和禁用表述。</w:t>
+            </w:r>
+          </w:p>
+        </w:tc>
+        <w:tc>
+          <w:tcPr>
+            <w:tcW w:w="1388" w:type="dxa"/>
+            <w:vAlign w:val="center"/>
+          </w:tcPr>
+          <w:p>
+            <w:pPr>
+              <w:spacing w:before="0" w:after="60" w:line="280" w:lineRule="auto"/>
+            </w:pPr>
+            <w:r>
+              <w:rPr>
+                <w:sz w:val="16"/>
+                <w:szCs w:val="16"/>
+              </w:rPr>
+              <w:t xml:space="preserve">销售负责人</w:t>
+            </w:r>
+          </w:p>
+        </w:tc>
+      </w:tr>
+      <w:tr>
+        <w:tc>
+          <w:tcPr>
+            <w:tcW w:w="2350" w:type="dxa"/>
+            <w:vAlign w:val="center"/>
+          </w:tcPr>
+          <w:p>
+            <w:pPr>
+              <w:spacing w:before="0" w:after="60" w:line="280" w:lineRule="auto"/>
+            </w:pPr>
+            <w:r>
+              <w:rPr>
+                <w:sz w:val="16"/>
+                <w:szCs w:val="16"/>
+              </w:rPr>
+              <w:t xml:space="preserve">保证被 AI 平台引用或保证排名提升。</w:t>
+            </w:r>
+          </w:p>
+        </w:tc>
+        <w:tc>
+          <w:tcPr>
+            <w:tcW w:w="2400" w:type="dxa"/>
+            <w:vAlign w:val="center"/>
+          </w:tcPr>
+          <w:p>
+            <w:pPr>
+              <w:spacing w:before="0" w:after="60" w:line="280" w:lineRule="auto"/>
+            </w:pPr>
+            <w:r>
+              <w:rPr>
+                <w:sz w:val="16"/>
+                <w:szCs w:val="16"/>
+              </w:rPr>
+              <w:t xml:space="preserve">E 禁用表述</w:t>
+              <w:br/>
+              <w:t xml:space="preserve">来源：无法验证。</w:t>
+            </w:r>
+          </w:p>
+        </w:tc>
+        <w:tc>
+          <w:tcPr>
+            <w:tcW w:w="3500" w:type="dxa"/>
+            <w:vAlign w:val="center"/>
+          </w:tcPr>
+          <w:p>
+            <w:pPr>
+              <w:spacing w:before="0" w:after="60" w:line="280" w:lineRule="auto"/>
+            </w:pPr>
+            <w:r>
+              <w:rPr>
+                <w:sz w:val="16"/>
+                <w:szCs w:val="16"/>
+              </w:rPr>
+              <w:t xml:space="preserve">违反 GEO 方法边界。</w:t>
+              <w:br/>
+              <w:t xml:space="preserve">动作：统一改为提升可发现性、可验证性和可抽取性。</w:t>
+            </w:r>
+          </w:p>
+        </w:tc>
+        <w:tc>
+          <w:tcPr>
+            <w:tcW w:w="1388" w:type="dxa"/>
+            <w:vAlign w:val="center"/>
+          </w:tcPr>
+          <w:p>
+            <w:pPr>
+              <w:spacing w:before="0" w:after="60" w:line="280" w:lineRule="auto"/>
+            </w:pPr>
+            <w:r>
+              <w:rPr>
+                <w:sz w:val="16"/>
+                <w:szCs w:val="16"/>
+              </w:rPr>
+              <w:t xml:space="preserve">客户交付负责人</w:t>
             </w:r>
           </w:p>
         </w:tc>
@@ -523,12 +2623,12 @@
           <w:right w:w="120" w:type="dxa"/>
         </w:tblCellMar>
         <w:tblBorders>
-          <w:top w:val="single" w:sz="4" w:color="D9DEE8"/>
-          <w:left w:val="single" w:sz="4" w:color="D9DEE8"/>
-          <w:bottom w:val="single" w:sz="4" w:color="D9DEE8"/>
-          <w:right w:val="single" w:sz="4" w:color="D9DEE8"/>
-          <w:insideH w:val="single" w:sz="4" w:color="D9DEE8"/>
-          <w:insideV w:val="single" w:sz="4" w:color="D9DEE8"/>
+          <w:top w:val="single" w:sz="4" w:color="E8E5DA"/>
+          <w:left w:val="single" w:sz="4" w:color="E8E5DA"/>
+          <w:bottom w:val="single" w:sz="4" w:color="E8E5DA"/>
+          <w:right w:val="single" w:sz="4" w:color="E8E5DA"/>
+          <w:insideH w:val="single" w:sz="4" w:color="E8E5DA"/>
+          <w:insideV w:val="single" w:sz="4" w:color="E8E5DA"/>
         </w:tblBorders>
       </w:tblPr>
       <w:tblGrid>
@@ -539,7 +2639,7 @@
         <w:tc>
           <w:tcPr>
             <w:tcW w:w="1700" w:type="dxa"/>
-            <w:shd w:fill="F6F8FB"/>
+            <w:shd w:fill="FAF9F5"/>
             <w:vAlign w:val="center"/>
           </w:tcPr>
           <w:p>
@@ -559,7 +2659,7 @@
         <w:tc>
           <w:tcPr>
             <w:tcW w:w="7938" w:type="dxa"/>
-            <w:shd w:fill="F6F8FB"/>
+            <w:shd w:fill="FAF9F5"/>
             <w:vAlign w:val="center"/>
           </w:tcPr>
           <w:p>
@@ -789,12 +2889,12 @@
           <w:right w:w="120" w:type="dxa"/>
         </w:tblCellMar>
         <w:tblBorders>
-          <w:top w:val="single" w:sz="4" w:color="D9DEE8"/>
-          <w:left w:val="single" w:sz="4" w:color="D9DEE8"/>
-          <w:bottom w:val="single" w:sz="4" w:color="D9DEE8"/>
-          <w:right w:val="single" w:sz="4" w:color="D9DEE8"/>
-          <w:insideH w:val="single" w:sz="4" w:color="D9DEE8"/>
-          <w:insideV w:val="single" w:sz="4" w:color="D9DEE8"/>
+          <w:top w:val="single" w:sz="4" w:color="E8E5DA"/>
+          <w:left w:val="single" w:sz="4" w:color="E8E5DA"/>
+          <w:bottom w:val="single" w:sz="4" w:color="E8E5DA"/>
+          <w:right w:val="single" w:sz="4" w:color="E8E5DA"/>
+          <w:insideH w:val="single" w:sz="4" w:color="E8E5DA"/>
+          <w:insideV w:val="single" w:sz="4" w:color="E8E5DA"/>
         </w:tblBorders>
       </w:tblPr>
       <w:tblGrid>
@@ -805,7 +2905,7 @@
         <w:tc>
           <w:tcPr>
             <w:tcW w:w="1700" w:type="dxa"/>
-            <w:shd w:fill="F6F8FB"/>
+            <w:shd w:fill="FAF9F5"/>
             <w:vAlign w:val="center"/>
           </w:tcPr>
           <w:p>
@@ -825,7 +2925,7 @@
         <w:tc>
           <w:tcPr>
             <w:tcW w:w="7938" w:type="dxa"/>
-            <w:shd w:fill="F6F8FB"/>
+            <w:shd w:fill="FAF9F5"/>
             <w:vAlign w:val="center"/>
           </w:tcPr>
           <w:p>
@@ -1055,12 +3155,12 @@
           <w:right w:w="120" w:type="dxa"/>
         </w:tblCellMar>
         <w:tblBorders>
-          <w:top w:val="single" w:sz="4" w:color="D9DEE8"/>
-          <w:left w:val="single" w:sz="4" w:color="D9DEE8"/>
-          <w:bottom w:val="single" w:sz="4" w:color="D9DEE8"/>
-          <w:right w:val="single" w:sz="4" w:color="D9DEE8"/>
-          <w:insideH w:val="single" w:sz="4" w:color="D9DEE8"/>
-          <w:insideV w:val="single" w:sz="4" w:color="D9DEE8"/>
+          <w:top w:val="single" w:sz="4" w:color="E8E5DA"/>
+          <w:left w:val="single" w:sz="4" w:color="E8E5DA"/>
+          <w:bottom w:val="single" w:sz="4" w:color="E8E5DA"/>
+          <w:right w:val="single" w:sz="4" w:color="E8E5DA"/>
+          <w:insideH w:val="single" w:sz="4" w:color="E8E5DA"/>
+          <w:insideV w:val="single" w:sz="4" w:color="E8E5DA"/>
         </w:tblBorders>
       </w:tblPr>
       <w:tblGrid>
@@ -1071,7 +3171,7 @@
         <w:tc>
           <w:tcPr>
             <w:tcW w:w="1700" w:type="dxa"/>
-            <w:shd w:fill="F6F8FB"/>
+            <w:shd w:fill="FAF9F5"/>
             <w:vAlign w:val="center"/>
           </w:tcPr>
           <w:p>
@@ -1091,7 +3191,7 @@
         <w:tc>
           <w:tcPr>
             <w:tcW w:w="7938" w:type="dxa"/>
-            <w:shd w:fill="F6F8FB"/>
+            <w:shd w:fill="FAF9F5"/>
             <w:vAlign w:val="center"/>
           </w:tcPr>
           <w:p>
@@ -1331,12 +3431,12 @@
           <w:right w:w="120" w:type="dxa"/>
         </w:tblCellMar>
         <w:tblBorders>
-          <w:top w:val="single" w:sz="4" w:color="D9DEE8"/>
-          <w:left w:val="single" w:sz="4" w:color="D9DEE8"/>
-          <w:bottom w:val="single" w:sz="4" w:color="D9DEE8"/>
-          <w:right w:val="single" w:sz="4" w:color="D9DEE8"/>
-          <w:insideH w:val="single" w:sz="4" w:color="D9DEE8"/>
-          <w:insideV w:val="single" w:sz="4" w:color="D9DEE8"/>
+          <w:top w:val="single" w:sz="4" w:color="E8E5DA"/>
+          <w:left w:val="single" w:sz="4" w:color="E8E5DA"/>
+          <w:bottom w:val="single" w:sz="4" w:color="E8E5DA"/>
+          <w:right w:val="single" w:sz="4" w:color="E8E5DA"/>
+          <w:insideH w:val="single" w:sz="4" w:color="E8E5DA"/>
+          <w:insideV w:val="single" w:sz="4" w:color="E8E5DA"/>
         </w:tblBorders>
       </w:tblPr>
       <w:tblGrid>
@@ -1347,7 +3447,7 @@
         <w:tc>
           <w:tcPr>
             <w:tcW w:w="1650" w:type="dxa"/>
-            <w:shd w:fill="F6F8FB"/>
+            <w:shd w:fill="FAF9F5"/>
             <w:vAlign w:val="center"/>
           </w:tcPr>
           <w:p>
@@ -1367,7 +3467,7 @@
         <w:tc>
           <w:tcPr>
             <w:tcW w:w="7988" w:type="dxa"/>
-            <w:shd w:fill="F6F8FB"/>
+            <w:shd w:fill="FAF9F5"/>
             <w:vAlign w:val="center"/>
           </w:tcPr>
           <w:p>
@@ -1495,6 +3595,82 @@
                 <w:szCs w:val="17"/>
               </w:rPr>
               <w:t xml:space="preserve">技术负责人</w:t>
+            </w:r>
+          </w:p>
+        </w:tc>
+      </w:tr>
+      <w:tr>
+        <w:tc>
+          <w:tcPr>
+            <w:tcW w:w="1650" w:type="dxa"/>
+            <w:vAlign w:val="center"/>
+          </w:tcPr>
+          <w:p>
+            <w:pPr>
+              <w:spacing w:before="0" w:after="60" w:line="280" w:lineRule="auto"/>
+            </w:pPr>
+            <w:r>
+              <w:rPr>
+                <w:sz w:val="17"/>
+                <w:szCs w:val="17"/>
+              </w:rPr>
+              <w:t xml:space="preserve">优先级</w:t>
+            </w:r>
+          </w:p>
+        </w:tc>
+        <w:tc>
+          <w:tcPr>
+            <w:tcW w:w="7988" w:type="dxa"/>
+            <w:vAlign w:val="center"/>
+          </w:tcPr>
+          <w:p>
+            <w:pPr>
+              <w:spacing w:before="0" w:after="60" w:line="280" w:lineRule="auto"/>
+            </w:pPr>
+            <w:r>
+              <w:rPr>
+                <w:sz w:val="17"/>
+                <w:szCs w:val="17"/>
+              </w:rPr>
+              <w:t xml:space="preserve">P0</w:t>
+            </w:r>
+          </w:p>
+        </w:tc>
+      </w:tr>
+      <w:tr>
+        <w:tc>
+          <w:tcPr>
+            <w:tcW w:w="1650" w:type="dxa"/>
+            <w:vAlign w:val="center"/>
+          </w:tcPr>
+          <w:p>
+            <w:pPr>
+              <w:spacing w:before="0" w:after="60" w:line="280" w:lineRule="auto"/>
+            </w:pPr>
+            <w:r>
+              <w:rPr>
+                <w:sz w:val="17"/>
+                <w:szCs w:val="17"/>
+              </w:rPr>
+              <w:t xml:space="preserve">资源/​预算</w:t>
+            </w:r>
+          </w:p>
+        </w:tc>
+        <w:tc>
+          <w:tcPr>
+            <w:tcW w:w="7988" w:type="dxa"/>
+            <w:vAlign w:val="center"/>
+          </w:tcPr>
+          <w:p>
+            <w:pPr>
+              <w:spacing w:before="0" w:after="60" w:line="280" w:lineRule="auto"/>
+            </w:pPr>
+            <w:r>
+              <w:rPr>
+                <w:sz w:val="17"/>
+                <w:szCs w:val="17"/>
+              </w:rPr>
+              <w:t xml:space="preserve">技术 1 人 + 内容 0.​5 人；预算中；优先核心事实页、产品线页、FAQ 结构化数据。</w:t>
             </w:r>
           </w:p>
         </w:tc>
@@ -1625,12 +3801,12 @@
           <w:right w:w="120" w:type="dxa"/>
         </w:tblCellMar>
         <w:tblBorders>
-          <w:top w:val="single" w:sz="4" w:color="D9DEE8"/>
-          <w:left w:val="single" w:sz="4" w:color="D9DEE8"/>
-          <w:bottom w:val="single" w:sz="4" w:color="D9DEE8"/>
-          <w:right w:val="single" w:sz="4" w:color="D9DEE8"/>
-          <w:insideH w:val="single" w:sz="4" w:color="D9DEE8"/>
-          <w:insideV w:val="single" w:sz="4" w:color="D9DEE8"/>
+          <w:top w:val="single" w:sz="4" w:color="E8E5DA"/>
+          <w:left w:val="single" w:sz="4" w:color="E8E5DA"/>
+          <w:bottom w:val="single" w:sz="4" w:color="E8E5DA"/>
+          <w:right w:val="single" w:sz="4" w:color="E8E5DA"/>
+          <w:insideH w:val="single" w:sz="4" w:color="E8E5DA"/>
+          <w:insideV w:val="single" w:sz="4" w:color="E8E5DA"/>
         </w:tblBorders>
       </w:tblPr>
       <w:tblGrid>
@@ -1643,7 +3819,7 @@
         <w:tc>
           <w:tcPr>
             <w:tcW w:w="3250" w:type="dxa"/>
-            <w:shd w:fill="F6F8FB"/>
+            <w:shd w:fill="FAF9F5"/>
             <w:vAlign w:val="center"/>
           </w:tcPr>
           <w:p>
@@ -1663,7 +3839,7 @@
         <w:tc>
           <w:tcPr>
             <w:tcW w:w="1600" w:type="dxa"/>
-            <w:shd w:fill="F6F8FB"/>
+            <w:shd w:fill="FAF9F5"/>
             <w:vAlign w:val="center"/>
           </w:tcPr>
           <w:p>
@@ -1683,7 +3859,7 @@
         <w:tc>
           <w:tcPr>
             <w:tcW w:w="2050" w:type="dxa"/>
-            <w:shd w:fill="F6F8FB"/>
+            <w:shd w:fill="FAF9F5"/>
             <w:vAlign w:val="center"/>
           </w:tcPr>
           <w:p>
@@ -1703,7 +3879,7 @@
         <w:tc>
           <w:tcPr>
             <w:tcW w:w="2738" w:type="dxa"/>
-            <w:shd w:fill="F6F8FB"/>
+            <w:shd w:fill="FAF9F5"/>
             <w:vAlign w:val="center"/>
           </w:tcPr>
           <w:p>
@@ -1895,12 +4071,12 @@
           <w:right w:w="120" w:type="dxa"/>
         </w:tblCellMar>
         <w:tblBorders>
-          <w:top w:val="single" w:sz="4" w:color="D9DEE8"/>
-          <w:left w:val="single" w:sz="4" w:color="D9DEE8"/>
-          <w:bottom w:val="single" w:sz="4" w:color="D9DEE8"/>
-          <w:right w:val="single" w:sz="4" w:color="D9DEE8"/>
-          <w:insideH w:val="single" w:sz="4" w:color="D9DEE8"/>
-          <w:insideV w:val="single" w:sz="4" w:color="D9DEE8"/>
+          <w:top w:val="single" w:sz="4" w:color="E8E5DA"/>
+          <w:left w:val="single" w:sz="4" w:color="E8E5DA"/>
+          <w:bottom w:val="single" w:sz="4" w:color="E8E5DA"/>
+          <w:right w:val="single" w:sz="4" w:color="E8E5DA"/>
+          <w:insideH w:val="single" w:sz="4" w:color="E8E5DA"/>
+          <w:insideV w:val="single" w:sz="4" w:color="E8E5DA"/>
         </w:tblBorders>
       </w:tblPr>
       <w:tblGrid>
@@ -1911,7 +4087,7 @@
         <w:tc>
           <w:tcPr>
             <w:tcW w:w="1650" w:type="dxa"/>
-            <w:shd w:fill="F6F8FB"/>
+            <w:shd w:fill="FAF9F5"/>
             <w:vAlign w:val="center"/>
           </w:tcPr>
           <w:p>
@@ -1931,7 +4107,7 @@
         <w:tc>
           <w:tcPr>
             <w:tcW w:w="7988" w:type="dxa"/>
-            <w:shd w:fill="F6F8FB"/>
+            <w:shd w:fill="FAF9F5"/>
             <w:vAlign w:val="center"/>
           </w:tcPr>
           <w:p>
@@ -2059,6 +4235,82 @@
                 <w:szCs w:val="17"/>
               </w:rPr>
               <w:t xml:space="preserve">内容负责人</w:t>
+            </w:r>
+          </w:p>
+        </w:tc>
+      </w:tr>
+      <w:tr>
+        <w:tc>
+          <w:tcPr>
+            <w:tcW w:w="1650" w:type="dxa"/>
+            <w:vAlign w:val="center"/>
+          </w:tcPr>
+          <w:p>
+            <w:pPr>
+              <w:spacing w:before="0" w:after="60" w:line="280" w:lineRule="auto"/>
+            </w:pPr>
+            <w:r>
+              <w:rPr>
+                <w:sz w:val="17"/>
+                <w:szCs w:val="17"/>
+              </w:rPr>
+              <w:t xml:space="preserve">优先级</w:t>
+            </w:r>
+          </w:p>
+        </w:tc>
+        <w:tc>
+          <w:tcPr>
+            <w:tcW w:w="7988" w:type="dxa"/>
+            <w:vAlign w:val="center"/>
+          </w:tcPr>
+          <w:p>
+            <w:pPr>
+              <w:spacing w:before="0" w:after="60" w:line="280" w:lineRule="auto"/>
+            </w:pPr>
+            <w:r>
+              <w:rPr>
+                <w:sz w:val="17"/>
+                <w:szCs w:val="17"/>
+              </w:rPr>
+              <w:t xml:space="preserve">P1</w:t>
+            </w:r>
+          </w:p>
+        </w:tc>
+      </w:tr>
+      <w:tr>
+        <w:tc>
+          <w:tcPr>
+            <w:tcW w:w="1650" w:type="dxa"/>
+            <w:vAlign w:val="center"/>
+          </w:tcPr>
+          <w:p>
+            <w:pPr>
+              <w:spacing w:before="0" w:after="60" w:line="280" w:lineRule="auto"/>
+            </w:pPr>
+            <w:r>
+              <w:rPr>
+                <w:sz w:val="17"/>
+                <w:szCs w:val="17"/>
+              </w:rPr>
+              <w:t xml:space="preserve">资源/​预算</w:t>
+            </w:r>
+          </w:p>
+        </w:tc>
+        <w:tc>
+          <w:tcPr>
+            <w:tcW w:w="7988" w:type="dxa"/>
+            <w:vAlign w:val="center"/>
+          </w:tcPr>
+          <w:p>
+            <w:pPr>
+              <w:spacing w:before="0" w:after="60" w:line="280" w:lineRule="auto"/>
+            </w:pPr>
+            <w:r>
+              <w:rPr>
+                <w:sz w:val="17"/>
+                <w:szCs w:val="17"/>
+              </w:rPr>
+              <w:t xml:space="preserve">内容 2 人 + 编辑 1 人；预算中；优先高意向问题和场景页。</w:t>
             </w:r>
           </w:p>
         </w:tc>
@@ -2189,12 +4441,12 @@
           <w:right w:w="120" w:type="dxa"/>
         </w:tblCellMar>
         <w:tblBorders>
-          <w:top w:val="single" w:sz="4" w:color="D9DEE8"/>
-          <w:left w:val="single" w:sz="4" w:color="D9DEE8"/>
-          <w:bottom w:val="single" w:sz="4" w:color="D9DEE8"/>
-          <w:right w:val="single" w:sz="4" w:color="D9DEE8"/>
-          <w:insideH w:val="single" w:sz="4" w:color="D9DEE8"/>
-          <w:insideV w:val="single" w:sz="4" w:color="D9DEE8"/>
+          <w:top w:val="single" w:sz="4" w:color="E8E5DA"/>
+          <w:left w:val="single" w:sz="4" w:color="E8E5DA"/>
+          <w:bottom w:val="single" w:sz="4" w:color="E8E5DA"/>
+          <w:right w:val="single" w:sz="4" w:color="E8E5DA"/>
+          <w:insideH w:val="single" w:sz="4" w:color="E8E5DA"/>
+          <w:insideV w:val="single" w:sz="4" w:color="E8E5DA"/>
         </w:tblBorders>
       </w:tblPr>
       <w:tblGrid>
@@ -2207,7 +4459,7 @@
         <w:tc>
           <w:tcPr>
             <w:tcW w:w="3250" w:type="dxa"/>
-            <w:shd w:fill="F6F8FB"/>
+            <w:shd w:fill="FAF9F5"/>
             <w:vAlign w:val="center"/>
           </w:tcPr>
           <w:p>
@@ -2227,7 +4479,7 @@
         <w:tc>
           <w:tcPr>
             <w:tcW w:w="1600" w:type="dxa"/>
-            <w:shd w:fill="F6F8FB"/>
+            <w:shd w:fill="FAF9F5"/>
             <w:vAlign w:val="center"/>
           </w:tcPr>
           <w:p>
@@ -2247,7 +4499,7 @@
         <w:tc>
           <w:tcPr>
             <w:tcW w:w="2050" w:type="dxa"/>
-            <w:shd w:fill="F6F8FB"/>
+            <w:shd w:fill="FAF9F5"/>
             <w:vAlign w:val="center"/>
           </w:tcPr>
           <w:p>
@@ -2267,7 +4519,7 @@
         <w:tc>
           <w:tcPr>
             <w:tcW w:w="2738" w:type="dxa"/>
-            <w:shd w:fill="F6F8FB"/>
+            <w:shd w:fill="FAF9F5"/>
             <w:vAlign w:val="center"/>
           </w:tcPr>
           <w:p>
@@ -2459,12 +4711,12 @@
           <w:right w:w="120" w:type="dxa"/>
         </w:tblCellMar>
         <w:tblBorders>
-          <w:top w:val="single" w:sz="4" w:color="D9DEE8"/>
-          <w:left w:val="single" w:sz="4" w:color="D9DEE8"/>
-          <w:bottom w:val="single" w:sz="4" w:color="D9DEE8"/>
-          <w:right w:val="single" w:sz="4" w:color="D9DEE8"/>
-          <w:insideH w:val="single" w:sz="4" w:color="D9DEE8"/>
-          <w:insideV w:val="single" w:sz="4" w:color="D9DEE8"/>
+          <w:top w:val="single" w:sz="4" w:color="E8E5DA"/>
+          <w:left w:val="single" w:sz="4" w:color="E8E5DA"/>
+          <w:bottom w:val="single" w:sz="4" w:color="E8E5DA"/>
+          <w:right w:val="single" w:sz="4" w:color="E8E5DA"/>
+          <w:insideH w:val="single" w:sz="4" w:color="E8E5DA"/>
+          <w:insideV w:val="single" w:sz="4" w:color="E8E5DA"/>
         </w:tblBorders>
       </w:tblPr>
       <w:tblGrid>
@@ -2475,7 +4727,7 @@
         <w:tc>
           <w:tcPr>
             <w:tcW w:w="1650" w:type="dxa"/>
-            <w:shd w:fill="F6F8FB"/>
+            <w:shd w:fill="FAF9F5"/>
             <w:vAlign w:val="center"/>
           </w:tcPr>
           <w:p>
@@ -2495,7 +4747,7 @@
         <w:tc>
           <w:tcPr>
             <w:tcW w:w="7988" w:type="dxa"/>
-            <w:shd w:fill="F6F8FB"/>
+            <w:shd w:fill="FAF9F5"/>
             <w:vAlign w:val="center"/>
           </w:tcPr>
           <w:p>
@@ -2623,6 +4875,82 @@
                 <w:szCs w:val="17"/>
               </w:rPr>
               <w:t xml:space="preserve">编辑负责人</w:t>
+            </w:r>
+          </w:p>
+        </w:tc>
+      </w:tr>
+      <w:tr>
+        <w:tc>
+          <w:tcPr>
+            <w:tcW w:w="1650" w:type="dxa"/>
+            <w:vAlign w:val="center"/>
+          </w:tcPr>
+          <w:p>
+            <w:pPr>
+              <w:spacing w:before="0" w:after="60" w:line="280" w:lineRule="auto"/>
+            </w:pPr>
+            <w:r>
+              <w:rPr>
+                <w:sz w:val="17"/>
+                <w:szCs w:val="17"/>
+              </w:rPr>
+              <w:t xml:space="preserve">优先级</w:t>
+            </w:r>
+          </w:p>
+        </w:tc>
+        <w:tc>
+          <w:tcPr>
+            <w:tcW w:w="7988" w:type="dxa"/>
+            <w:vAlign w:val="center"/>
+          </w:tcPr>
+          <w:p>
+            <w:pPr>
+              <w:spacing w:before="0" w:after="60" w:line="280" w:lineRule="auto"/>
+            </w:pPr>
+            <w:r>
+              <w:rPr>
+                <w:sz w:val="17"/>
+                <w:szCs w:val="17"/>
+              </w:rPr>
+              <w:t xml:space="preserve">P1</w:t>
+            </w:r>
+          </w:p>
+        </w:tc>
+      </w:tr>
+      <w:tr>
+        <w:tc>
+          <w:tcPr>
+            <w:tcW w:w="1650" w:type="dxa"/>
+            <w:vAlign w:val="center"/>
+          </w:tcPr>
+          <w:p>
+            <w:pPr>
+              <w:spacing w:before="0" w:after="60" w:line="280" w:lineRule="auto"/>
+            </w:pPr>
+            <w:r>
+              <w:rPr>
+                <w:sz w:val="17"/>
+                <w:szCs w:val="17"/>
+              </w:rPr>
+              <w:t xml:space="preserve">资源/​预算</w:t>
+            </w:r>
+          </w:p>
+        </w:tc>
+        <w:tc>
+          <w:tcPr>
+            <w:tcW w:w="7988" w:type="dxa"/>
+            <w:vAlign w:val="center"/>
+          </w:tcPr>
+          <w:p>
+            <w:pPr>
+              <w:spacing w:before="0" w:after="60" w:line="280" w:lineRule="auto"/>
+            </w:pPr>
+            <w:r>
+              <w:rPr>
+                <w:sz w:val="17"/>
+                <w:szCs w:val="17"/>
+              </w:rPr>
+              <w:t xml:space="preserve">编辑 1 人 + 内容协作；预算低；与内容矩阵同步执行。</w:t>
             </w:r>
           </w:p>
         </w:tc>
@@ -2753,12 +5081,12 @@
           <w:right w:w="120" w:type="dxa"/>
         </w:tblCellMar>
         <w:tblBorders>
-          <w:top w:val="single" w:sz="4" w:color="D9DEE8"/>
-          <w:left w:val="single" w:sz="4" w:color="D9DEE8"/>
-          <w:bottom w:val="single" w:sz="4" w:color="D9DEE8"/>
-          <w:right w:val="single" w:sz="4" w:color="D9DEE8"/>
-          <w:insideH w:val="single" w:sz="4" w:color="D9DEE8"/>
-          <w:insideV w:val="single" w:sz="4" w:color="D9DEE8"/>
+          <w:top w:val="single" w:sz="4" w:color="E8E5DA"/>
+          <w:left w:val="single" w:sz="4" w:color="E8E5DA"/>
+          <w:bottom w:val="single" w:sz="4" w:color="E8E5DA"/>
+          <w:right w:val="single" w:sz="4" w:color="E8E5DA"/>
+          <w:insideH w:val="single" w:sz="4" w:color="E8E5DA"/>
+          <w:insideV w:val="single" w:sz="4" w:color="E8E5DA"/>
         </w:tblBorders>
       </w:tblPr>
       <w:tblGrid>
@@ -2771,7 +5099,7 @@
         <w:tc>
           <w:tcPr>
             <w:tcW w:w="3250" w:type="dxa"/>
-            <w:shd w:fill="F6F8FB"/>
+            <w:shd w:fill="FAF9F5"/>
             <w:vAlign w:val="center"/>
           </w:tcPr>
           <w:p>
@@ -2791,7 +5119,7 @@
         <w:tc>
           <w:tcPr>
             <w:tcW w:w="1600" w:type="dxa"/>
-            <w:shd w:fill="F6F8FB"/>
+            <w:shd w:fill="FAF9F5"/>
             <w:vAlign w:val="center"/>
           </w:tcPr>
           <w:p>
@@ -2811,7 +5139,7 @@
         <w:tc>
           <w:tcPr>
             <w:tcW w:w="2050" w:type="dxa"/>
-            <w:shd w:fill="F6F8FB"/>
+            <w:shd w:fill="FAF9F5"/>
             <w:vAlign w:val="center"/>
           </w:tcPr>
           <w:p>
@@ -2831,7 +5159,7 @@
         <w:tc>
           <w:tcPr>
             <w:tcW w:w="2738" w:type="dxa"/>
-            <w:shd w:fill="F6F8FB"/>
+            <w:shd w:fill="FAF9F5"/>
             <w:vAlign w:val="center"/>
           </w:tcPr>
           <w:p>
@@ -3023,12 +5351,12 @@
           <w:right w:w="120" w:type="dxa"/>
         </w:tblCellMar>
         <w:tblBorders>
-          <w:top w:val="single" w:sz="4" w:color="D9DEE8"/>
-          <w:left w:val="single" w:sz="4" w:color="D9DEE8"/>
-          <w:bottom w:val="single" w:sz="4" w:color="D9DEE8"/>
-          <w:right w:val="single" w:sz="4" w:color="D9DEE8"/>
-          <w:insideH w:val="single" w:sz="4" w:color="D9DEE8"/>
-          <w:insideV w:val="single" w:sz="4" w:color="D9DEE8"/>
+          <w:top w:val="single" w:sz="4" w:color="E8E5DA"/>
+          <w:left w:val="single" w:sz="4" w:color="E8E5DA"/>
+          <w:bottom w:val="single" w:sz="4" w:color="E8E5DA"/>
+          <w:right w:val="single" w:sz="4" w:color="E8E5DA"/>
+          <w:insideH w:val="single" w:sz="4" w:color="E8E5DA"/>
+          <w:insideV w:val="single" w:sz="4" w:color="E8E5DA"/>
         </w:tblBorders>
       </w:tblPr>
       <w:tblGrid>
@@ -3039,7 +5367,7 @@
         <w:tc>
           <w:tcPr>
             <w:tcW w:w="1650" w:type="dxa"/>
-            <w:shd w:fill="F6F8FB"/>
+            <w:shd w:fill="FAF9F5"/>
             <w:vAlign w:val="center"/>
           </w:tcPr>
           <w:p>
@@ -3059,7 +5387,7 @@
         <w:tc>
           <w:tcPr>
             <w:tcW w:w="7988" w:type="dxa"/>
-            <w:shd w:fill="F6F8FB"/>
+            <w:shd w:fill="FAF9F5"/>
             <w:vAlign w:val="center"/>
           </w:tcPr>
           <w:p>
@@ -3187,6 +5515,82 @@
                 <w:szCs w:val="17"/>
               </w:rPr>
               <w:t xml:space="preserve">产品市场负责人</w:t>
+            </w:r>
+          </w:p>
+        </w:tc>
+      </w:tr>
+      <w:tr>
+        <w:tc>
+          <w:tcPr>
+            <w:tcW w:w="1650" w:type="dxa"/>
+            <w:vAlign w:val="center"/>
+          </w:tcPr>
+          <w:p>
+            <w:pPr>
+              <w:spacing w:before="0" w:after="60" w:line="280" w:lineRule="auto"/>
+            </w:pPr>
+            <w:r>
+              <w:rPr>
+                <w:sz w:val="17"/>
+                <w:szCs w:val="17"/>
+              </w:rPr>
+              <w:t xml:space="preserve">优先级</w:t>
+            </w:r>
+          </w:p>
+        </w:tc>
+        <w:tc>
+          <w:tcPr>
+            <w:tcW w:w="7988" w:type="dxa"/>
+            <w:vAlign w:val="center"/>
+          </w:tcPr>
+          <w:p>
+            <w:pPr>
+              <w:spacing w:before="0" w:after="60" w:line="280" w:lineRule="auto"/>
+            </w:pPr>
+            <w:r>
+              <w:rPr>
+                <w:sz w:val="17"/>
+                <w:szCs w:val="17"/>
+              </w:rPr>
+              <w:t xml:space="preserve">P0</w:t>
+            </w:r>
+          </w:p>
+        </w:tc>
+      </w:tr>
+      <w:tr>
+        <w:tc>
+          <w:tcPr>
+            <w:tcW w:w="1650" w:type="dxa"/>
+            <w:vAlign w:val="center"/>
+          </w:tcPr>
+          <w:p>
+            <w:pPr>
+              <w:spacing w:before="0" w:after="60" w:line="280" w:lineRule="auto"/>
+            </w:pPr>
+            <w:r>
+              <w:rPr>
+                <w:sz w:val="17"/>
+                <w:szCs w:val="17"/>
+              </w:rPr>
+              <w:t xml:space="preserve">资源/​预算</w:t>
+            </w:r>
+          </w:p>
+        </w:tc>
+        <w:tc>
+          <w:tcPr>
+            <w:tcW w:w="7988" w:type="dxa"/>
+            <w:vAlign w:val="center"/>
+          </w:tcPr>
+          <w:p>
+            <w:pPr>
+              <w:spacing w:before="0" w:after="60" w:line="280" w:lineRule="auto"/>
+            </w:pPr>
+            <w:r>
+              <w:rPr>
+                <w:sz w:val="17"/>
+                <w:szCs w:val="17"/>
+              </w:rPr>
+              <w:t xml:space="preserve">产品市场 1 人 + 交付 0.​5 人；预算低到中；优先事实卡和长文资料包。</w:t>
             </w:r>
           </w:p>
         </w:tc>
@@ -3317,12 +5721,12 @@
           <w:right w:w="120" w:type="dxa"/>
         </w:tblCellMar>
         <w:tblBorders>
-          <w:top w:val="single" w:sz="4" w:color="D9DEE8"/>
-          <w:left w:val="single" w:sz="4" w:color="D9DEE8"/>
-          <w:bottom w:val="single" w:sz="4" w:color="D9DEE8"/>
-          <w:right w:val="single" w:sz="4" w:color="D9DEE8"/>
-          <w:insideH w:val="single" w:sz="4" w:color="D9DEE8"/>
-          <w:insideV w:val="single" w:sz="4" w:color="D9DEE8"/>
+          <w:top w:val="single" w:sz="4" w:color="E8E5DA"/>
+          <w:left w:val="single" w:sz="4" w:color="E8E5DA"/>
+          <w:bottom w:val="single" w:sz="4" w:color="E8E5DA"/>
+          <w:right w:val="single" w:sz="4" w:color="E8E5DA"/>
+          <w:insideH w:val="single" w:sz="4" w:color="E8E5DA"/>
+          <w:insideV w:val="single" w:sz="4" w:color="E8E5DA"/>
         </w:tblBorders>
       </w:tblPr>
       <w:tblGrid>
@@ -3335,7 +5739,7 @@
         <w:tc>
           <w:tcPr>
             <w:tcW w:w="3250" w:type="dxa"/>
-            <w:shd w:fill="F6F8FB"/>
+            <w:shd w:fill="FAF9F5"/>
             <w:vAlign w:val="center"/>
           </w:tcPr>
           <w:p>
@@ -3355,7 +5759,7 @@
         <w:tc>
           <w:tcPr>
             <w:tcW w:w="1600" w:type="dxa"/>
-            <w:shd w:fill="F6F8FB"/>
+            <w:shd w:fill="FAF9F5"/>
             <w:vAlign w:val="center"/>
           </w:tcPr>
           <w:p>
@@ -3375,7 +5779,7 @@
         <w:tc>
           <w:tcPr>
             <w:tcW w:w="2050" w:type="dxa"/>
-            <w:shd w:fill="F6F8FB"/>
+            <w:shd w:fill="FAF9F5"/>
             <w:vAlign w:val="center"/>
           </w:tcPr>
           <w:p>
@@ -3395,7 +5799,7 @@
         <w:tc>
           <w:tcPr>
             <w:tcW w:w="2738" w:type="dxa"/>
-            <w:shd w:fill="F6F8FB"/>
+            <w:shd w:fill="FAF9F5"/>
             <w:vAlign w:val="center"/>
           </w:tcPr>
           <w:p>
@@ -3587,12 +5991,12 @@
           <w:right w:w="120" w:type="dxa"/>
         </w:tblCellMar>
         <w:tblBorders>
-          <w:top w:val="single" w:sz="4" w:color="D9DEE8"/>
-          <w:left w:val="single" w:sz="4" w:color="D9DEE8"/>
-          <w:bottom w:val="single" w:sz="4" w:color="D9DEE8"/>
-          <w:right w:val="single" w:sz="4" w:color="D9DEE8"/>
-          <w:insideH w:val="single" w:sz="4" w:color="D9DEE8"/>
-          <w:insideV w:val="single" w:sz="4" w:color="D9DEE8"/>
+          <w:top w:val="single" w:sz="4" w:color="E8E5DA"/>
+          <w:left w:val="single" w:sz="4" w:color="E8E5DA"/>
+          <w:bottom w:val="single" w:sz="4" w:color="E8E5DA"/>
+          <w:right w:val="single" w:sz="4" w:color="E8E5DA"/>
+          <w:insideH w:val="single" w:sz="4" w:color="E8E5DA"/>
+          <w:insideV w:val="single" w:sz="4" w:color="E8E5DA"/>
         </w:tblBorders>
       </w:tblPr>
       <w:tblGrid>
@@ -3603,7 +6007,7 @@
         <w:tc>
           <w:tcPr>
             <w:tcW w:w="1650" w:type="dxa"/>
-            <w:shd w:fill="F6F8FB"/>
+            <w:shd w:fill="FAF9F5"/>
             <w:vAlign w:val="center"/>
           </w:tcPr>
           <w:p>
@@ -3623,7 +6027,7 @@
         <w:tc>
           <w:tcPr>
             <w:tcW w:w="7988" w:type="dxa"/>
-            <w:shd w:fill="F6F8FB"/>
+            <w:shd w:fill="FAF9F5"/>
             <w:vAlign w:val="center"/>
           </w:tcPr>
           <w:p>
@@ -3751,6 +6155,82 @@
                 <w:szCs w:val="17"/>
               </w:rPr>
               <w:t xml:space="preserve">PR 负责人</w:t>
+            </w:r>
+          </w:p>
+        </w:tc>
+      </w:tr>
+      <w:tr>
+        <w:tc>
+          <w:tcPr>
+            <w:tcW w:w="1650" w:type="dxa"/>
+            <w:vAlign w:val="center"/>
+          </w:tcPr>
+          <w:p>
+            <w:pPr>
+              <w:spacing w:before="0" w:after="60" w:line="280" w:lineRule="auto"/>
+            </w:pPr>
+            <w:r>
+              <w:rPr>
+                <w:sz w:val="17"/>
+                <w:szCs w:val="17"/>
+              </w:rPr>
+              <w:t xml:space="preserve">优先级</w:t>
+            </w:r>
+          </w:p>
+        </w:tc>
+        <w:tc>
+          <w:tcPr>
+            <w:tcW w:w="7988" w:type="dxa"/>
+            <w:vAlign w:val="center"/>
+          </w:tcPr>
+          <w:p>
+            <w:pPr>
+              <w:spacing w:before="0" w:after="60" w:line="280" w:lineRule="auto"/>
+            </w:pPr>
+            <w:r>
+              <w:rPr>
+                <w:sz w:val="17"/>
+                <w:szCs w:val="17"/>
+              </w:rPr>
+              <w:t xml:space="preserve">P1</w:t>
+            </w:r>
+          </w:p>
+        </w:tc>
+      </w:tr>
+      <w:tr>
+        <w:tc>
+          <w:tcPr>
+            <w:tcW w:w="1650" w:type="dxa"/>
+            <w:vAlign w:val="center"/>
+          </w:tcPr>
+          <w:p>
+            <w:pPr>
+              <w:spacing w:before="0" w:after="60" w:line="280" w:lineRule="auto"/>
+            </w:pPr>
+            <w:r>
+              <w:rPr>
+                <w:sz w:val="17"/>
+                <w:szCs w:val="17"/>
+              </w:rPr>
+              <w:t xml:space="preserve">资源/​预算</w:t>
+            </w:r>
+          </w:p>
+        </w:tc>
+        <w:tc>
+          <w:tcPr>
+            <w:tcW w:w="7988" w:type="dxa"/>
+            <w:vAlign w:val="center"/>
+          </w:tcPr>
+          <w:p>
+            <w:pPr>
+              <w:spacing w:before="0" w:after="60" w:line="280" w:lineRule="auto"/>
+            </w:pPr>
+            <w:r>
+              <w:rPr>
+                <w:sz w:val="17"/>
+                <w:szCs w:val="17"/>
+              </w:rPr>
+              <w:t xml:space="preserve">PR 1 人 + 法务按需；预算中到高；优先可验证第三方信源。</w:t>
             </w:r>
           </w:p>
         </w:tc>
@@ -3881,12 +6361,12 @@
           <w:right w:w="120" w:type="dxa"/>
         </w:tblCellMar>
         <w:tblBorders>
-          <w:top w:val="single" w:sz="4" w:color="D9DEE8"/>
-          <w:left w:val="single" w:sz="4" w:color="D9DEE8"/>
-          <w:bottom w:val="single" w:sz="4" w:color="D9DEE8"/>
-          <w:right w:val="single" w:sz="4" w:color="D9DEE8"/>
-          <w:insideH w:val="single" w:sz="4" w:color="D9DEE8"/>
-          <w:insideV w:val="single" w:sz="4" w:color="D9DEE8"/>
+          <w:top w:val="single" w:sz="4" w:color="E8E5DA"/>
+          <w:left w:val="single" w:sz="4" w:color="E8E5DA"/>
+          <w:bottom w:val="single" w:sz="4" w:color="E8E5DA"/>
+          <w:right w:val="single" w:sz="4" w:color="E8E5DA"/>
+          <w:insideH w:val="single" w:sz="4" w:color="E8E5DA"/>
+          <w:insideV w:val="single" w:sz="4" w:color="E8E5DA"/>
         </w:tblBorders>
       </w:tblPr>
       <w:tblGrid>
@@ -3899,7 +6379,7 @@
         <w:tc>
           <w:tcPr>
             <w:tcW w:w="3250" w:type="dxa"/>
-            <w:shd w:fill="F6F8FB"/>
+            <w:shd w:fill="FAF9F5"/>
             <w:vAlign w:val="center"/>
           </w:tcPr>
           <w:p>
@@ -3919,7 +6399,7 @@
         <w:tc>
           <w:tcPr>
             <w:tcW w:w="1600" w:type="dxa"/>
-            <w:shd w:fill="F6F8FB"/>
+            <w:shd w:fill="FAF9F5"/>
             <w:vAlign w:val="center"/>
           </w:tcPr>
           <w:p>
@@ -3939,7 +6419,7 @@
         <w:tc>
           <w:tcPr>
             <w:tcW w:w="2050" w:type="dxa"/>
-            <w:shd w:fill="F6F8FB"/>
+            <w:shd w:fill="FAF9F5"/>
             <w:vAlign w:val="center"/>
           </w:tcPr>
           <w:p>
@@ -3959,7 +6439,7 @@
         <w:tc>
           <w:tcPr>
             <w:tcW w:w="2738" w:type="dxa"/>
-            <w:shd w:fill="F6F8FB"/>
+            <w:shd w:fill="FAF9F5"/>
             <w:vAlign w:val="center"/>
           </w:tcPr>
           <w:p>
@@ -4151,12 +6631,12 @@
           <w:right w:w="120" w:type="dxa"/>
         </w:tblCellMar>
         <w:tblBorders>
-          <w:top w:val="single" w:sz="4" w:color="D9DEE8"/>
-          <w:left w:val="single" w:sz="4" w:color="D9DEE8"/>
-          <w:bottom w:val="single" w:sz="4" w:color="D9DEE8"/>
-          <w:right w:val="single" w:sz="4" w:color="D9DEE8"/>
-          <w:insideH w:val="single" w:sz="4" w:color="D9DEE8"/>
-          <w:insideV w:val="single" w:sz="4" w:color="D9DEE8"/>
+          <w:top w:val="single" w:sz="4" w:color="E8E5DA"/>
+          <w:left w:val="single" w:sz="4" w:color="E8E5DA"/>
+          <w:bottom w:val="single" w:sz="4" w:color="E8E5DA"/>
+          <w:right w:val="single" w:sz="4" w:color="E8E5DA"/>
+          <w:insideH w:val="single" w:sz="4" w:color="E8E5DA"/>
+          <w:insideV w:val="single" w:sz="4" w:color="E8E5DA"/>
         </w:tblBorders>
       </w:tblPr>
       <w:tblGrid>
@@ -4167,7 +6647,7 @@
         <w:tc>
           <w:tcPr>
             <w:tcW w:w="1650" w:type="dxa"/>
-            <w:shd w:fill="F6F8FB"/>
+            <w:shd w:fill="FAF9F5"/>
             <w:vAlign w:val="center"/>
           </w:tcPr>
           <w:p>
@@ -4187,7 +6667,7 @@
         <w:tc>
           <w:tcPr>
             <w:tcW w:w="7988" w:type="dxa"/>
-            <w:shd w:fill="F6F8FB"/>
+            <w:shd w:fill="FAF9F5"/>
             <w:vAlign w:val="center"/>
           </w:tcPr>
           <w:p>
@@ -4315,6 +6795,82 @@
                 <w:szCs w:val="17"/>
               </w:rPr>
               <w:t xml:space="preserve">数据负责人</w:t>
+            </w:r>
+          </w:p>
+        </w:tc>
+      </w:tr>
+      <w:tr>
+        <w:tc>
+          <w:tcPr>
+            <w:tcW w:w="1650" w:type="dxa"/>
+            <w:vAlign w:val="center"/>
+          </w:tcPr>
+          <w:p>
+            <w:pPr>
+              <w:spacing w:before="0" w:after="60" w:line="280" w:lineRule="auto"/>
+            </w:pPr>
+            <w:r>
+              <w:rPr>
+                <w:sz w:val="17"/>
+                <w:szCs w:val="17"/>
+              </w:rPr>
+              <w:t xml:space="preserve">优先级</w:t>
+            </w:r>
+          </w:p>
+        </w:tc>
+        <w:tc>
+          <w:tcPr>
+            <w:tcW w:w="7988" w:type="dxa"/>
+            <w:vAlign w:val="center"/>
+          </w:tcPr>
+          <w:p>
+            <w:pPr>
+              <w:spacing w:before="0" w:after="60" w:line="280" w:lineRule="auto"/>
+            </w:pPr>
+            <w:r>
+              <w:rPr>
+                <w:sz w:val="17"/>
+                <w:szCs w:val="17"/>
+              </w:rPr>
+              <w:t xml:space="preserve">P0</w:t>
+            </w:r>
+          </w:p>
+        </w:tc>
+      </w:tr>
+      <w:tr>
+        <w:tc>
+          <w:tcPr>
+            <w:tcW w:w="1650" w:type="dxa"/>
+            <w:vAlign w:val="center"/>
+          </w:tcPr>
+          <w:p>
+            <w:pPr>
+              <w:spacing w:before="0" w:after="60" w:line="280" w:lineRule="auto"/>
+            </w:pPr>
+            <w:r>
+              <w:rPr>
+                <w:sz w:val="17"/>
+                <w:szCs w:val="17"/>
+              </w:rPr>
+              <w:t xml:space="preserve">资源/​预算</w:t>
+            </w:r>
+          </w:p>
+        </w:tc>
+        <w:tc>
+          <w:tcPr>
+            <w:tcW w:w="7988" w:type="dxa"/>
+            <w:vAlign w:val="center"/>
+          </w:tcPr>
+          <w:p>
+            <w:pPr>
+              <w:spacing w:before="0" w:after="60" w:line="280" w:lineRule="auto"/>
+            </w:pPr>
+            <w:r>
+              <w:rPr>
+                <w:sz w:val="17"/>
+                <w:szCs w:val="17"/>
+              </w:rPr>
+              <w:t xml:space="preserve">数据 1 人 + 增长 0.​5 人；预算低；贯穿 90 天。</w:t>
             </w:r>
           </w:p>
         </w:tc>
@@ -4445,12 +7001,12 @@
           <w:right w:w="120" w:type="dxa"/>
         </w:tblCellMar>
         <w:tblBorders>
-          <w:top w:val="single" w:sz="4" w:color="D9DEE8"/>
-          <w:left w:val="single" w:sz="4" w:color="D9DEE8"/>
-          <w:bottom w:val="single" w:sz="4" w:color="D9DEE8"/>
-          <w:right w:val="single" w:sz="4" w:color="D9DEE8"/>
-          <w:insideH w:val="single" w:sz="4" w:color="D9DEE8"/>
-          <w:insideV w:val="single" w:sz="4" w:color="D9DEE8"/>
+          <w:top w:val="single" w:sz="4" w:color="E8E5DA"/>
+          <w:left w:val="single" w:sz="4" w:color="E8E5DA"/>
+          <w:bottom w:val="single" w:sz="4" w:color="E8E5DA"/>
+          <w:right w:val="single" w:sz="4" w:color="E8E5DA"/>
+          <w:insideH w:val="single" w:sz="4" w:color="E8E5DA"/>
+          <w:insideV w:val="single" w:sz="4" w:color="E8E5DA"/>
         </w:tblBorders>
       </w:tblPr>
       <w:tblGrid>
@@ -4463,7 +7019,7 @@
         <w:tc>
           <w:tcPr>
             <w:tcW w:w="3250" w:type="dxa"/>
-            <w:shd w:fill="F6F8FB"/>
+            <w:shd w:fill="FAF9F5"/>
             <w:vAlign w:val="center"/>
           </w:tcPr>
           <w:p>
@@ -4483,7 +7039,7 @@
         <w:tc>
           <w:tcPr>
             <w:tcW w:w="1600" w:type="dxa"/>
-            <w:shd w:fill="F6F8FB"/>
+            <w:shd w:fill="FAF9F5"/>
             <w:vAlign w:val="center"/>
           </w:tcPr>
           <w:p>
@@ -4503,7 +7059,7 @@
         <w:tc>
           <w:tcPr>
             <w:tcW w:w="2050" w:type="dxa"/>
-            <w:shd w:fill="F6F8FB"/>
+            <w:shd w:fill="FAF9F5"/>
             <w:vAlign w:val="center"/>
           </w:tcPr>
           <w:p>
@@ -4523,7 +7079,7 @@
         <w:tc>
           <w:tcPr>
             <w:tcW w:w="2738" w:type="dxa"/>
-            <w:shd w:fill="F6F8FB"/>
+            <w:shd w:fill="FAF9F5"/>
             <w:vAlign w:val="center"/>
           </w:tcPr>
           <w:p>
@@ -4715,12 +7271,12 @@
           <w:right w:w="120" w:type="dxa"/>
         </w:tblCellMar>
         <w:tblBorders>
-          <w:top w:val="single" w:sz="4" w:color="D9DEE8"/>
-          <w:left w:val="single" w:sz="4" w:color="D9DEE8"/>
-          <w:bottom w:val="single" w:sz="4" w:color="D9DEE8"/>
-          <w:right w:val="single" w:sz="4" w:color="D9DEE8"/>
-          <w:insideH w:val="single" w:sz="4" w:color="D9DEE8"/>
-          <w:insideV w:val="single" w:sz="4" w:color="D9DEE8"/>
+          <w:top w:val="single" w:sz="4" w:color="E8E5DA"/>
+          <w:left w:val="single" w:sz="4" w:color="E8E5DA"/>
+          <w:bottom w:val="single" w:sz="4" w:color="E8E5DA"/>
+          <w:right w:val="single" w:sz="4" w:color="E8E5DA"/>
+          <w:insideH w:val="single" w:sz="4" w:color="E8E5DA"/>
+          <w:insideV w:val="single" w:sz="4" w:color="E8E5DA"/>
         </w:tblBorders>
       </w:tblPr>
       <w:tblGrid>
@@ -4734,7 +7290,7 @@
         <w:tc>
           <w:tcPr>
             <w:tcW w:w="1200" w:type="dxa"/>
-            <w:shd w:fill="F6F8FB"/>
+            <w:shd w:fill="FAF9F5"/>
             <w:vAlign w:val="center"/>
           </w:tcPr>
           <w:p>
@@ -4754,7 +7310,7 @@
         <w:tc>
           <w:tcPr>
             <w:tcW w:w="1800" w:type="dxa"/>
-            <w:shd w:fill="F6F8FB"/>
+            <w:shd w:fill="FAF9F5"/>
             <w:vAlign w:val="center"/>
           </w:tcPr>
           <w:p>
@@ -4774,7 +7330,7 @@
         <w:tc>
           <w:tcPr>
             <w:tcW w:w="2900" w:type="dxa"/>
-            <w:shd w:fill="F6F8FB"/>
+            <w:shd w:fill="FAF9F5"/>
             <w:vAlign w:val="center"/>
           </w:tcPr>
           <w:p>
@@ -4794,7 +7350,7 @@
         <w:tc>
           <w:tcPr>
             <w:tcW w:w="1800" w:type="dxa"/>
-            <w:shd w:fill="F6F8FB"/>
+            <w:shd w:fill="FAF9F5"/>
             <w:vAlign w:val="center"/>
           </w:tcPr>
           <w:p>
@@ -4814,7 +7370,7 @@
         <w:tc>
           <w:tcPr>
             <w:tcW w:w="1938" w:type="dxa"/>
-            <w:shd w:fill="F6F8FB"/>
+            <w:shd w:fill="FAF9F5"/>
             <w:vAlign w:val="center"/>
           </w:tcPr>
           <w:p>
@@ -5140,12 +7696,12 @@
           <w:right w:w="120" w:type="dxa"/>
         </w:tblCellMar>
         <w:tblBorders>
-          <w:top w:val="single" w:sz="4" w:color="D9DEE8"/>
-          <w:left w:val="single" w:sz="4" w:color="D9DEE8"/>
-          <w:bottom w:val="single" w:sz="4" w:color="D9DEE8"/>
-          <w:right w:val="single" w:sz="4" w:color="D9DEE8"/>
-          <w:insideH w:val="single" w:sz="4" w:color="D9DEE8"/>
-          <w:insideV w:val="single" w:sz="4" w:color="D9DEE8"/>
+          <w:top w:val="single" w:sz="4" w:color="E8E5DA"/>
+          <w:left w:val="single" w:sz="4" w:color="E8E5DA"/>
+          <w:bottom w:val="single" w:sz="4" w:color="E8E5DA"/>
+          <w:right w:val="single" w:sz="4" w:color="E8E5DA"/>
+          <w:insideH w:val="single" w:sz="4" w:color="E8E5DA"/>
+          <w:insideV w:val="single" w:sz="4" w:color="E8E5DA"/>
         </w:tblBorders>
       </w:tblPr>
       <w:tblGrid>
@@ -5156,7 +7712,7 @@
         <w:tc>
           <w:tcPr>
             <w:tcW w:w="1650" w:type="dxa"/>
-            <w:shd w:fill="F6F8FB"/>
+            <w:shd w:fill="FAF9F5"/>
             <w:vAlign w:val="center"/>
           </w:tcPr>
           <w:p>
@@ -5176,7 +7732,7 @@
         <w:tc>
           <w:tcPr>
             <w:tcW w:w="7988" w:type="dxa"/>
-            <w:shd w:fill="F6F8FB"/>
+            <w:shd w:fill="FAF9F5"/>
             <w:vAlign w:val="center"/>
           </w:tcPr>
           <w:p>
@@ -5444,12 +8000,12 @@
           <w:right w:w="120" w:type="dxa"/>
         </w:tblCellMar>
         <w:tblBorders>
-          <w:top w:val="single" w:sz="4" w:color="D9DEE8"/>
-          <w:left w:val="single" w:sz="4" w:color="D9DEE8"/>
-          <w:bottom w:val="single" w:sz="4" w:color="D9DEE8"/>
-          <w:right w:val="single" w:sz="4" w:color="D9DEE8"/>
-          <w:insideH w:val="single" w:sz="4" w:color="D9DEE8"/>
-          <w:insideV w:val="single" w:sz="4" w:color="D9DEE8"/>
+          <w:top w:val="single" w:sz="4" w:color="E8E5DA"/>
+          <w:left w:val="single" w:sz="4" w:color="E8E5DA"/>
+          <w:bottom w:val="single" w:sz="4" w:color="E8E5DA"/>
+          <w:right w:val="single" w:sz="4" w:color="E8E5DA"/>
+          <w:insideH w:val="single" w:sz="4" w:color="E8E5DA"/>
+          <w:insideV w:val="single" w:sz="4" w:color="E8E5DA"/>
         </w:tblBorders>
       </w:tblPr>
       <w:tblGrid>
@@ -5460,7 +8016,7 @@
         <w:tc>
           <w:tcPr>
             <w:tcW w:w="1650" w:type="dxa"/>
-            <w:shd w:fill="F6F8FB"/>
+            <w:shd w:fill="FAF9F5"/>
             <w:vAlign w:val="center"/>
           </w:tcPr>
           <w:p>
@@ -5480,7 +8036,7 @@
         <w:tc>
           <w:tcPr>
             <w:tcW w:w="7988" w:type="dxa"/>
-            <w:shd w:fill="F6F8FB"/>
+            <w:shd w:fill="FAF9F5"/>
             <w:vAlign w:val="center"/>
           </w:tcPr>
           <w:p>
@@ -5748,12 +8304,12 @@
           <w:right w:w="120" w:type="dxa"/>
         </w:tblCellMar>
         <w:tblBorders>
-          <w:top w:val="single" w:sz="4" w:color="D9DEE8"/>
-          <w:left w:val="single" w:sz="4" w:color="D9DEE8"/>
-          <w:bottom w:val="single" w:sz="4" w:color="D9DEE8"/>
-          <w:right w:val="single" w:sz="4" w:color="D9DEE8"/>
-          <w:insideH w:val="single" w:sz="4" w:color="D9DEE8"/>
-          <w:insideV w:val="single" w:sz="4" w:color="D9DEE8"/>
+          <w:top w:val="single" w:sz="4" w:color="E8E5DA"/>
+          <w:left w:val="single" w:sz="4" w:color="E8E5DA"/>
+          <w:bottom w:val="single" w:sz="4" w:color="E8E5DA"/>
+          <w:right w:val="single" w:sz="4" w:color="E8E5DA"/>
+          <w:insideH w:val="single" w:sz="4" w:color="E8E5DA"/>
+          <w:insideV w:val="single" w:sz="4" w:color="E8E5DA"/>
         </w:tblBorders>
       </w:tblPr>
       <w:tblGrid>
@@ -5764,7 +8320,7 @@
         <w:tc>
           <w:tcPr>
             <w:tcW w:w="1650" w:type="dxa"/>
-            <w:shd w:fill="F6F8FB"/>
+            <w:shd w:fill="FAF9F5"/>
             <w:vAlign w:val="center"/>
           </w:tcPr>
           <w:p>
@@ -5784,7 +8340,7 @@
         <w:tc>
           <w:tcPr>
             <w:tcW w:w="7988" w:type="dxa"/>
-            <w:shd w:fill="F6F8FB"/>
+            <w:shd w:fill="FAF9F5"/>
             <w:vAlign w:val="center"/>
           </w:tcPr>
           <w:p>
@@ -6052,12 +8608,12 @@
           <w:right w:w="120" w:type="dxa"/>
         </w:tblCellMar>
         <w:tblBorders>
-          <w:top w:val="single" w:sz="4" w:color="D9DEE8"/>
-          <w:left w:val="single" w:sz="4" w:color="D9DEE8"/>
-          <w:bottom w:val="single" w:sz="4" w:color="D9DEE8"/>
-          <w:right w:val="single" w:sz="4" w:color="D9DEE8"/>
-          <w:insideH w:val="single" w:sz="4" w:color="D9DEE8"/>
-          <w:insideV w:val="single" w:sz="4" w:color="D9DEE8"/>
+          <w:top w:val="single" w:sz="4" w:color="E8E5DA"/>
+          <w:left w:val="single" w:sz="4" w:color="E8E5DA"/>
+          <w:bottom w:val="single" w:sz="4" w:color="E8E5DA"/>
+          <w:right w:val="single" w:sz="4" w:color="E8E5DA"/>
+          <w:insideH w:val="single" w:sz="4" w:color="E8E5DA"/>
+          <w:insideV w:val="single" w:sz="4" w:color="E8E5DA"/>
         </w:tblBorders>
       </w:tblPr>
       <w:tblGrid>
@@ -6068,7 +8624,7 @@
         <w:tc>
           <w:tcPr>
             <w:tcW w:w="1650" w:type="dxa"/>
-            <w:shd w:fill="F6F8FB"/>
+            <w:shd w:fill="FAF9F5"/>
             <w:vAlign w:val="center"/>
           </w:tcPr>
           <w:p>
@@ -6088,7 +8644,7 @@
         <w:tc>
           <w:tcPr>
             <w:tcW w:w="7988" w:type="dxa"/>
-            <w:shd w:fill="F6F8FB"/>
+            <w:shd w:fill="FAF9F5"/>
             <w:vAlign w:val="center"/>
           </w:tcPr>
           <w:p>
@@ -6356,12 +8912,12 @@
           <w:right w:w="120" w:type="dxa"/>
         </w:tblCellMar>
         <w:tblBorders>
-          <w:top w:val="single" w:sz="4" w:color="D9DEE8"/>
-          <w:left w:val="single" w:sz="4" w:color="D9DEE8"/>
-          <w:bottom w:val="single" w:sz="4" w:color="D9DEE8"/>
-          <w:right w:val="single" w:sz="4" w:color="D9DEE8"/>
-          <w:insideH w:val="single" w:sz="4" w:color="D9DEE8"/>
-          <w:insideV w:val="single" w:sz="4" w:color="D9DEE8"/>
+          <w:top w:val="single" w:sz="4" w:color="E8E5DA"/>
+          <w:left w:val="single" w:sz="4" w:color="E8E5DA"/>
+          <w:bottom w:val="single" w:sz="4" w:color="E8E5DA"/>
+          <w:right w:val="single" w:sz="4" w:color="E8E5DA"/>
+          <w:insideH w:val="single" w:sz="4" w:color="E8E5DA"/>
+          <w:insideV w:val="single" w:sz="4" w:color="E8E5DA"/>
         </w:tblBorders>
       </w:tblPr>
       <w:tblGrid>
@@ -6372,7 +8928,7 @@
         <w:tc>
           <w:tcPr>
             <w:tcW w:w="1650" w:type="dxa"/>
-            <w:shd w:fill="F6F8FB"/>
+            <w:shd w:fill="FAF9F5"/>
             <w:vAlign w:val="center"/>
           </w:tcPr>
           <w:p>
@@ -6392,7 +8948,7 @@
         <w:tc>
           <w:tcPr>
             <w:tcW w:w="7988" w:type="dxa"/>
-            <w:shd w:fill="F6F8FB"/>
+            <w:shd w:fill="FAF9F5"/>
             <w:vAlign w:val="center"/>
           </w:tcPr>
           <w:p>
@@ -6660,12 +9216,12 @@
           <w:right w:w="120" w:type="dxa"/>
         </w:tblCellMar>
         <w:tblBorders>
-          <w:top w:val="single" w:sz="4" w:color="D9DEE8"/>
-          <w:left w:val="single" w:sz="4" w:color="D9DEE8"/>
-          <w:bottom w:val="single" w:sz="4" w:color="D9DEE8"/>
-          <w:right w:val="single" w:sz="4" w:color="D9DEE8"/>
-          <w:insideH w:val="single" w:sz="4" w:color="D9DEE8"/>
-          <w:insideV w:val="single" w:sz="4" w:color="D9DEE8"/>
+          <w:top w:val="single" w:sz="4" w:color="E8E5DA"/>
+          <w:left w:val="single" w:sz="4" w:color="E8E5DA"/>
+          <w:bottom w:val="single" w:sz="4" w:color="E8E5DA"/>
+          <w:right w:val="single" w:sz="4" w:color="E8E5DA"/>
+          <w:insideH w:val="single" w:sz="4" w:color="E8E5DA"/>
+          <w:insideV w:val="single" w:sz="4" w:color="E8E5DA"/>
         </w:tblBorders>
       </w:tblPr>
       <w:tblGrid>
@@ -6679,7 +9235,7 @@
         <w:tc>
           <w:tcPr>
             <w:tcW w:w="1300" w:type="dxa"/>
-            <w:shd w:fill="F6F8FB"/>
+            <w:shd w:fill="FAF9F5"/>
             <w:vAlign w:val="center"/>
           </w:tcPr>
           <w:p>
@@ -6699,7 +9255,7 @@
         <w:tc>
           <w:tcPr>
             <w:tcW w:w="1700" w:type="dxa"/>
-            <w:shd w:fill="F6F8FB"/>
+            <w:shd w:fill="FAF9F5"/>
             <w:vAlign w:val="center"/>
           </w:tcPr>
           <w:p>
@@ -6719,7 +9275,7 @@
         <w:tc>
           <w:tcPr>
             <w:tcW w:w="2200" w:type="dxa"/>
-            <w:shd w:fill="F6F8FB"/>
+            <w:shd w:fill="FAF9F5"/>
             <w:vAlign w:val="center"/>
           </w:tcPr>
           <w:p>
@@ -6739,7 +9295,7 @@
         <w:tc>
           <w:tcPr>
             <w:tcW w:w="2100" w:type="dxa"/>
-            <w:shd w:fill="F6F8FB"/>
+            <w:shd w:fill="FAF9F5"/>
             <w:vAlign w:val="center"/>
           </w:tcPr>
           <w:p>
@@ -6759,7 +9315,7 @@
         <w:tc>
           <w:tcPr>
             <w:tcW w:w="2338" w:type="dxa"/>
-            <w:shd w:fill="F6F8FB"/>
+            <w:shd w:fill="FAF9F5"/>
             <w:vAlign w:val="center"/>
           </w:tcPr>
           <w:p>
@@ -7877,6 +10433,524 @@
                 <w:szCs w:val="16"/>
               </w:rPr>
               <w:t xml:space="preserve">每月复盘一次</w:t>
+            </w:r>
+          </w:p>
+        </w:tc>
+      </w:tr>
+    </w:tbl>
+    <w:p>
+      <w:pPr>
+        <w:pStyle w:val="Heading1"/>
+        <w:keepNext/>
+        <w:spacing w:before="260" w:after="120" w:line="300" w:lineRule="auto"/>
+      </w:pPr>
+      <w:r>
+        <w:t xml:space="preserve">资源预算与优先级</w:t>
+      </w:r>
+    </w:p>
+    <w:tbl>
+      <w:tblPr>
+        <w:tblW w:w="9638" w:type="dxa"/>
+        <w:tblLayout w:type="fixed"/>
+        <w:tblCellMar>
+          <w:top w:w="90" w:type="dxa"/>
+          <w:left w:w="120" w:type="dxa"/>
+          <w:bottom w:w="90" w:type="dxa"/>
+          <w:right w:w="120" w:type="dxa"/>
+        </w:tblCellMar>
+        <w:tblBorders>
+          <w:top w:val="single" w:sz="4" w:color="E8E5DA"/>
+          <w:left w:val="single" w:sz="4" w:color="E8E5DA"/>
+          <w:bottom w:val="single" w:sz="4" w:color="E8E5DA"/>
+          <w:right w:val="single" w:sz="4" w:color="E8E5DA"/>
+          <w:insideH w:val="single" w:sz="4" w:color="E8E5DA"/>
+          <w:insideV w:val="single" w:sz="4" w:color="E8E5DA"/>
+        </w:tblBorders>
+      </w:tblPr>
+      <w:tblGrid>
+        <w:gridCol w:w="2500"/>
+        <w:gridCol w:w="2450"/>
+        <w:gridCol w:w="3350"/>
+        <w:gridCol w:w="1338"/>
+      </w:tblGrid>
+      <w:tr>
+        <w:tc>
+          <w:tcPr>
+            <w:tcW w:w="2500" w:type="dxa"/>
+            <w:shd w:fill="FAF9F5"/>
+            <w:vAlign w:val="center"/>
+          </w:tcPr>
+          <w:p>
+            <w:pPr>
+              <w:spacing w:before="0" w:after="60" w:line="280" w:lineRule="auto"/>
+            </w:pPr>
+            <w:r>
+              <w:rPr>
+                <w:b/>
+                <w:sz w:val="16"/>
+                <w:szCs w:val="16"/>
+              </w:rPr>
+              <w:t xml:space="preserve">资源项与优先级</w:t>
+            </w:r>
+          </w:p>
+        </w:tc>
+        <w:tc>
+          <w:tcPr>
+            <w:tcW w:w="2450" w:type="dxa"/>
+            <w:shd w:fill="FAF9F5"/>
+            <w:vAlign w:val="center"/>
+          </w:tcPr>
+          <w:p>
+            <w:pPr>
+              <w:spacing w:before="0" w:after="60" w:line="280" w:lineRule="auto"/>
+            </w:pPr>
+            <w:r>
+              <w:rPr>
+                <w:b/>
+                <w:sz w:val="16"/>
+                <w:szCs w:val="16"/>
+              </w:rPr>
+              <w:t xml:space="preserve">投入与预算</w:t>
+            </w:r>
+          </w:p>
+        </w:tc>
+        <w:tc>
+          <w:tcPr>
+            <w:tcW w:w="3350" w:type="dxa"/>
+            <w:shd w:fill="FAF9F5"/>
+            <w:vAlign w:val="center"/>
+          </w:tcPr>
+          <w:p>
+            <w:pPr>
+              <w:spacing w:before="0" w:after="60" w:line="280" w:lineRule="auto"/>
+            </w:pPr>
+            <w:r>
+              <w:rPr>
+                <w:b/>
+                <w:sz w:val="16"/>
+                <w:szCs w:val="16"/>
+              </w:rPr>
+              <w:t xml:space="preserve">时间窗口与取舍</w:t>
+            </w:r>
+          </w:p>
+        </w:tc>
+        <w:tc>
+          <w:tcPr>
+            <w:tcW w:w="1338" w:type="dxa"/>
+            <w:shd w:fill="FAF9F5"/>
+            <w:vAlign w:val="center"/>
+          </w:tcPr>
+          <w:p>
+            <w:pPr>
+              <w:spacing w:before="0" w:after="60" w:line="280" w:lineRule="auto"/>
+            </w:pPr>
+            <w:r>
+              <w:rPr>
+                <w:b/>
+                <w:sz w:val="16"/>
+                <w:szCs w:val="16"/>
+              </w:rPr>
+              <w:t xml:space="preserve">责任角色</w:t>
+            </w:r>
+          </w:p>
+        </w:tc>
+      </w:tr>
+      <w:tr>
+        <w:tc>
+          <w:tcPr>
+            <w:tcW w:w="2500" w:type="dxa"/>
+            <w:vAlign w:val="center"/>
+          </w:tcPr>
+          <w:p>
+            <w:pPr>
+              <w:spacing w:before="0" w:after="60" w:line="280" w:lineRule="auto"/>
+            </w:pPr>
+            <w:r>
+              <w:rPr>
+                <w:sz w:val="16"/>
+                <w:szCs w:val="16"/>
+              </w:rPr>
+              <w:t xml:space="preserve">事实底座与来源台账</w:t>
+              <w:br/>
+              <w:t xml:space="preserve">优先级：P0</w:t>
+            </w:r>
+          </w:p>
+        </w:tc>
+        <w:tc>
+          <w:tcPr>
+            <w:tcW w:w="2450" w:type="dxa"/>
+            <w:vAlign w:val="center"/>
+          </w:tcPr>
+          <w:p>
+            <w:pPr>
+              <w:spacing w:before="0" w:after="60" w:line="280" w:lineRule="auto"/>
+            </w:pPr>
+            <w:r>
+              <w:rPr>
+                <w:sz w:val="16"/>
+                <w:szCs w:val="16"/>
+              </w:rPr>
+              <w:t xml:space="preserve">产品市场 1 人、内容 1 人。</w:t>
+              <w:br/>
+              <w:t xml:space="preserve">预算：低。</w:t>
+            </w:r>
+          </w:p>
+        </w:tc>
+        <w:tc>
+          <w:tcPr>
+            <w:tcW w:w="3350" w:type="dxa"/>
+            <w:vAlign w:val="center"/>
+          </w:tcPr>
+          <w:p>
+            <w:pPr>
+              <w:spacing w:before="0" w:after="60" w:line="280" w:lineRule="auto"/>
+            </w:pPr>
+            <w:r>
+              <w:rPr>
+                <w:sz w:val="16"/>
+                <w:szCs w:val="16"/>
+              </w:rPr>
+              <w:t xml:space="preserve">0-​30 天</w:t>
+              <w:br/>
+              <w:t xml:space="preserve">取舍：先做高置信事实，低证据素材进入待确认。</w:t>
+            </w:r>
+          </w:p>
+        </w:tc>
+        <w:tc>
+          <w:tcPr>
+            <w:tcW w:w="1338" w:type="dxa"/>
+            <w:vAlign w:val="center"/>
+          </w:tcPr>
+          <w:p>
+            <w:pPr>
+              <w:spacing w:before="0" w:after="60" w:line="280" w:lineRule="auto"/>
+            </w:pPr>
+            <w:r>
+              <w:rPr>
+                <w:sz w:val="16"/>
+                <w:szCs w:val="16"/>
+              </w:rPr>
+              <w:t xml:space="preserve">产品市场负责人</w:t>
+            </w:r>
+          </w:p>
+        </w:tc>
+      </w:tr>
+      <w:tr>
+        <w:tc>
+          <w:tcPr>
+            <w:tcW w:w="2500" w:type="dxa"/>
+            <w:vAlign w:val="center"/>
+          </w:tcPr>
+          <w:p>
+            <w:pPr>
+              <w:spacing w:before="0" w:after="60" w:line="280" w:lineRule="auto"/>
+            </w:pPr>
+            <w:r>
+              <w:rPr>
+                <w:sz w:val="16"/>
+                <w:szCs w:val="16"/>
+              </w:rPr>
+              <w:t xml:space="preserve">基线采样与复测</w:t>
+              <w:br/>
+              <w:t xml:space="preserve">优先级：P0</w:t>
+            </w:r>
+          </w:p>
+        </w:tc>
+        <w:tc>
+          <w:tcPr>
+            <w:tcW w:w="2450" w:type="dxa"/>
+            <w:vAlign w:val="center"/>
+          </w:tcPr>
+          <w:p>
+            <w:pPr>
+              <w:spacing w:before="0" w:after="60" w:line="280" w:lineRule="auto"/>
+            </w:pPr>
+            <w:r>
+              <w:rPr>
+                <w:sz w:val="16"/>
+                <w:szCs w:val="16"/>
+              </w:rPr>
+              <w:t xml:space="preserve">数据 1 人、增长 0.​5 人。</w:t>
+              <w:br/>
+              <w:t xml:space="preserve">预算：低。</w:t>
+            </w:r>
+          </w:p>
+        </w:tc>
+        <w:tc>
+          <w:tcPr>
+            <w:tcW w:w="3350" w:type="dxa"/>
+            <w:vAlign w:val="center"/>
+          </w:tcPr>
+          <w:p>
+            <w:pPr>
+              <w:spacing w:before="0" w:after="60" w:line="280" w:lineRule="auto"/>
+            </w:pPr>
+            <w:r>
+              <w:rPr>
+                <w:sz w:val="16"/>
+                <w:szCs w:val="16"/>
+              </w:rPr>
+              <w:t xml:space="preserve">0-​90 天</w:t>
+              <w:br/>
+              <w:t xml:space="preserve">取舍：先做 50 题基线，再扩展问题库。</w:t>
+            </w:r>
+          </w:p>
+        </w:tc>
+        <w:tc>
+          <w:tcPr>
+            <w:tcW w:w="1338" w:type="dxa"/>
+            <w:vAlign w:val="center"/>
+          </w:tcPr>
+          <w:p>
+            <w:pPr>
+              <w:spacing w:before="0" w:after="60" w:line="280" w:lineRule="auto"/>
+            </w:pPr>
+            <w:r>
+              <w:rPr>
+                <w:sz w:val="16"/>
+                <w:szCs w:val="16"/>
+              </w:rPr>
+              <w:t xml:space="preserve">数据负责人</w:t>
+            </w:r>
+          </w:p>
+        </w:tc>
+      </w:tr>
+      <w:tr>
+        <w:tc>
+          <w:tcPr>
+            <w:tcW w:w="2500" w:type="dxa"/>
+            <w:vAlign w:val="center"/>
+          </w:tcPr>
+          <w:p>
+            <w:pPr>
+              <w:spacing w:before="0" w:after="60" w:line="280" w:lineRule="auto"/>
+            </w:pPr>
+            <w:r>
+              <w:rPr>
+                <w:sz w:val="16"/>
+                <w:szCs w:val="16"/>
+              </w:rPr>
+              <w:t xml:space="preserve">核心页面改造</w:t>
+              <w:br/>
+              <w:t xml:space="preserve">优先级：P0</w:t>
+            </w:r>
+          </w:p>
+        </w:tc>
+        <w:tc>
+          <w:tcPr>
+            <w:tcW w:w="2450" w:type="dxa"/>
+            <w:vAlign w:val="center"/>
+          </w:tcPr>
+          <w:p>
+            <w:pPr>
+              <w:spacing w:before="0" w:after="60" w:line="280" w:lineRule="auto"/>
+            </w:pPr>
+            <w:r>
+              <w:rPr>
+                <w:sz w:val="16"/>
+                <w:szCs w:val="16"/>
+              </w:rPr>
+              <w:t xml:space="preserve">技术 1 人、内容 0.​5 人。</w:t>
+              <w:br/>
+              <w:t xml:space="preserve">预算：中。</w:t>
+            </w:r>
+          </w:p>
+        </w:tc>
+        <w:tc>
+          <w:tcPr>
+            <w:tcW w:w="3350" w:type="dxa"/>
+            <w:vAlign w:val="center"/>
+          </w:tcPr>
+          <w:p>
+            <w:pPr>
+              <w:spacing w:before="0" w:after="60" w:line="280" w:lineRule="auto"/>
+            </w:pPr>
+            <w:r>
+              <w:rPr>
+                <w:sz w:val="16"/>
+                <w:szCs w:val="16"/>
+              </w:rPr>
+              <w:t xml:space="preserve">0-​60 天</w:t>
+              <w:br/>
+              <w:t xml:space="preserve">取舍：优先 P0 页面，低流量页面后置。</w:t>
+            </w:r>
+          </w:p>
+        </w:tc>
+        <w:tc>
+          <w:tcPr>
+            <w:tcW w:w="1338" w:type="dxa"/>
+            <w:vAlign w:val="center"/>
+          </w:tcPr>
+          <w:p>
+            <w:pPr>
+              <w:spacing w:before="0" w:after="60" w:line="280" w:lineRule="auto"/>
+            </w:pPr>
+            <w:r>
+              <w:rPr>
+                <w:sz w:val="16"/>
+                <w:szCs w:val="16"/>
+              </w:rPr>
+              <w:t xml:space="preserve">技术负责人</w:t>
+            </w:r>
+          </w:p>
+        </w:tc>
+      </w:tr>
+      <w:tr>
+        <w:tc>
+          <w:tcPr>
+            <w:tcW w:w="2500" w:type="dxa"/>
+            <w:vAlign w:val="center"/>
+          </w:tcPr>
+          <w:p>
+            <w:pPr>
+              <w:spacing w:before="0" w:after="60" w:line="280" w:lineRule="auto"/>
+            </w:pPr>
+            <w:r>
+              <w:rPr>
+                <w:sz w:val="16"/>
+                <w:szCs w:val="16"/>
+              </w:rPr>
+              <w:t xml:space="preserve">内容矩阵生产</w:t>
+              <w:br/>
+              <w:t xml:space="preserve">优先级：P1</w:t>
+            </w:r>
+          </w:p>
+        </w:tc>
+        <w:tc>
+          <w:tcPr>
+            <w:tcW w:w="2450" w:type="dxa"/>
+            <w:vAlign w:val="center"/>
+          </w:tcPr>
+          <w:p>
+            <w:pPr>
+              <w:spacing w:before="0" w:after="60" w:line="280" w:lineRule="auto"/>
+            </w:pPr>
+            <w:r>
+              <w:rPr>
+                <w:sz w:val="16"/>
+                <w:szCs w:val="16"/>
+              </w:rPr>
+              <w:t xml:space="preserve">内容 2 人、编辑 1 人。</w:t>
+              <w:br/>
+              <w:t xml:space="preserve">预算：中。</w:t>
+            </w:r>
+          </w:p>
+        </w:tc>
+        <w:tc>
+          <w:tcPr>
+            <w:tcW w:w="3350" w:type="dxa"/>
+            <w:vAlign w:val="center"/>
+          </w:tcPr>
+          <w:p>
+            <w:pPr>
+              <w:spacing w:before="0" w:after="60" w:line="280" w:lineRule="auto"/>
+            </w:pPr>
+            <w:r>
+              <w:rPr>
+                <w:sz w:val="16"/>
+                <w:szCs w:val="16"/>
+              </w:rPr>
+              <w:t xml:space="preserve">31-​90 天</w:t>
+              <w:br/>
+              <w:t xml:space="preserve">取舍：优先高意向问题，科普内容后置。</w:t>
+            </w:r>
+          </w:p>
+        </w:tc>
+        <w:tc>
+          <w:tcPr>
+            <w:tcW w:w="1338" w:type="dxa"/>
+            <w:vAlign w:val="center"/>
+          </w:tcPr>
+          <w:p>
+            <w:pPr>
+              <w:spacing w:before="0" w:after="60" w:line="280" w:lineRule="auto"/>
+            </w:pPr>
+            <w:r>
+              <w:rPr>
+                <w:sz w:val="16"/>
+                <w:szCs w:val="16"/>
+              </w:rPr>
+              <w:t xml:space="preserve">内容负责人</w:t>
+            </w:r>
+          </w:p>
+        </w:tc>
+      </w:tr>
+      <w:tr>
+        <w:tc>
+          <w:tcPr>
+            <w:tcW w:w="2500" w:type="dxa"/>
+            <w:vAlign w:val="center"/>
+          </w:tcPr>
+          <w:p>
+            <w:pPr>
+              <w:spacing w:before="0" w:after="60" w:line="280" w:lineRule="auto"/>
+            </w:pPr>
+            <w:r>
+              <w:rPr>
+                <w:sz w:val="16"/>
+                <w:szCs w:val="16"/>
+              </w:rPr>
+              <w:t xml:space="preserve">外部证据建设</w:t>
+              <w:br/>
+              <w:t xml:space="preserve">优先级：P1</w:t>
+            </w:r>
+          </w:p>
+        </w:tc>
+        <w:tc>
+          <w:tcPr>
+            <w:tcW w:w="2450" w:type="dxa"/>
+            <w:vAlign w:val="center"/>
+          </w:tcPr>
+          <w:p>
+            <w:pPr>
+              <w:spacing w:before="0" w:after="60" w:line="280" w:lineRule="auto"/>
+            </w:pPr>
+            <w:r>
+              <w:rPr>
+                <w:sz w:val="16"/>
+                <w:szCs w:val="16"/>
+              </w:rPr>
+              <w:t xml:space="preserve">PR 1 人、法务按需。</w:t>
+              <w:br/>
+              <w:t xml:space="preserve">预算：中。</w:t>
+            </w:r>
+          </w:p>
+        </w:tc>
+        <w:tc>
+          <w:tcPr>
+            <w:tcW w:w="3350" w:type="dxa"/>
+            <w:vAlign w:val="center"/>
+          </w:tcPr>
+          <w:p>
+            <w:pPr>
+              <w:spacing w:before="0" w:after="60" w:line="280" w:lineRule="auto"/>
+            </w:pPr>
+            <w:r>
+              <w:rPr>
+                <w:sz w:val="16"/>
+                <w:szCs w:val="16"/>
+              </w:rPr>
+              <w:t xml:space="preserve">31-​90 天</w:t>
+              <w:br/>
+              <w:t xml:space="preserve">取舍：优先可验证信源，不做弱证据宣传。</w:t>
+            </w:r>
+          </w:p>
+        </w:tc>
+        <w:tc>
+          <w:tcPr>
+            <w:tcW w:w="1338" w:type="dxa"/>
+            <w:vAlign w:val="center"/>
+          </w:tcPr>
+          <w:p>
+            <w:pPr>
+              <w:spacing w:before="0" w:after="60" w:line="280" w:lineRule="auto"/>
+            </w:pPr>
+            <w:r>
+              <w:rPr>
+                <w:sz w:val="16"/>
+                <w:szCs w:val="16"/>
+              </w:rPr>
+              <w:t xml:space="preserve">PR 负责人</w:t>
             </w:r>
           </w:p>
         </w:tc>
@@ -7903,12 +10977,12 @@
           <w:right w:w="120" w:type="dxa"/>
         </w:tblCellMar>
         <w:tblBorders>
-          <w:top w:val="single" w:sz="4" w:color="D9DEE8"/>
-          <w:left w:val="single" w:sz="4" w:color="D9DEE8"/>
-          <w:bottom w:val="single" w:sz="4" w:color="D9DEE8"/>
-          <w:right w:val="single" w:sz="4" w:color="D9DEE8"/>
-          <w:insideH w:val="single" w:sz="4" w:color="D9DEE8"/>
-          <w:insideV w:val="single" w:sz="4" w:color="D9DEE8"/>
+          <w:top w:val="single" w:sz="4" w:color="E8E5DA"/>
+          <w:left w:val="single" w:sz="4" w:color="E8E5DA"/>
+          <w:bottom w:val="single" w:sz="4" w:color="E8E5DA"/>
+          <w:right w:val="single" w:sz="4" w:color="E8E5DA"/>
+          <w:insideH w:val="single" w:sz="4" w:color="E8E5DA"/>
+          <w:insideV w:val="single" w:sz="4" w:color="E8E5DA"/>
         </w:tblBorders>
       </w:tblPr>
       <w:tblGrid>
@@ -7921,7 +10995,7 @@
         <w:tc>
           <w:tcPr>
             <w:tcW w:w="1450" w:type="dxa"/>
-            <w:shd w:fill="F6F8FB"/>
+            <w:shd w:fill="FAF9F5"/>
             <w:vAlign w:val="center"/>
           </w:tcPr>
           <w:p>
@@ -7941,7 +11015,7 @@
         <w:tc>
           <w:tcPr>
             <w:tcW w:w="4200" w:type="dxa"/>
-            <w:shd w:fill="F6F8FB"/>
+            <w:shd w:fill="FAF9F5"/>
             <w:vAlign w:val="center"/>
           </w:tcPr>
           <w:p>
@@ -7961,7 +11035,7 @@
         <w:tc>
           <w:tcPr>
             <w:tcW w:w="1450" w:type="dxa"/>
-            <w:shd w:fill="F6F8FB"/>
+            <w:shd w:fill="FAF9F5"/>
             <w:vAlign w:val="center"/>
           </w:tcPr>
           <w:p>
@@ -7981,7 +11055,7 @@
         <w:tc>
           <w:tcPr>
             <w:tcW w:w="2538" w:type="dxa"/>
-            <w:shd w:fill="F6F8FB"/>
+            <w:shd w:fill="FAF9F5"/>
             <w:vAlign w:val="center"/>
           </w:tcPr>
           <w:p>
@@ -8147,6 +11221,358 @@
                 <w:szCs w:val="16"/>
               </w:rPr>
               <w:t xml:space="preserve">Top 10 错误进入 Backlog。</w:t>
+            </w:r>
+          </w:p>
+        </w:tc>
+      </w:tr>
+    </w:tbl>
+    <w:p>
+      <w:pPr>
+        <w:pStyle w:val="Heading1"/>
+        <w:keepNext/>
+        <w:spacing w:before="260" w:after="120" w:line="300" w:lineRule="auto"/>
+      </w:pPr>
+      <w:r>
+        <w:t xml:space="preserve">治理节奏与决策机制</w:t>
+      </w:r>
+    </w:p>
+    <w:tbl>
+      <w:tblPr>
+        <w:tblW w:w="9638" w:type="dxa"/>
+        <w:tblLayout w:type="fixed"/>
+        <w:tblCellMar>
+          <w:top w:w="90" w:type="dxa"/>
+          <w:left w:w="120" w:type="dxa"/>
+          <w:bottom w:w="90" w:type="dxa"/>
+          <w:right w:w="120" w:type="dxa"/>
+        </w:tblCellMar>
+        <w:tblBorders>
+          <w:top w:val="single" w:sz="4" w:color="E8E5DA"/>
+          <w:left w:val="single" w:sz="4" w:color="E8E5DA"/>
+          <w:bottom w:val="single" w:sz="4" w:color="E8E5DA"/>
+          <w:right w:val="single" w:sz="4" w:color="E8E5DA"/>
+          <w:insideH w:val="single" w:sz="4" w:color="E8E5DA"/>
+          <w:insideV w:val="single" w:sz="4" w:color="E8E5DA"/>
+        </w:tblBorders>
+      </w:tblPr>
+      <w:tblGrid>
+        <w:gridCol w:w="1650"/>
+        <w:gridCol w:w="2350"/>
+        <w:gridCol w:w="3350"/>
+        <w:gridCol w:w="2288"/>
+      </w:tblGrid>
+      <w:tr>
+        <w:tc>
+          <w:tcPr>
+            <w:tcW w:w="1650" w:type="dxa"/>
+            <w:shd w:fill="FAF9F5"/>
+            <w:vAlign w:val="center"/>
+          </w:tcPr>
+          <w:p>
+            <w:pPr>
+              <w:spacing w:before="0" w:after="60" w:line="280" w:lineRule="auto"/>
+            </w:pPr>
+            <w:r>
+              <w:rPr>
+                <w:b/>
+                <w:sz w:val="16"/>
+                <w:szCs w:val="16"/>
+              </w:rPr>
+              <w:t xml:space="preserve">治理节奏</w:t>
+            </w:r>
+          </w:p>
+        </w:tc>
+        <w:tc>
+          <w:tcPr>
+            <w:tcW w:w="2350" w:type="dxa"/>
+            <w:shd w:fill="FAF9F5"/>
+            <w:vAlign w:val="center"/>
+          </w:tcPr>
+          <w:p>
+            <w:pPr>
+              <w:spacing w:before="0" w:after="60" w:line="280" w:lineRule="auto"/>
+            </w:pPr>
+            <w:r>
+              <w:rPr>
+                <w:b/>
+                <w:sz w:val="16"/>
+                <w:szCs w:val="16"/>
+              </w:rPr>
+              <w:t xml:space="preserve">参与角色</w:t>
+            </w:r>
+          </w:p>
+        </w:tc>
+        <w:tc>
+          <w:tcPr>
+            <w:tcW w:w="3350" w:type="dxa"/>
+            <w:shd w:fill="FAF9F5"/>
+            <w:vAlign w:val="center"/>
+          </w:tcPr>
+          <w:p>
+            <w:pPr>
+              <w:spacing w:before="0" w:after="60" w:line="280" w:lineRule="auto"/>
+            </w:pPr>
+            <w:r>
+              <w:rPr>
+                <w:b/>
+                <w:sz w:val="16"/>
+                <w:szCs w:val="16"/>
+              </w:rPr>
+              <w:t xml:space="preserve">决策与输入</w:t>
+            </w:r>
+          </w:p>
+        </w:tc>
+        <w:tc>
+          <w:tcPr>
+            <w:tcW w:w="2288" w:type="dxa"/>
+            <w:shd w:fill="FAF9F5"/>
+            <w:vAlign w:val="center"/>
+          </w:tcPr>
+          <w:p>
+            <w:pPr>
+              <w:spacing w:before="0" w:after="60" w:line="280" w:lineRule="auto"/>
+            </w:pPr>
+            <w:r>
+              <w:rPr>
+                <w:b/>
+                <w:sz w:val="16"/>
+                <w:szCs w:val="16"/>
+              </w:rPr>
+              <w:t xml:space="preserve">输出与升级</w:t>
+            </w:r>
+          </w:p>
+        </w:tc>
+      </w:tr>
+      <w:tr>
+        <w:tc>
+          <w:tcPr>
+            <w:tcW w:w="1650" w:type="dxa"/>
+            <w:vAlign w:val="center"/>
+          </w:tcPr>
+          <w:p>
+            <w:pPr>
+              <w:spacing w:before="0" w:after="60" w:line="280" w:lineRule="auto"/>
+            </w:pPr>
+            <w:r>
+              <w:rPr>
+                <w:sz w:val="16"/>
+                <w:szCs w:val="16"/>
+              </w:rPr>
+              <w:t xml:space="preserve">每周执行会</w:t>
+            </w:r>
+          </w:p>
+        </w:tc>
+        <w:tc>
+          <w:tcPr>
+            <w:tcW w:w="2350" w:type="dxa"/>
+            <w:vAlign w:val="center"/>
+          </w:tcPr>
+          <w:p>
+            <w:pPr>
+              <w:spacing w:before="0" w:after="60" w:line="280" w:lineRule="auto"/>
+            </w:pPr>
+            <w:r>
+              <w:rPr>
+                <w:sz w:val="16"/>
+                <w:szCs w:val="16"/>
+              </w:rPr>
+              <w:t xml:space="preserve">市场、增长、内容、技术、交付</w:t>
+            </w:r>
+          </w:p>
+        </w:tc>
+        <w:tc>
+          <w:tcPr>
+            <w:tcW w:w="3350" w:type="dxa"/>
+            <w:vAlign w:val="center"/>
+          </w:tcPr>
+          <w:p>
+            <w:pPr>
+              <w:spacing w:before="0" w:after="60" w:line="280" w:lineRule="auto"/>
+            </w:pPr>
+            <w:r>
+              <w:rPr>
+                <w:sz w:val="16"/>
+                <w:szCs w:val="16"/>
+              </w:rPr>
+              <w:t xml:space="preserve">确认 P0 资产进度、阻塞项和责任人。</w:t>
+              <w:br/>
+              <w:t xml:space="preserve">输入：任务清单、上线记录、审核状态。</w:t>
+            </w:r>
+          </w:p>
+        </w:tc>
+        <w:tc>
+          <w:tcPr>
+            <w:tcW w:w="2288" w:type="dxa"/>
+            <w:vAlign w:val="center"/>
+          </w:tcPr>
+          <w:p>
+            <w:pPr>
+              <w:spacing w:before="0" w:after="60" w:line="280" w:lineRule="auto"/>
+            </w:pPr>
+            <w:r>
+              <w:rPr>
+                <w:sz w:val="16"/>
+                <w:szCs w:val="16"/>
+              </w:rPr>
+              <w:t xml:space="preserve">周行动清单和风险项。</w:t>
+              <w:br/>
+              <w:t xml:space="preserve">升级：P0 任务延期超过 5 个工作日。</w:t>
+            </w:r>
+          </w:p>
+        </w:tc>
+      </w:tr>
+      <w:tr>
+        <w:tc>
+          <w:tcPr>
+            <w:tcW w:w="1650" w:type="dxa"/>
+            <w:vAlign w:val="center"/>
+          </w:tcPr>
+          <w:p>
+            <w:pPr>
+              <w:spacing w:before="0" w:after="60" w:line="280" w:lineRule="auto"/>
+            </w:pPr>
+            <w:r>
+              <w:rPr>
+                <w:sz w:val="16"/>
+                <w:szCs w:val="16"/>
+              </w:rPr>
+              <w:t xml:space="preserve">双周采样复盘</w:t>
+            </w:r>
+          </w:p>
+        </w:tc>
+        <w:tc>
+          <w:tcPr>
+            <w:tcW w:w="2350" w:type="dxa"/>
+            <w:vAlign w:val="center"/>
+          </w:tcPr>
+          <w:p>
+            <w:pPr>
+              <w:spacing w:before="0" w:after="60" w:line="280" w:lineRule="auto"/>
+            </w:pPr>
+            <w:r>
+              <w:rPr>
+                <w:sz w:val="16"/>
+                <w:szCs w:val="16"/>
+              </w:rPr>
+              <w:t xml:space="preserve">数据、增长、内容、交付</w:t>
+            </w:r>
+          </w:p>
+        </w:tc>
+        <w:tc>
+          <w:tcPr>
+            <w:tcW w:w="3350" w:type="dxa"/>
+            <w:vAlign w:val="center"/>
+          </w:tcPr>
+          <w:p>
+            <w:pPr>
+              <w:spacing w:before="0" w:after="60" w:line="280" w:lineRule="auto"/>
+            </w:pPr>
+            <w:r>
+              <w:rPr>
+                <w:sz w:val="16"/>
+                <w:szCs w:val="16"/>
+              </w:rPr>
+              <w:t xml:space="preserve">判断平台答案变化和修复优先级。</w:t>
+              <w:br/>
+              <w:t xml:space="preserve">输入：五平台采样结果、事实错误表、引用记录。</w:t>
+            </w:r>
+          </w:p>
+        </w:tc>
+        <w:tc>
+          <w:tcPr>
+            <w:tcW w:w="2288" w:type="dxa"/>
+            <w:vAlign w:val="center"/>
+          </w:tcPr>
+          <w:p>
+            <w:pPr>
+              <w:spacing w:before="0" w:after="60" w:line="280" w:lineRule="auto"/>
+            </w:pPr>
+            <w:r>
+              <w:rPr>
+                <w:sz w:val="16"/>
+                <w:szCs w:val="16"/>
+              </w:rPr>
+              <w:t xml:space="preserve">归因表、修复 Backlog、下一轮问题。</w:t>
+              <w:br/>
+              <w:t xml:space="preserve">升级：事实错误率高于 15% 或核心问题无品牌出现。</w:t>
+            </w:r>
+          </w:p>
+        </w:tc>
+      </w:tr>
+      <w:tr>
+        <w:tc>
+          <w:tcPr>
+            <w:tcW w:w="1650" w:type="dxa"/>
+            <w:vAlign w:val="center"/>
+          </w:tcPr>
+          <w:p>
+            <w:pPr>
+              <w:spacing w:before="0" w:after="60" w:line="280" w:lineRule="auto"/>
+            </w:pPr>
+            <w:r>
+              <w:rPr>
+                <w:sz w:val="16"/>
+                <w:szCs w:val="16"/>
+              </w:rPr>
+              <w:t xml:space="preserve">月度预算复盘</w:t>
+            </w:r>
+          </w:p>
+        </w:tc>
+        <w:tc>
+          <w:tcPr>
+            <w:tcW w:w="2350" w:type="dxa"/>
+            <w:vAlign w:val="center"/>
+          </w:tcPr>
+          <w:p>
+            <w:pPr>
+              <w:spacing w:before="0" w:after="60" w:line="280" w:lineRule="auto"/>
+            </w:pPr>
+            <w:r>
+              <w:rPr>
+                <w:sz w:val="16"/>
+                <w:szCs w:val="16"/>
+              </w:rPr>
+              <w:t xml:space="preserve">CEO/​市场负责人、增长、内容、技术、交付</w:t>
+            </w:r>
+          </w:p>
+        </w:tc>
+        <w:tc>
+          <w:tcPr>
+            <w:tcW w:w="3350" w:type="dxa"/>
+            <w:vAlign w:val="center"/>
+          </w:tcPr>
+          <w:p>
+            <w:pPr>
+              <w:spacing w:before="0" w:after="60" w:line="280" w:lineRule="auto"/>
+            </w:pPr>
+            <w:r>
+              <w:rPr>
+                <w:sz w:val="16"/>
+                <w:szCs w:val="16"/>
+              </w:rPr>
+              <w:t xml:space="preserve">调整预算、人力和下一月优先级。</w:t>
+              <w:br/>
+              <w:t xml:space="preserve">输入：北极星指标、线索贡献、产能和风险。</w:t>
+            </w:r>
+          </w:p>
+        </w:tc>
+        <w:tc>
+          <w:tcPr>
+            <w:tcW w:w="2288" w:type="dxa"/>
+            <w:vAlign w:val="center"/>
+          </w:tcPr>
+          <w:p>
+            <w:pPr>
+              <w:spacing w:before="0" w:after="60" w:line="280" w:lineRule="auto"/>
+            </w:pPr>
+            <w:r>
+              <w:rPr>
+                <w:sz w:val="16"/>
+                <w:szCs w:val="16"/>
+              </w:rPr>
+              <w:t xml:space="preserve">预算建议和路线图更新。</w:t>
+              <w:br/>
+              <w:t xml:space="preserve">升级：核心指标连续两轮无改善或预算超出 20%。</w:t>
             </w:r>
           </w:p>
         </w:tc>
@@ -8173,12 +11599,12 @@
           <w:right w:w="120" w:type="dxa"/>
         </w:tblCellMar>
         <w:tblBorders>
-          <w:top w:val="single" w:sz="4" w:color="D9DEE8"/>
-          <w:left w:val="single" w:sz="4" w:color="D9DEE8"/>
-          <w:bottom w:val="single" w:sz="4" w:color="D9DEE8"/>
-          <w:right w:val="single" w:sz="4" w:color="D9DEE8"/>
-          <w:insideH w:val="single" w:sz="4" w:color="D9DEE8"/>
-          <w:insideV w:val="single" w:sz="4" w:color="D9DEE8"/>
+          <w:top w:val="single" w:sz="4" w:color="E8E5DA"/>
+          <w:left w:val="single" w:sz="4" w:color="E8E5DA"/>
+          <w:bottom w:val="single" w:sz="4" w:color="E8E5DA"/>
+          <w:right w:val="single" w:sz="4" w:color="E8E5DA"/>
+          <w:insideH w:val="single" w:sz="4" w:color="E8E5DA"/>
+          <w:insideV w:val="single" w:sz="4" w:color="E8E5DA"/>
         </w:tblBorders>
       </w:tblPr>
       <w:tblGrid>
@@ -8191,7 +11617,7 @@
         <w:tc>
           <w:tcPr>
             <w:tcW w:w="2500" w:type="dxa"/>
-            <w:shd w:fill="F6F8FB"/>
+            <w:shd w:fill="FAF9F5"/>
             <w:vAlign w:val="center"/>
           </w:tcPr>
           <w:p>
@@ -8211,7 +11637,7 @@
         <w:tc>
           <w:tcPr>
             <w:tcW w:w="3700" w:type="dxa"/>
-            <w:shd w:fill="F6F8FB"/>
+            <w:shd w:fill="FAF9F5"/>
             <w:vAlign w:val="center"/>
           </w:tcPr>
           <w:p>
@@ -8231,7 +11657,7 @@
         <w:tc>
           <w:tcPr>
             <w:tcW w:w="1350" w:type="dxa"/>
-            <w:shd w:fill="F6F8FB"/>
+            <w:shd w:fill="FAF9F5"/>
             <w:vAlign w:val="center"/>
           </w:tcPr>
           <w:p>
@@ -8251,7 +11677,7 @@
         <w:tc>
           <w:tcPr>
             <w:tcW w:w="2088" w:type="dxa"/>
-            <w:shd w:fill="F6F8FB"/>
+            <w:shd w:fill="FAF9F5"/>
             <w:vAlign w:val="center"/>
           </w:tcPr>
           <w:p>
@@ -8529,12 +11955,12 @@
           <w:right w:w="120" w:type="dxa"/>
         </w:tblCellMar>
         <w:tblBorders>
-          <w:top w:val="single" w:sz="4" w:color="D9DEE8"/>
-          <w:left w:val="single" w:sz="4" w:color="D9DEE8"/>
-          <w:bottom w:val="single" w:sz="4" w:color="D9DEE8"/>
-          <w:right w:val="single" w:sz="4" w:color="D9DEE8"/>
-          <w:insideH w:val="single" w:sz="4" w:color="D9DEE8"/>
-          <w:insideV w:val="single" w:sz="4" w:color="D9DEE8"/>
+          <w:top w:val="single" w:sz="4" w:color="E8E5DA"/>
+          <w:left w:val="single" w:sz="4" w:color="E8E5DA"/>
+          <w:bottom w:val="single" w:sz="4" w:color="E8E5DA"/>
+          <w:right w:val="single" w:sz="4" w:color="E8E5DA"/>
+          <w:insideH w:val="single" w:sz="4" w:color="E8E5DA"/>
+          <w:insideV w:val="single" w:sz="4" w:color="E8E5DA"/>
         </w:tblBorders>
       </w:tblPr>
       <w:tblGrid>
@@ -8545,7 +11971,7 @@
         <w:tc>
           <w:tcPr>
             <w:tcW w:w="1650" w:type="dxa"/>
-            <w:shd w:fill="F6F8FB"/>
+            <w:shd w:fill="FAF9F5"/>
             <w:vAlign w:val="center"/>
           </w:tcPr>
           <w:p>
@@ -8565,7 +11991,7 @@
         <w:tc>
           <w:tcPr>
             <w:tcW w:w="7988" w:type="dxa"/>
-            <w:shd w:fill="F6F8FB"/>
+            <w:shd w:fill="FAF9F5"/>
             <w:vAlign w:val="center"/>
           </w:tcPr>
           <w:p>
@@ -8655,6 +12081,158 @@
                 <w:szCs w:val="17"/>
               </w:rPr>
               <w:t xml:space="preserve">内部测试输入</w:t>
+            </w:r>
+          </w:p>
+        </w:tc>
+      </w:tr>
+      <w:tr>
+        <w:tc>
+          <w:tcPr>
+            <w:tcW w:w="1650" w:type="dxa"/>
+            <w:vAlign w:val="center"/>
+          </w:tcPr>
+          <w:p>
+            <w:pPr>
+              <w:spacing w:before="0" w:after="60" w:line="280" w:lineRule="auto"/>
+            </w:pPr>
+            <w:r>
+              <w:rPr>
+                <w:sz w:val="17"/>
+                <w:szCs w:val="17"/>
+              </w:rPr>
+              <w:t xml:space="preserve">来源类型</w:t>
+            </w:r>
+          </w:p>
+        </w:tc>
+        <w:tc>
+          <w:tcPr>
+            <w:tcW w:w="7988" w:type="dxa"/>
+            <w:vAlign w:val="center"/>
+          </w:tcPr>
+          <w:p>
+            <w:pPr>
+              <w:spacing w:before="0" w:after="60" w:line="280" w:lineRule="auto"/>
+            </w:pPr>
+            <w:r>
+              <w:rPr>
+                <w:sz w:val="17"/>
+                <w:szCs w:val="17"/>
+              </w:rPr>
+              <w:t xml:space="preserve">内部测试/​匿名示例</w:t>
+            </w:r>
+          </w:p>
+        </w:tc>
+      </w:tr>
+      <w:tr>
+        <w:tc>
+          <w:tcPr>
+            <w:tcW w:w="1650" w:type="dxa"/>
+            <w:vAlign w:val="center"/>
+          </w:tcPr>
+          <w:p>
+            <w:pPr>
+              <w:spacing w:before="0" w:after="60" w:line="280" w:lineRule="auto"/>
+            </w:pPr>
+            <w:r>
+              <w:rPr>
+                <w:sz w:val="17"/>
+                <w:szCs w:val="17"/>
+              </w:rPr>
+              <w:t xml:space="preserve">证据等级</w:t>
+            </w:r>
+          </w:p>
+        </w:tc>
+        <w:tc>
+          <w:tcPr>
+            <w:tcW w:w="7988" w:type="dxa"/>
+            <w:vAlign w:val="center"/>
+          </w:tcPr>
+          <w:p>
+            <w:pPr>
+              <w:spacing w:before="0" w:after="60" w:line="280" w:lineRule="auto"/>
+            </w:pPr>
+            <w:r>
+              <w:rPr>
+                <w:sz w:val="17"/>
+                <w:szCs w:val="17"/>
+              </w:rPr>
+              <w:t xml:space="preserve">C 内部待授权</w:t>
+            </w:r>
+          </w:p>
+        </w:tc>
+      </w:tr>
+      <w:tr>
+        <w:tc>
+          <w:tcPr>
+            <w:tcW w:w="1650" w:type="dxa"/>
+            <w:vAlign w:val="center"/>
+          </w:tcPr>
+          <w:p>
+            <w:pPr>
+              <w:spacing w:before="0" w:after="60" w:line="280" w:lineRule="auto"/>
+            </w:pPr>
+            <w:r>
+              <w:rPr>
+                <w:sz w:val="17"/>
+                <w:szCs w:val="17"/>
+              </w:rPr>
+              <w:t xml:space="preserve">核验日期</w:t>
+            </w:r>
+          </w:p>
+        </w:tc>
+        <w:tc>
+          <w:tcPr>
+            <w:tcW w:w="7988" w:type="dxa"/>
+            <w:vAlign w:val="center"/>
+          </w:tcPr>
+          <w:p>
+            <w:pPr>
+              <w:spacing w:before="0" w:after="60" w:line="280" w:lineRule="auto"/>
+            </w:pPr>
+            <w:r>
+              <w:rPr>
+                <w:sz w:val="17"/>
+                <w:szCs w:val="17"/>
+              </w:rPr>
+              <w:t xml:space="preserve">2026-​05-​21</w:t>
+            </w:r>
+          </w:p>
+        </w:tc>
+      </w:tr>
+      <w:tr>
+        <w:tc>
+          <w:tcPr>
+            <w:tcW w:w="1650" w:type="dxa"/>
+            <w:vAlign w:val="center"/>
+          </w:tcPr>
+          <w:p>
+            <w:pPr>
+              <w:spacing w:before="0" w:after="60" w:line="280" w:lineRule="auto"/>
+            </w:pPr>
+            <w:r>
+              <w:rPr>
+                <w:sz w:val="17"/>
+                <w:szCs w:val="17"/>
+              </w:rPr>
+              <w:t xml:space="preserve">新鲜度</w:t>
+            </w:r>
+          </w:p>
+        </w:tc>
+        <w:tc>
+          <w:tcPr>
+            <w:tcW w:w="7988" w:type="dxa"/>
+            <w:vAlign w:val="center"/>
+          </w:tcPr>
+          <w:p>
+            <w:pPr>
+              <w:spacing w:before="0" w:after="60" w:line="280" w:lineRule="auto"/>
+            </w:pPr>
+            <w:r>
+              <w:rPr>
+                <w:sz w:val="17"/>
+                <w:szCs w:val="17"/>
+              </w:rPr>
+              <w:t xml:space="preserve">示例数据需替换为客户真实来源</w:t>
             </w:r>
           </w:p>
         </w:tc>
@@ -8719,12 +12297,12 @@
           <w:right w:w="120" w:type="dxa"/>
         </w:tblCellMar>
         <w:tblBorders>
-          <w:top w:val="single" w:sz="4" w:color="D9DEE8"/>
-          <w:left w:val="single" w:sz="4" w:color="D9DEE8"/>
-          <w:bottom w:val="single" w:sz="4" w:color="D9DEE8"/>
-          <w:right w:val="single" w:sz="4" w:color="D9DEE8"/>
-          <w:insideH w:val="single" w:sz="4" w:color="D9DEE8"/>
-          <w:insideV w:val="single" w:sz="4" w:color="D9DEE8"/>
+          <w:top w:val="single" w:sz="4" w:color="E8E5DA"/>
+          <w:left w:val="single" w:sz="4" w:color="E8E5DA"/>
+          <w:bottom w:val="single" w:sz="4" w:color="E8E5DA"/>
+          <w:right w:val="single" w:sz="4" w:color="E8E5DA"/>
+          <w:insideH w:val="single" w:sz="4" w:color="E8E5DA"/>
+          <w:insideV w:val="single" w:sz="4" w:color="E8E5DA"/>
         </w:tblBorders>
       </w:tblPr>
       <w:tblGrid>
@@ -8735,7 +12313,7 @@
         <w:tc>
           <w:tcPr>
             <w:tcW w:w="1650" w:type="dxa"/>
-            <w:shd w:fill="F6F8FB"/>
+            <w:shd w:fill="FAF9F5"/>
             <w:vAlign w:val="center"/>
           </w:tcPr>
           <w:p>
@@ -8755,7 +12333,7 @@
         <w:tc>
           <w:tcPr>
             <w:tcW w:w="7988" w:type="dxa"/>
-            <w:shd w:fill="F6F8FB"/>
+            <w:shd w:fill="FAF9F5"/>
             <w:vAlign w:val="center"/>
           </w:tcPr>
           <w:p>
@@ -8845,6 +12423,158 @@
                 <w:szCs w:val="17"/>
               </w:rPr>
               <w:t xml:space="preserve">Lewis et al.​, RAG</w:t>
+            </w:r>
+          </w:p>
+        </w:tc>
+      </w:tr>
+      <w:tr>
+        <w:tc>
+          <w:tcPr>
+            <w:tcW w:w="1650" w:type="dxa"/>
+            <w:vAlign w:val="center"/>
+          </w:tcPr>
+          <w:p>
+            <w:pPr>
+              <w:spacing w:before="0" w:after="60" w:line="280" w:lineRule="auto"/>
+            </w:pPr>
+            <w:r>
+              <w:rPr>
+                <w:sz w:val="17"/>
+                <w:szCs w:val="17"/>
+              </w:rPr>
+              <w:t xml:space="preserve">来源类型</w:t>
+            </w:r>
+          </w:p>
+        </w:tc>
+        <w:tc>
+          <w:tcPr>
+            <w:tcW w:w="7988" w:type="dxa"/>
+            <w:vAlign w:val="center"/>
+          </w:tcPr>
+          <w:p>
+            <w:pPr>
+              <w:spacing w:before="0" w:after="60" w:line="280" w:lineRule="auto"/>
+            </w:pPr>
+            <w:r>
+              <w:rPr>
+                <w:sz w:val="17"/>
+                <w:szCs w:val="17"/>
+              </w:rPr>
+              <w:t xml:space="preserve">研究论文</w:t>
+            </w:r>
+          </w:p>
+        </w:tc>
+      </w:tr>
+      <w:tr>
+        <w:tc>
+          <w:tcPr>
+            <w:tcW w:w="1650" w:type="dxa"/>
+            <w:vAlign w:val="center"/>
+          </w:tcPr>
+          <w:p>
+            <w:pPr>
+              <w:spacing w:before="0" w:after="60" w:line="280" w:lineRule="auto"/>
+            </w:pPr>
+            <w:r>
+              <w:rPr>
+                <w:sz w:val="17"/>
+                <w:szCs w:val="17"/>
+              </w:rPr>
+              <w:t xml:space="preserve">证据等级</w:t>
+            </w:r>
+          </w:p>
+        </w:tc>
+        <w:tc>
+          <w:tcPr>
+            <w:tcW w:w="7988" w:type="dxa"/>
+            <w:vAlign w:val="center"/>
+          </w:tcPr>
+          <w:p>
+            <w:pPr>
+              <w:spacing w:before="0" w:after="60" w:line="280" w:lineRule="auto"/>
+            </w:pPr>
+            <w:r>
+              <w:rPr>
+                <w:sz w:val="17"/>
+                <w:szCs w:val="17"/>
+              </w:rPr>
+              <w:t xml:space="preserve">A 公开研究依据</w:t>
+            </w:r>
+          </w:p>
+        </w:tc>
+      </w:tr>
+      <w:tr>
+        <w:tc>
+          <w:tcPr>
+            <w:tcW w:w="1650" w:type="dxa"/>
+            <w:vAlign w:val="center"/>
+          </w:tcPr>
+          <w:p>
+            <w:pPr>
+              <w:spacing w:before="0" w:after="60" w:line="280" w:lineRule="auto"/>
+            </w:pPr>
+            <w:r>
+              <w:rPr>
+                <w:sz w:val="17"/>
+                <w:szCs w:val="17"/>
+              </w:rPr>
+              <w:t xml:space="preserve">核验日期</w:t>
+            </w:r>
+          </w:p>
+        </w:tc>
+        <w:tc>
+          <w:tcPr>
+            <w:tcW w:w="7988" w:type="dxa"/>
+            <w:vAlign w:val="center"/>
+          </w:tcPr>
+          <w:p>
+            <w:pPr>
+              <w:spacing w:before="0" w:after="60" w:line="280" w:lineRule="auto"/>
+            </w:pPr>
+            <w:r>
+              <w:rPr>
+                <w:sz w:val="17"/>
+                <w:szCs w:val="17"/>
+              </w:rPr>
+              <w:t xml:space="preserve">2026-​05-​21</w:t>
+            </w:r>
+          </w:p>
+        </w:tc>
+      </w:tr>
+      <w:tr>
+        <w:tc>
+          <w:tcPr>
+            <w:tcW w:w="1650" w:type="dxa"/>
+            <w:vAlign w:val="center"/>
+          </w:tcPr>
+          <w:p>
+            <w:pPr>
+              <w:spacing w:before="0" w:after="60" w:line="280" w:lineRule="auto"/>
+            </w:pPr>
+            <w:r>
+              <w:rPr>
+                <w:sz w:val="17"/>
+                <w:szCs w:val="17"/>
+              </w:rPr>
+              <w:t xml:space="preserve">新鲜度</w:t>
+            </w:r>
+          </w:p>
+        </w:tc>
+        <w:tc>
+          <w:tcPr>
+            <w:tcW w:w="7988" w:type="dxa"/>
+            <w:vAlign w:val="center"/>
+          </w:tcPr>
+          <w:p>
+            <w:pPr>
+              <w:spacing w:before="0" w:after="60" w:line="280" w:lineRule="auto"/>
+            </w:pPr>
+            <w:r>
+              <w:rPr>
+                <w:sz w:val="17"/>
+                <w:szCs w:val="17"/>
+              </w:rPr>
+              <w:t xml:space="preserve">理论依据稳定，年度复核</w:t>
             </w:r>
           </w:p>
         </w:tc>
@@ -8909,12 +12639,12 @@
           <w:right w:w="120" w:type="dxa"/>
         </w:tblCellMar>
         <w:tblBorders>
-          <w:top w:val="single" w:sz="4" w:color="D9DEE8"/>
-          <w:left w:val="single" w:sz="4" w:color="D9DEE8"/>
-          <w:bottom w:val="single" w:sz="4" w:color="D9DEE8"/>
-          <w:right w:val="single" w:sz="4" w:color="D9DEE8"/>
-          <w:insideH w:val="single" w:sz="4" w:color="D9DEE8"/>
-          <w:insideV w:val="single" w:sz="4" w:color="D9DEE8"/>
+          <w:top w:val="single" w:sz="4" w:color="E8E5DA"/>
+          <w:left w:val="single" w:sz="4" w:color="E8E5DA"/>
+          <w:bottom w:val="single" w:sz="4" w:color="E8E5DA"/>
+          <w:right w:val="single" w:sz="4" w:color="E8E5DA"/>
+          <w:insideH w:val="single" w:sz="4" w:color="E8E5DA"/>
+          <w:insideV w:val="single" w:sz="4" w:color="E8E5DA"/>
         </w:tblBorders>
       </w:tblPr>
       <w:tblGrid>
@@ -8925,7 +12655,7 @@
         <w:tc>
           <w:tcPr>
             <w:tcW w:w="1650" w:type="dxa"/>
-            <w:shd w:fill="F6F8FB"/>
+            <w:shd w:fill="FAF9F5"/>
             <w:vAlign w:val="center"/>
           </w:tcPr>
           <w:p>
@@ -8945,7 +12675,7 @@
         <w:tc>
           <w:tcPr>
             <w:tcW w:w="7988" w:type="dxa"/>
-            <w:shd w:fill="F6F8FB"/>
+            <w:shd w:fill="FAF9F5"/>
             <w:vAlign w:val="center"/>
           </w:tcPr>
           <w:p>
@@ -8997,6 +12727,158 @@
                 <w:szCs w:val="17"/>
               </w:rPr>
               <w:t xml:space="preserve">生成后由 quality-​report.​json 复核</w:t>
+            </w:r>
+          </w:p>
+        </w:tc>
+      </w:tr>
+      <w:tr>
+        <w:tc>
+          <w:tcPr>
+            <w:tcW w:w="1650" w:type="dxa"/>
+            <w:vAlign w:val="center"/>
+          </w:tcPr>
+          <w:p>
+            <w:pPr>
+              <w:spacing w:before="0" w:after="60" w:line="280" w:lineRule="auto"/>
+            </w:pPr>
+            <w:r>
+              <w:rPr>
+                <w:sz w:val="17"/>
+                <w:szCs w:val="17"/>
+              </w:rPr>
+              <w:t xml:space="preserve">真实数据</w:t>
+            </w:r>
+          </w:p>
+        </w:tc>
+        <w:tc>
+          <w:tcPr>
+            <w:tcW w:w="7988" w:type="dxa"/>
+            <w:vAlign w:val="center"/>
+          </w:tcPr>
+          <w:p>
+            <w:pPr>
+              <w:spacing w:before="0" w:after="60" w:line="280" w:lineRule="auto"/>
+            </w:pPr>
+            <w:r>
+              <w:rPr>
+                <w:sz w:val="17"/>
+                <w:szCs w:val="17"/>
+              </w:rPr>
+              <w:t xml:space="preserve">公开来源、用户授权数据、平台采样导入、来源新鲜度和待补证缺口均有处理规则</w:t>
+            </w:r>
+          </w:p>
+        </w:tc>
+      </w:tr>
+      <w:tr>
+        <w:tc>
+          <w:tcPr>
+            <w:tcW w:w="1650" w:type="dxa"/>
+            <w:vAlign w:val="center"/>
+          </w:tcPr>
+          <w:p>
+            <w:pPr>
+              <w:spacing w:before="0" w:after="60" w:line="280" w:lineRule="auto"/>
+            </w:pPr>
+            <w:r>
+              <w:rPr>
+                <w:sz w:val="17"/>
+                <w:szCs w:val="17"/>
+              </w:rPr>
+              <w:t xml:space="preserve">分析完整性</w:t>
+            </w:r>
+          </w:p>
+        </w:tc>
+        <w:tc>
+          <w:tcPr>
+            <w:tcW w:w="7988" w:type="dxa"/>
+            <w:vAlign w:val="center"/>
+          </w:tcPr>
+          <w:p>
+            <w:pPr>
+              <w:spacing w:before="0" w:after="60" w:line="280" w:lineRule="auto"/>
+            </w:pPr>
+            <w:r>
+              <w:rPr>
+                <w:sz w:val="17"/>
+                <w:szCs w:val="17"/>
+              </w:rPr>
+              <w:t xml:space="preserve">十维分析矩阵覆盖业务目标、问题覆盖、品牌实体、页面技术、内容资产、标题体系、知识库、外部证据、平台适配、监测治理</w:t>
+            </w:r>
+          </w:p>
+        </w:tc>
+      </w:tr>
+      <w:tr>
+        <w:tc>
+          <w:tcPr>
+            <w:tcW w:w="1650" w:type="dxa"/>
+            <w:vAlign w:val="center"/>
+          </w:tcPr>
+          <w:p>
+            <w:pPr>
+              <w:spacing w:before="0" w:after="60" w:line="280" w:lineRule="auto"/>
+            </w:pPr>
+            <w:r>
+              <w:rPr>
+                <w:sz w:val="17"/>
+                <w:szCs w:val="17"/>
+              </w:rPr>
+              <w:t xml:space="preserve">证据成熟度</w:t>
+            </w:r>
+          </w:p>
+        </w:tc>
+        <w:tc>
+          <w:tcPr>
+            <w:tcW w:w="7988" w:type="dxa"/>
+            <w:vAlign w:val="center"/>
+          </w:tcPr>
+          <w:p>
+            <w:pPr>
+              <w:spacing w:before="0" w:after="60" w:line="280" w:lineRule="auto"/>
+            </w:pPr>
+            <w:r>
+              <w:rPr>
+                <w:sz w:val="17"/>
+                <w:szCs w:val="17"/>
+              </w:rPr>
+              <w:t xml:space="preserve">核心事实按 A-​E 成熟度标注来源状态、缺口和补证动作</w:t>
+            </w:r>
+          </w:p>
+        </w:tc>
+      </w:tr>
+      <w:tr>
+        <w:tc>
+          <w:tcPr>
+            <w:tcW w:w="1650" w:type="dxa"/>
+            <w:vAlign w:val="center"/>
+          </w:tcPr>
+          <w:p>
+            <w:pPr>
+              <w:spacing w:before="0" w:after="60" w:line="280" w:lineRule="auto"/>
+            </w:pPr>
+            <w:r>
+              <w:rPr>
+                <w:sz w:val="17"/>
+                <w:szCs w:val="17"/>
+              </w:rPr>
+              <w:t xml:space="preserve">预算治理</w:t>
+            </w:r>
+          </w:p>
+        </w:tc>
+        <w:tc>
+          <w:tcPr>
+            <w:tcW w:w="7988" w:type="dxa"/>
+            <w:vAlign w:val="center"/>
+          </w:tcPr>
+          <w:p>
+            <w:pPr>
+              <w:spacing w:before="0" w:after="60" w:line="280" w:lineRule="auto"/>
+            </w:pPr>
+            <w:r>
+              <w:rPr>
+                <w:sz w:val="17"/>
+                <w:szCs w:val="17"/>
+              </w:rPr>
+              <w:t xml:space="preserve">资源预算、优先级、治理节奏和升级条件进入实施方案</w:t>
             </w:r>
           </w:p>
         </w:tc>
@@ -9175,8 +13057,8 @@
     <w:name w:val="Title"/>
     <w:basedOn w:val="Normal"/>
     <w:rPr>
-      <w:b/>
-      <w:rFonts w:ascii="Times New Roman" w:eastAsia="黑体"/>
+      <w:rFonts w:ascii="Times New Roman" w:eastAsia="宋体"/>
+      <w:color w:val="1B365D"/>
       <w:sz w:val="36"/>
     </w:rPr>
   </w:style>
@@ -9184,8 +13066,8 @@
     <w:name w:val="heading 1"/>
     <w:basedOn w:val="Normal"/>
     <w:rPr>
-      <w:b/>
-      <w:rFonts w:ascii="Times New Roman" w:eastAsia="黑体"/>
+      <w:rFonts w:ascii="Times New Roman" w:eastAsia="宋体"/>
+      <w:color w:val="1B365D"/>
       <w:sz w:val="28"/>
     </w:rPr>
   </w:style>
@@ -9193,8 +13075,8 @@
     <w:name w:val="heading 2"/>
     <w:basedOn w:val="Normal"/>
     <w:rPr>
-      <w:b/>
-      <w:rFonts w:ascii="Times New Roman" w:eastAsia="黑体"/>
+      <w:rFonts w:ascii="Times New Roman" w:eastAsia="宋体"/>
+      <w:color w:val="141413"/>
       <w:sz w:val="24"/>
     </w:rPr>
   </w:style>
